--- a/LAB_OOSD/LAB4/LAB4.docx
+++ b/LAB_OOSD/LAB4/LAB4.docx
@@ -73,17 +73,19 @@
     </w:p>
     <w:p>
       <w:pPr>
-        <w:rPr>
-          <w:lang w:val="vi-VN"/>
-        </w:rPr>
-      </w:pPr>
+        <w:pStyle w:val="Heading1"/>
+        <w:rPr>
+          <w:lang w:val="vi-VN"/>
+        </w:rPr>
+      </w:pPr>
+      <w:r>
+        <w:rPr>
+          <w:lang w:val="vi-VN"/>
+        </w:rPr>
+        <w:t>Phân tích</w:t>
+      </w:r>
     </w:p>
     <w:p>
-      <w:pPr>
-        <w:rPr>
-          <w:lang w:val="vi-VN"/>
-        </w:rPr>
-      </w:pPr>
       <w:proofErr w:type="spellStart"/>
       <w:r>
         <w:t>Phân</w:t>
@@ -182,6 +184,136 @@
           <w:lang w:val="vi-VN"/>
         </w:rPr>
         <w:t xml:space="preserve">3 hệ thống khác khi cần </w:t>
+      </w:r>
+    </w:p>
+    <w:p>
+      <w:pPr>
+        <w:rPr>
+          <w:lang w:val="vi-VN"/>
+        </w:rPr>
+      </w:pPr>
+      <w:proofErr w:type="spellStart"/>
+      <w:r>
+        <w:t>Hệ</w:t>
+      </w:r>
+      <w:proofErr w:type="spellEnd"/>
+      <w:r>
+        <w:rPr>
+          <w:lang w:val="vi-VN"/>
+        </w:rPr>
+        <w:t xml:space="preserve"> thống gồm các </w:t>
+      </w:r>
+      <w:proofErr w:type="spellStart"/>
+      <w:r>
+        <w:rPr>
+          <w:lang w:val="vi-VN"/>
+        </w:rPr>
+        <w:t>actor</w:t>
+      </w:r>
+      <w:proofErr w:type="spellEnd"/>
+      <w:r>
+        <w:rPr>
+          <w:lang w:val="vi-VN"/>
+        </w:rPr>
+        <w:t xml:space="preserve">: </w:t>
+      </w:r>
+    </w:p>
+    <w:p>
+      <w:pPr>
+        <w:pStyle w:val="ListParagraph"/>
+        <w:numPr>
+          <w:ilvl w:val="0"/>
+          <w:numId w:val="5"/>
+        </w:numPr>
+        <w:rPr>
+          <w:lang w:val="vi-VN"/>
+        </w:rPr>
+      </w:pPr>
+      <w:r>
+        <w:rPr>
+          <w:lang w:val="vi-VN"/>
+        </w:rPr>
+        <w:t xml:space="preserve">Hệ thống e-SHOPPING </w:t>
+      </w:r>
+    </w:p>
+    <w:p>
+      <w:pPr>
+        <w:pStyle w:val="ListParagraph"/>
+        <w:numPr>
+          <w:ilvl w:val="0"/>
+          <w:numId w:val="5"/>
+        </w:numPr>
+        <w:rPr>
+          <w:lang w:val="vi-VN"/>
+        </w:rPr>
+      </w:pPr>
+      <w:r>
+        <w:rPr>
+          <w:lang w:val="vi-VN"/>
+        </w:rPr>
+        <w:t xml:space="preserve">Hệ thống quản lý sản phẩm </w:t>
+      </w:r>
+    </w:p>
+    <w:p>
+      <w:pPr>
+        <w:pStyle w:val="ListParagraph"/>
+        <w:numPr>
+          <w:ilvl w:val="0"/>
+          <w:numId w:val="5"/>
+        </w:numPr>
+        <w:rPr>
+          <w:lang w:val="vi-VN"/>
+        </w:rPr>
+      </w:pPr>
+      <w:r>
+        <w:rPr>
+          <w:lang w:val="vi-VN"/>
+        </w:rPr>
+        <w:t xml:space="preserve">Hệ thống thanh toán trực tuyến </w:t>
+      </w:r>
+    </w:p>
+    <w:p>
+      <w:pPr>
+        <w:pStyle w:val="ListParagraph"/>
+        <w:numPr>
+          <w:ilvl w:val="0"/>
+          <w:numId w:val="5"/>
+        </w:numPr>
+        <w:rPr>
+          <w:lang w:val="vi-VN"/>
+        </w:rPr>
+      </w:pPr>
+      <w:r>
+        <w:rPr>
+          <w:lang w:val="vi-VN"/>
+        </w:rPr>
+        <w:t xml:space="preserve">Hệ thống </w:t>
+      </w:r>
+      <w:proofErr w:type="spellStart"/>
+      <w:r>
+        <w:rPr>
+          <w:lang w:val="vi-VN"/>
+        </w:rPr>
+        <w:t>email</w:t>
+      </w:r>
+      <w:proofErr w:type="spellEnd"/>
+    </w:p>
+    <w:p>
+      <w:pPr>
+        <w:pStyle w:val="ListParagraph"/>
+        <w:numPr>
+          <w:ilvl w:val="0"/>
+          <w:numId w:val="5"/>
+        </w:numPr>
+        <w:rPr>
+          <w:lang w:val="vi-VN"/>
+        </w:rPr>
+      </w:pPr>
+      <w:r>
+        <w:rPr>
+          <w:lang w:val="vi-VN"/>
+        </w:rPr>
+        <w:t xml:space="preserve">Khách hàng </w:t>
       </w:r>
     </w:p>
     <w:p>
@@ -723,79 +855,46 @@
       </w:r>
       <w:proofErr w:type="spellStart"/>
       <w:r>
-        <w:rPr>
-          <w:b/>
-          <w:bCs/>
-        </w:rPr>
         <w:t>mã</w:t>
       </w:r>
       <w:proofErr w:type="spellEnd"/>
       <w:r>
-        <w:rPr>
-          <w:b/>
-          <w:bCs/>
-        </w:rPr>
-        <w:t xml:space="preserve"> </w:t>
-      </w:r>
-      <w:proofErr w:type="spellStart"/>
-      <w:r>
-        <w:rPr>
-          <w:b/>
-          <w:bCs/>
-        </w:rPr>
+        <w:t xml:space="preserve"> </w:t>
+      </w:r>
+      <w:proofErr w:type="spellStart"/>
+      <w:r>
         <w:t>sản</w:t>
       </w:r>
       <w:proofErr w:type="spellEnd"/>
       <w:r>
-        <w:rPr>
-          <w:b/>
-          <w:bCs/>
-        </w:rPr>
-        <w:t xml:space="preserve"> </w:t>
-      </w:r>
-      <w:proofErr w:type="spellStart"/>
-      <w:r>
-        <w:rPr>
-          <w:b/>
-          <w:bCs/>
-        </w:rPr>
+        <w:t xml:space="preserve"> </w:t>
+      </w:r>
+      <w:proofErr w:type="spellStart"/>
+      <w:r>
         <w:t>phẩm</w:t>
       </w:r>
       <w:proofErr w:type="spellEnd"/>
       <w:r>
-        <w:rPr>
-          <w:b/>
-          <w:bCs/>
-        </w:rPr>
-        <w:t xml:space="preserve"> </w:t>
-      </w:r>
-      <w:proofErr w:type="spellStart"/>
-      <w:r>
-        <w:rPr>
-          <w:b/>
-          <w:bCs/>
-        </w:rPr>
+        <w:t xml:space="preserve"> </w:t>
+      </w:r>
+      <w:proofErr w:type="spellStart"/>
+      <w:r>
         <w:t>duy</w:t>
       </w:r>
       <w:proofErr w:type="spellEnd"/>
       <w:r>
-        <w:rPr>
-          <w:b/>
-          <w:bCs/>
-        </w:rPr>
-        <w:t xml:space="preserve"> </w:t>
-      </w:r>
-      <w:proofErr w:type="spellStart"/>
-      <w:r>
-        <w:rPr>
-          <w:b/>
-          <w:bCs/>
-        </w:rPr>
+        <w:t xml:space="preserve"> </w:t>
+      </w:r>
+      <w:proofErr w:type="spellStart"/>
+      <w:r>
         <w:t>nhất</w:t>
       </w:r>
       <w:proofErr w:type="spellEnd"/>
       <w:r>
-        <w:t xml:space="preserve">. </w:t>
+        <w:t>.</w:t>
+      </w:r>
+      <w:r>
+        <w:t xml:space="preserve"> </w:t>
       </w:r>
     </w:p>
     <w:p>
@@ -807,6 +906,7 @@
       </w:pPr>
       <w:proofErr w:type="spellStart"/>
       <w:r>
+        <w:lastRenderedPageBreak/>
         <w:t>Mỗi</w:t>
       </w:r>
       <w:proofErr w:type="spellEnd"/>
@@ -839,58 +939,30 @@
       </w:r>
       <w:proofErr w:type="spellStart"/>
       <w:r>
-        <w:rPr>
-          <w:b/>
-          <w:bCs/>
-        </w:rPr>
         <w:t>một</w:t>
       </w:r>
       <w:proofErr w:type="spellEnd"/>
       <w:r>
-        <w:rPr>
-          <w:b/>
-          <w:bCs/>
-        </w:rPr>
-        <w:t xml:space="preserve"> </w:t>
-      </w:r>
-      <w:proofErr w:type="spellStart"/>
-      <w:r>
-        <w:rPr>
-          <w:b/>
-          <w:bCs/>
-        </w:rPr>
+        <w:t xml:space="preserve"> </w:t>
+      </w:r>
+      <w:proofErr w:type="spellStart"/>
+      <w:r>
         <w:t>nhóm</w:t>
       </w:r>
       <w:proofErr w:type="spellEnd"/>
       <w:r>
-        <w:rPr>
-          <w:b/>
-          <w:bCs/>
-        </w:rPr>
-        <w:t xml:space="preserve"> </w:t>
-      </w:r>
-      <w:proofErr w:type="spellStart"/>
-      <w:r>
-        <w:rPr>
-          <w:b/>
-          <w:bCs/>
-        </w:rPr>
+        <w:t xml:space="preserve"> </w:t>
+      </w:r>
+      <w:proofErr w:type="spellStart"/>
+      <w:r>
         <w:t>sản</w:t>
       </w:r>
       <w:proofErr w:type="spellEnd"/>
       <w:r>
-        <w:rPr>
-          <w:b/>
-          <w:bCs/>
-        </w:rPr>
-        <w:t xml:space="preserve"> </w:t>
-      </w:r>
-      <w:proofErr w:type="spellStart"/>
-      <w:r>
-        <w:rPr>
-          <w:b/>
-          <w:bCs/>
-        </w:rPr>
+        <w:t xml:space="preserve"> </w:t>
+      </w:r>
+      <w:proofErr w:type="spellStart"/>
+      <w:r>
         <w:t>phẩm</w:t>
       </w:r>
       <w:proofErr w:type="spellEnd"/>
@@ -1062,7 +1134,6 @@
       </w:pPr>
       <w:proofErr w:type="spellStart"/>
       <w:r>
-        <w:lastRenderedPageBreak/>
         <w:t>Mô</w:t>
       </w:r>
       <w:proofErr w:type="spellEnd"/>
@@ -1753,19 +1824,18 @@
     </w:p>
     <w:p>
       <w:pPr>
-        <w:rPr>
-          <w:lang w:val="vi-VN"/>
-        </w:rPr>
-      </w:pPr>
-      <w:r>
-        <w:rPr>
-          <w:lang w:val="vi-VN"/>
-        </w:rPr>
-        <w:t xml:space="preserve">UML </w:t>
+        <w:pStyle w:val="Heading1"/>
+      </w:pPr>
+      <w:r>
+        <w:rPr>
+          <w:lang w:val="vi-VN"/>
+        </w:rPr>
+        <w:t>Thiết kế</w:t>
       </w:r>
     </w:p>
     <w:p>
       <w:pPr>
+        <w:pStyle w:val="Heading2"/>
         <w:rPr>
           <w:lang w:val="vi-VN"/>
         </w:rPr>
@@ -1796,30 +1866,8 @@
         <w:rPr>
           <w:lang w:val="vi-VN"/>
         </w:rPr>
-        <w:t xml:space="preserve">: gồm các </w:t>
-      </w:r>
-      <w:proofErr w:type="spellStart"/>
-      <w:r>
-        <w:rPr>
-          <w:lang w:val="vi-VN"/>
-        </w:rPr>
-        <w:t>actor</w:t>
-      </w:r>
-      <w:proofErr w:type="spellEnd"/>
-      <w:r>
-        <w:rPr>
-          <w:lang w:val="vi-VN"/>
-        </w:rPr>
-        <w:t xml:space="preserve"> (Khách hàng, Hệ thống quản lý sản phẩm, hệ thống thanh toán trực tuyến, Hệ thống </w:t>
-      </w:r>
-      <w:proofErr w:type="spellStart"/>
-      <w:r>
-        <w:rPr>
-          <w:lang w:val="vi-VN"/>
-        </w:rPr>
-        <w:t>email</w:t>
-      </w:r>
-      <w:proofErr w:type="spellEnd"/>
+        <w:t xml:space="preserve">: </w:t>
+      </w:r>
     </w:p>
     <w:p>
       <w:pPr>
@@ -1827,43 +1875,6371 @@
           <w:lang w:val="vi-VN"/>
         </w:rPr>
       </w:pPr>
-      <w:proofErr w:type="spellStart"/>
-      <w:r>
-        <w:rPr>
-          <w:lang w:val="vi-VN"/>
-        </w:rPr>
-        <w:t>Use</w:t>
-      </w:r>
-      <w:proofErr w:type="spellEnd"/>
-      <w:r>
-        <w:rPr>
-          <w:lang w:val="vi-VN"/>
-        </w:rPr>
-        <w:t xml:space="preserve"> </w:t>
-      </w:r>
-      <w:proofErr w:type="spellStart"/>
-      <w:r>
-        <w:rPr>
-          <w:lang w:val="vi-VN"/>
-        </w:rPr>
-        <w:t>case</w:t>
-      </w:r>
-      <w:proofErr w:type="spellEnd"/>
-      <w:r>
-        <w:rPr>
-          <w:lang w:val="vi-VN"/>
-        </w:rPr>
-        <w:t xml:space="preserve"> tổng quát</w:t>
-      </w:r>
+      <w:r>
+        <w:rPr>
+          <w:lang w:val="vi-VN"/>
+        </w:rPr>
+        <w:t>G</w:t>
+      </w:r>
+      <w:r>
+        <w:rPr>
+          <w:lang w:val="vi-VN"/>
+        </w:rPr>
+        <w:t xml:space="preserve">ồm các </w:t>
+      </w:r>
+      <w:proofErr w:type="spellStart"/>
+      <w:r>
+        <w:rPr>
+          <w:lang w:val="vi-VN"/>
+        </w:rPr>
+        <w:t>actor</w:t>
+      </w:r>
+      <w:proofErr w:type="spellEnd"/>
+      <w:r>
+        <w:rPr>
+          <w:lang w:val="vi-VN"/>
+        </w:rPr>
+        <w:t xml:space="preserve"> (Khách hàng, Hệ thống quản lý sản phẩm, hệ thống thanh toán trực tuyến, Hệ thống </w:t>
+      </w:r>
+      <w:proofErr w:type="spellStart"/>
+      <w:r>
+        <w:rPr>
+          <w:lang w:val="vi-VN"/>
+        </w:rPr>
+        <w:t>email</w:t>
+      </w:r>
+      <w:proofErr w:type="spellEnd"/>
     </w:p>
     <w:p>
-      <w:r>
+      <w:pPr>
+        <w:rPr>
+          <w:lang w:val="vi-VN"/>
+        </w:rPr>
+      </w:pPr>
+      <w:r>
+        <w:rPr>
+          <w:lang w:val="vi-VN"/>
+        </w:rPr>
+        <w:t xml:space="preserve">Danh sách </w:t>
+      </w:r>
+      <w:proofErr w:type="spellStart"/>
+      <w:r>
+        <w:rPr>
+          <w:lang w:val="vi-VN"/>
+        </w:rPr>
+        <w:t>usecase</w:t>
+      </w:r>
+      <w:proofErr w:type="spellEnd"/>
+      <w:r>
+        <w:rPr>
+          <w:lang w:val="vi-VN"/>
+        </w:rPr>
+        <w:t xml:space="preserve"> thuộc hệ thống </w:t>
+      </w:r>
+      <w:proofErr w:type="spellStart"/>
+      <w:r>
+        <w:rPr>
+          <w:lang w:val="vi-VN"/>
+        </w:rPr>
+        <w:t>eSHOPPING</w:t>
+      </w:r>
+      <w:proofErr w:type="spellEnd"/>
+    </w:p>
+    <w:tbl>
+      <w:tblPr>
+        <w:tblStyle w:val="TableGrid"/>
+        <w:tblW w:w="10075" w:type="dxa"/>
+        <w:tblLook w:val="04A0" w:firstRow="1" w:lastRow="0" w:firstColumn="1" w:lastColumn="0" w:noHBand="0" w:noVBand="1"/>
+      </w:tblPr>
+      <w:tblGrid>
+        <w:gridCol w:w="708"/>
+        <w:gridCol w:w="3427"/>
+        <w:gridCol w:w="5940"/>
+      </w:tblGrid>
+      <w:tr>
+        <w:tc>
+          <w:tcPr>
+            <w:tcW w:w="0" w:type="auto"/>
+            <w:hideMark/>
+          </w:tcPr>
+          <w:p>
+            <w:pPr>
+              <w:jc w:val="left"/>
+              <w:rPr>
+                <w:b/>
+                <w:bCs/>
+              </w:rPr>
+            </w:pPr>
+            <w:r>
+              <w:rPr>
+                <w:b/>
+                <w:bCs/>
+              </w:rPr>
+              <w:t>STT</w:t>
+            </w:r>
+          </w:p>
+        </w:tc>
+        <w:tc>
+          <w:tcPr>
+            <w:tcW w:w="3427" w:type="dxa"/>
+            <w:hideMark/>
+          </w:tcPr>
+          <w:p>
+            <w:pPr>
+              <w:jc w:val="left"/>
+              <w:rPr>
+                <w:b/>
+                <w:bCs/>
+              </w:rPr>
+            </w:pPr>
+            <w:r>
+              <w:rPr>
+                <w:b/>
+                <w:bCs/>
+              </w:rPr>
+              <w:t>Use case</w:t>
+            </w:r>
+          </w:p>
+        </w:tc>
+        <w:tc>
+          <w:tcPr>
+            <w:tcW w:w="5940" w:type="dxa"/>
+            <w:hideMark/>
+          </w:tcPr>
+          <w:p>
+            <w:pPr>
+              <w:jc w:val="left"/>
+              <w:rPr>
+                <w:b/>
+                <w:bCs/>
+              </w:rPr>
+            </w:pPr>
+            <w:proofErr w:type="spellStart"/>
+            <w:r>
+              <w:rPr>
+                <w:b/>
+                <w:bCs/>
+              </w:rPr>
+              <w:t>Tác</w:t>
+            </w:r>
+            <w:proofErr w:type="spellEnd"/>
+            <w:r>
+              <w:rPr>
+                <w:b/>
+                <w:bCs/>
+              </w:rPr>
+              <w:t xml:space="preserve"> </w:t>
+            </w:r>
+            <w:proofErr w:type="spellStart"/>
+            <w:r>
+              <w:rPr>
+                <w:b/>
+                <w:bCs/>
+              </w:rPr>
+              <w:t>nhân</w:t>
+            </w:r>
+            <w:proofErr w:type="spellEnd"/>
+            <w:r>
+              <w:rPr>
+                <w:b/>
+                <w:bCs/>
+              </w:rPr>
+              <w:t xml:space="preserve"> </w:t>
+            </w:r>
+            <w:proofErr w:type="spellStart"/>
+            <w:r>
+              <w:rPr>
+                <w:b/>
+                <w:bCs/>
+              </w:rPr>
+              <w:t>liên</w:t>
+            </w:r>
+            <w:proofErr w:type="spellEnd"/>
+            <w:r>
+              <w:rPr>
+                <w:b/>
+                <w:bCs/>
+              </w:rPr>
+              <w:t xml:space="preserve"> </w:t>
+            </w:r>
+            <w:proofErr w:type="spellStart"/>
+            <w:r>
+              <w:rPr>
+                <w:b/>
+                <w:bCs/>
+              </w:rPr>
+              <w:t>quan</w:t>
+            </w:r>
+            <w:proofErr w:type="spellEnd"/>
+          </w:p>
+        </w:tc>
+      </w:tr>
+      <w:tr>
+        <w:tc>
+          <w:tcPr>
+            <w:tcW w:w="0" w:type="auto"/>
+            <w:hideMark/>
+          </w:tcPr>
+          <w:p>
+            <w:pPr>
+              <w:jc w:val="left"/>
+            </w:pPr>
+            <w:r>
+              <w:t>1</w:t>
+            </w:r>
+          </w:p>
+        </w:tc>
+        <w:tc>
+          <w:tcPr>
+            <w:tcW w:w="3427" w:type="dxa"/>
+            <w:hideMark/>
+          </w:tcPr>
+          <w:p>
+            <w:pPr>
+              <w:jc w:val="left"/>
+            </w:pPr>
+            <w:proofErr w:type="spellStart"/>
+            <w:r>
+              <w:t>Đăng</w:t>
+            </w:r>
+            <w:proofErr w:type="spellEnd"/>
+            <w:r>
+              <w:t xml:space="preserve"> </w:t>
+            </w:r>
+            <w:proofErr w:type="spellStart"/>
+            <w:r>
+              <w:t>ký</w:t>
+            </w:r>
+            <w:proofErr w:type="spellEnd"/>
+            <w:r>
+              <w:t xml:space="preserve"> </w:t>
+            </w:r>
+            <w:proofErr w:type="spellStart"/>
+            <w:r>
+              <w:t>tài</w:t>
+            </w:r>
+            <w:proofErr w:type="spellEnd"/>
+            <w:r>
+              <w:t xml:space="preserve"> </w:t>
+            </w:r>
+            <w:proofErr w:type="spellStart"/>
+            <w:r>
+              <w:t>khoản</w:t>
+            </w:r>
+            <w:proofErr w:type="spellEnd"/>
+          </w:p>
+        </w:tc>
+        <w:tc>
+          <w:tcPr>
+            <w:tcW w:w="5940" w:type="dxa"/>
+            <w:hideMark/>
+          </w:tcPr>
+          <w:p>
+            <w:pPr>
+              <w:jc w:val="left"/>
+            </w:pPr>
+            <w:proofErr w:type="spellStart"/>
+            <w:r>
+              <w:t>Khách</w:t>
+            </w:r>
+            <w:proofErr w:type="spellEnd"/>
+            <w:r>
+              <w:t xml:space="preserve"> </w:t>
+            </w:r>
+            <w:proofErr w:type="spellStart"/>
+            <w:r>
+              <w:t>hàng</w:t>
+            </w:r>
+            <w:proofErr w:type="spellEnd"/>
+          </w:p>
+        </w:tc>
+      </w:tr>
+      <w:tr>
+        <w:tc>
+          <w:tcPr>
+            <w:tcW w:w="0" w:type="auto"/>
+            <w:hideMark/>
+          </w:tcPr>
+          <w:p>
+            <w:pPr>
+              <w:jc w:val="left"/>
+            </w:pPr>
+            <w:r>
+              <w:t>2</w:t>
+            </w:r>
+          </w:p>
+        </w:tc>
+        <w:tc>
+          <w:tcPr>
+            <w:tcW w:w="3427" w:type="dxa"/>
+            <w:hideMark/>
+          </w:tcPr>
+          <w:p>
+            <w:pPr>
+              <w:jc w:val="left"/>
+            </w:pPr>
+            <w:proofErr w:type="spellStart"/>
+            <w:r>
+              <w:t>Đăng</w:t>
+            </w:r>
+            <w:proofErr w:type="spellEnd"/>
+            <w:r>
+              <w:t xml:space="preserve"> </w:t>
+            </w:r>
+            <w:proofErr w:type="spellStart"/>
+            <w:r>
+              <w:t>nhập</w:t>
+            </w:r>
+            <w:proofErr w:type="spellEnd"/>
+          </w:p>
+        </w:tc>
+        <w:tc>
+          <w:tcPr>
+            <w:tcW w:w="5940" w:type="dxa"/>
+            <w:hideMark/>
+          </w:tcPr>
+          <w:p>
+            <w:pPr>
+              <w:jc w:val="left"/>
+            </w:pPr>
+            <w:proofErr w:type="spellStart"/>
+            <w:r>
+              <w:t>Khách</w:t>
+            </w:r>
+            <w:proofErr w:type="spellEnd"/>
+            <w:r>
+              <w:t xml:space="preserve"> </w:t>
+            </w:r>
+            <w:proofErr w:type="spellStart"/>
+            <w:r>
+              <w:t>hàng</w:t>
+            </w:r>
+            <w:proofErr w:type="spellEnd"/>
+          </w:p>
+        </w:tc>
+      </w:tr>
+      <w:tr>
+        <w:tc>
+          <w:tcPr>
+            <w:tcW w:w="0" w:type="auto"/>
+            <w:hideMark/>
+          </w:tcPr>
+          <w:p>
+            <w:pPr>
+              <w:jc w:val="left"/>
+            </w:pPr>
+            <w:r>
+              <w:t>3</w:t>
+            </w:r>
+          </w:p>
+        </w:tc>
+        <w:tc>
+          <w:tcPr>
+            <w:tcW w:w="3427" w:type="dxa"/>
+            <w:hideMark/>
+          </w:tcPr>
+          <w:p>
+            <w:pPr>
+              <w:jc w:val="left"/>
+            </w:pPr>
+            <w:r>
+              <w:t xml:space="preserve">Xem </w:t>
+            </w:r>
+            <w:proofErr w:type="spellStart"/>
+            <w:r>
+              <w:t>nhóm</w:t>
+            </w:r>
+            <w:proofErr w:type="spellEnd"/>
+            <w:r>
+              <w:t xml:space="preserve"> </w:t>
+            </w:r>
+            <w:proofErr w:type="spellStart"/>
+            <w:r>
+              <w:t>sản</w:t>
+            </w:r>
+            <w:proofErr w:type="spellEnd"/>
+            <w:r>
+              <w:t xml:space="preserve"> </w:t>
+            </w:r>
+            <w:proofErr w:type="spellStart"/>
+            <w:r>
+              <w:t>phẩm</w:t>
+            </w:r>
+            <w:proofErr w:type="spellEnd"/>
+          </w:p>
+        </w:tc>
+        <w:tc>
+          <w:tcPr>
+            <w:tcW w:w="5940" w:type="dxa"/>
+            <w:hideMark/>
+          </w:tcPr>
+          <w:p>
+            <w:pPr>
+              <w:jc w:val="left"/>
+            </w:pPr>
+            <w:proofErr w:type="spellStart"/>
+            <w:r>
+              <w:t>Khách</w:t>
+            </w:r>
+            <w:proofErr w:type="spellEnd"/>
+            <w:r>
+              <w:t xml:space="preserve"> </w:t>
+            </w:r>
+            <w:proofErr w:type="spellStart"/>
+            <w:r>
+              <w:t>hàng</w:t>
+            </w:r>
+            <w:proofErr w:type="spellEnd"/>
+          </w:p>
+        </w:tc>
+      </w:tr>
+      <w:tr>
+        <w:tc>
+          <w:tcPr>
+            <w:tcW w:w="0" w:type="auto"/>
+            <w:hideMark/>
+          </w:tcPr>
+          <w:p>
+            <w:pPr>
+              <w:jc w:val="left"/>
+            </w:pPr>
+            <w:r>
+              <w:t>4</w:t>
+            </w:r>
+          </w:p>
+        </w:tc>
+        <w:tc>
+          <w:tcPr>
+            <w:tcW w:w="3427" w:type="dxa"/>
+            <w:hideMark/>
+          </w:tcPr>
+          <w:p>
+            <w:pPr>
+              <w:jc w:val="left"/>
+            </w:pPr>
+            <w:r>
+              <w:t xml:space="preserve">Xem </w:t>
+            </w:r>
+            <w:proofErr w:type="spellStart"/>
+            <w:r>
+              <w:t>danh</w:t>
+            </w:r>
+            <w:proofErr w:type="spellEnd"/>
+            <w:r>
+              <w:t xml:space="preserve"> </w:t>
+            </w:r>
+            <w:proofErr w:type="spellStart"/>
+            <w:r>
+              <w:t>sách</w:t>
+            </w:r>
+            <w:proofErr w:type="spellEnd"/>
+            <w:r>
+              <w:t xml:space="preserve"> </w:t>
+            </w:r>
+            <w:proofErr w:type="spellStart"/>
+            <w:r>
+              <w:t>sản</w:t>
+            </w:r>
+            <w:proofErr w:type="spellEnd"/>
+            <w:r>
+              <w:t xml:space="preserve"> </w:t>
+            </w:r>
+            <w:proofErr w:type="spellStart"/>
+            <w:r>
+              <w:t>phẩm</w:t>
+            </w:r>
+            <w:proofErr w:type="spellEnd"/>
+          </w:p>
+        </w:tc>
+        <w:tc>
+          <w:tcPr>
+            <w:tcW w:w="5940" w:type="dxa"/>
+            <w:hideMark/>
+          </w:tcPr>
+          <w:p>
+            <w:pPr>
+              <w:jc w:val="left"/>
+            </w:pPr>
+            <w:proofErr w:type="spellStart"/>
+            <w:r>
+              <w:t>Khách</w:t>
+            </w:r>
+            <w:proofErr w:type="spellEnd"/>
+            <w:r>
+              <w:t xml:space="preserve"> </w:t>
+            </w:r>
+            <w:proofErr w:type="spellStart"/>
+            <w:r>
+              <w:t>hàng</w:t>
+            </w:r>
+            <w:proofErr w:type="spellEnd"/>
+          </w:p>
+        </w:tc>
+      </w:tr>
+      <w:tr>
+        <w:tc>
+          <w:tcPr>
+            <w:tcW w:w="0" w:type="auto"/>
+            <w:hideMark/>
+          </w:tcPr>
+          <w:p>
+            <w:pPr>
+              <w:jc w:val="left"/>
+            </w:pPr>
+            <w:r>
+              <w:lastRenderedPageBreak/>
+              <w:t>5</w:t>
+            </w:r>
+          </w:p>
+        </w:tc>
+        <w:tc>
+          <w:tcPr>
+            <w:tcW w:w="3427" w:type="dxa"/>
+            <w:hideMark/>
+          </w:tcPr>
+          <w:p>
+            <w:pPr>
+              <w:jc w:val="left"/>
+            </w:pPr>
+            <w:r>
+              <w:t xml:space="preserve">Xem chi </w:t>
+            </w:r>
+            <w:proofErr w:type="spellStart"/>
+            <w:r>
+              <w:t>tiết</w:t>
+            </w:r>
+            <w:proofErr w:type="spellEnd"/>
+            <w:r>
+              <w:t xml:space="preserve"> </w:t>
+            </w:r>
+            <w:proofErr w:type="spellStart"/>
+            <w:r>
+              <w:t>sản</w:t>
+            </w:r>
+            <w:proofErr w:type="spellEnd"/>
+            <w:r>
+              <w:t xml:space="preserve"> </w:t>
+            </w:r>
+            <w:proofErr w:type="spellStart"/>
+            <w:r>
+              <w:t>phẩm</w:t>
+            </w:r>
+            <w:proofErr w:type="spellEnd"/>
+          </w:p>
+        </w:tc>
+        <w:tc>
+          <w:tcPr>
+            <w:tcW w:w="5940" w:type="dxa"/>
+            <w:hideMark/>
+          </w:tcPr>
+          <w:p>
+            <w:pPr>
+              <w:jc w:val="left"/>
+            </w:pPr>
+            <w:proofErr w:type="spellStart"/>
+            <w:r>
+              <w:t>Khách</w:t>
+            </w:r>
+            <w:proofErr w:type="spellEnd"/>
+            <w:r>
+              <w:t xml:space="preserve"> </w:t>
+            </w:r>
+            <w:proofErr w:type="spellStart"/>
+            <w:r>
+              <w:t>hàng</w:t>
+            </w:r>
+            <w:proofErr w:type="spellEnd"/>
+          </w:p>
+        </w:tc>
+      </w:tr>
+      <w:tr>
+        <w:tc>
+          <w:tcPr>
+            <w:tcW w:w="0" w:type="auto"/>
+            <w:hideMark/>
+          </w:tcPr>
+          <w:p>
+            <w:pPr>
+              <w:jc w:val="left"/>
+            </w:pPr>
+            <w:r>
+              <w:t>6</w:t>
+            </w:r>
+          </w:p>
+        </w:tc>
+        <w:tc>
+          <w:tcPr>
+            <w:tcW w:w="3427" w:type="dxa"/>
+            <w:hideMark/>
+          </w:tcPr>
+          <w:p>
+            <w:pPr>
+              <w:jc w:val="left"/>
+            </w:pPr>
+            <w:proofErr w:type="spellStart"/>
+            <w:r>
+              <w:t>Thêm</w:t>
+            </w:r>
+            <w:proofErr w:type="spellEnd"/>
+            <w:r>
+              <w:t xml:space="preserve"> </w:t>
+            </w:r>
+            <w:proofErr w:type="spellStart"/>
+            <w:r>
+              <w:t>sản</w:t>
+            </w:r>
+            <w:proofErr w:type="spellEnd"/>
+            <w:r>
+              <w:t xml:space="preserve"> </w:t>
+            </w:r>
+            <w:proofErr w:type="spellStart"/>
+            <w:r>
+              <w:t>phẩm</w:t>
+            </w:r>
+            <w:proofErr w:type="spellEnd"/>
+            <w:r>
+              <w:t xml:space="preserve"> </w:t>
+            </w:r>
+            <w:proofErr w:type="spellStart"/>
+            <w:r>
+              <w:t>vào</w:t>
+            </w:r>
+            <w:proofErr w:type="spellEnd"/>
+            <w:r>
+              <w:t xml:space="preserve"> </w:t>
+            </w:r>
+            <w:proofErr w:type="spellStart"/>
+            <w:r>
+              <w:t>giỏ</w:t>
+            </w:r>
+            <w:proofErr w:type="spellEnd"/>
+            <w:r>
+              <w:t xml:space="preserve"> </w:t>
+            </w:r>
+            <w:proofErr w:type="spellStart"/>
+            <w:r>
+              <w:t>hàng</w:t>
+            </w:r>
+            <w:proofErr w:type="spellEnd"/>
+          </w:p>
+        </w:tc>
+        <w:tc>
+          <w:tcPr>
+            <w:tcW w:w="5940" w:type="dxa"/>
+            <w:hideMark/>
+          </w:tcPr>
+          <w:p>
+            <w:pPr>
+              <w:jc w:val="left"/>
+            </w:pPr>
+            <w:proofErr w:type="spellStart"/>
+            <w:r>
+              <w:t>Khách</w:t>
+            </w:r>
+            <w:proofErr w:type="spellEnd"/>
+            <w:r>
+              <w:t xml:space="preserve"> </w:t>
+            </w:r>
+            <w:proofErr w:type="spellStart"/>
+            <w:r>
+              <w:t>hàng</w:t>
+            </w:r>
+            <w:proofErr w:type="spellEnd"/>
+          </w:p>
+        </w:tc>
+      </w:tr>
+      <w:tr>
+        <w:tc>
+          <w:tcPr>
+            <w:tcW w:w="0" w:type="auto"/>
+            <w:hideMark/>
+          </w:tcPr>
+          <w:p>
+            <w:pPr>
+              <w:jc w:val="left"/>
+            </w:pPr>
+            <w:r>
+              <w:t>7</w:t>
+            </w:r>
+          </w:p>
+        </w:tc>
+        <w:tc>
+          <w:tcPr>
+            <w:tcW w:w="3427" w:type="dxa"/>
+            <w:hideMark/>
+          </w:tcPr>
+          <w:p>
+            <w:pPr>
+              <w:jc w:val="left"/>
+            </w:pPr>
+            <w:r>
+              <w:t xml:space="preserve">Xem </w:t>
+            </w:r>
+            <w:proofErr w:type="spellStart"/>
+            <w:r>
+              <w:t>giỏ</w:t>
+            </w:r>
+            <w:proofErr w:type="spellEnd"/>
+            <w:r>
+              <w:t xml:space="preserve"> </w:t>
+            </w:r>
+            <w:proofErr w:type="spellStart"/>
+            <w:r>
+              <w:t>hàng</w:t>
+            </w:r>
+            <w:proofErr w:type="spellEnd"/>
+          </w:p>
+        </w:tc>
+        <w:tc>
+          <w:tcPr>
+            <w:tcW w:w="5940" w:type="dxa"/>
+            <w:hideMark/>
+          </w:tcPr>
+          <w:p>
+            <w:pPr>
+              <w:jc w:val="left"/>
+            </w:pPr>
+            <w:proofErr w:type="spellStart"/>
+            <w:r>
+              <w:t>Khách</w:t>
+            </w:r>
+            <w:proofErr w:type="spellEnd"/>
+            <w:r>
+              <w:t xml:space="preserve"> </w:t>
+            </w:r>
+            <w:proofErr w:type="spellStart"/>
+            <w:r>
+              <w:t>hàng</w:t>
+            </w:r>
+            <w:proofErr w:type="spellEnd"/>
+          </w:p>
+        </w:tc>
+      </w:tr>
+      <w:tr>
+        <w:tc>
+          <w:tcPr>
+            <w:tcW w:w="0" w:type="auto"/>
+            <w:hideMark/>
+          </w:tcPr>
+          <w:p>
+            <w:pPr>
+              <w:jc w:val="left"/>
+            </w:pPr>
+            <w:r>
+              <w:t>8</w:t>
+            </w:r>
+          </w:p>
+        </w:tc>
+        <w:tc>
+          <w:tcPr>
+            <w:tcW w:w="3427" w:type="dxa"/>
+            <w:hideMark/>
+          </w:tcPr>
+          <w:p>
+            <w:pPr>
+              <w:jc w:val="left"/>
+            </w:pPr>
+            <w:proofErr w:type="spellStart"/>
+            <w:r>
+              <w:t>Cập</w:t>
+            </w:r>
+            <w:proofErr w:type="spellEnd"/>
+            <w:r>
+              <w:t xml:space="preserve"> </w:t>
+            </w:r>
+            <w:proofErr w:type="spellStart"/>
+            <w:r>
+              <w:t>nhật</w:t>
+            </w:r>
+            <w:proofErr w:type="spellEnd"/>
+            <w:r>
+              <w:t xml:space="preserve"> </w:t>
+            </w:r>
+            <w:proofErr w:type="spellStart"/>
+            <w:r>
+              <w:t>giỏ</w:t>
+            </w:r>
+            <w:proofErr w:type="spellEnd"/>
+            <w:r>
+              <w:t xml:space="preserve"> </w:t>
+            </w:r>
+            <w:proofErr w:type="spellStart"/>
+            <w:r>
+              <w:t>hàng</w:t>
+            </w:r>
+            <w:proofErr w:type="spellEnd"/>
+          </w:p>
+        </w:tc>
+        <w:tc>
+          <w:tcPr>
+            <w:tcW w:w="5940" w:type="dxa"/>
+            <w:hideMark/>
+          </w:tcPr>
+          <w:p>
+            <w:pPr>
+              <w:jc w:val="left"/>
+            </w:pPr>
+            <w:proofErr w:type="spellStart"/>
+            <w:r>
+              <w:t>Khách</w:t>
+            </w:r>
+            <w:proofErr w:type="spellEnd"/>
+            <w:r>
+              <w:t xml:space="preserve"> </w:t>
+            </w:r>
+            <w:proofErr w:type="spellStart"/>
+            <w:r>
+              <w:t>hàng</w:t>
+            </w:r>
+            <w:proofErr w:type="spellEnd"/>
+          </w:p>
+        </w:tc>
+      </w:tr>
+      <w:tr>
+        <w:tc>
+          <w:tcPr>
+            <w:tcW w:w="0" w:type="auto"/>
+            <w:hideMark/>
+          </w:tcPr>
+          <w:p>
+            <w:pPr>
+              <w:jc w:val="left"/>
+            </w:pPr>
+            <w:r>
+              <w:t>9</w:t>
+            </w:r>
+          </w:p>
+        </w:tc>
+        <w:tc>
+          <w:tcPr>
+            <w:tcW w:w="3427" w:type="dxa"/>
+            <w:hideMark/>
+          </w:tcPr>
+          <w:p>
+            <w:pPr>
+              <w:jc w:val="left"/>
+            </w:pPr>
+            <w:proofErr w:type="spellStart"/>
+            <w:r>
+              <w:t>Xóa</w:t>
+            </w:r>
+            <w:proofErr w:type="spellEnd"/>
+            <w:r>
+              <w:t xml:space="preserve"> </w:t>
+            </w:r>
+            <w:proofErr w:type="spellStart"/>
+            <w:r>
+              <w:t>sản</w:t>
+            </w:r>
+            <w:proofErr w:type="spellEnd"/>
+            <w:r>
+              <w:t xml:space="preserve"> </w:t>
+            </w:r>
+            <w:proofErr w:type="spellStart"/>
+            <w:r>
+              <w:t>phẩm</w:t>
+            </w:r>
+            <w:proofErr w:type="spellEnd"/>
+            <w:r>
+              <w:t xml:space="preserve"> </w:t>
+            </w:r>
+            <w:proofErr w:type="spellStart"/>
+            <w:r>
+              <w:t>khỏi</w:t>
+            </w:r>
+            <w:proofErr w:type="spellEnd"/>
+            <w:r>
+              <w:t xml:space="preserve"> </w:t>
+            </w:r>
+            <w:proofErr w:type="spellStart"/>
+            <w:r>
+              <w:t>giỏ</w:t>
+            </w:r>
+            <w:proofErr w:type="spellEnd"/>
+          </w:p>
+        </w:tc>
+        <w:tc>
+          <w:tcPr>
+            <w:tcW w:w="5940" w:type="dxa"/>
+            <w:hideMark/>
+          </w:tcPr>
+          <w:p>
+            <w:pPr>
+              <w:jc w:val="left"/>
+            </w:pPr>
+            <w:proofErr w:type="spellStart"/>
+            <w:r>
+              <w:t>Khách</w:t>
+            </w:r>
+            <w:proofErr w:type="spellEnd"/>
+            <w:r>
+              <w:t xml:space="preserve"> </w:t>
+            </w:r>
+            <w:proofErr w:type="spellStart"/>
+            <w:r>
+              <w:t>hàng</w:t>
+            </w:r>
+            <w:proofErr w:type="spellEnd"/>
+          </w:p>
+        </w:tc>
+      </w:tr>
+      <w:tr>
+        <w:tc>
+          <w:tcPr>
+            <w:tcW w:w="0" w:type="auto"/>
+            <w:hideMark/>
+          </w:tcPr>
+          <w:p>
+            <w:pPr>
+              <w:jc w:val="left"/>
+            </w:pPr>
+            <w:r>
+              <w:t>10</w:t>
+            </w:r>
+          </w:p>
+        </w:tc>
+        <w:tc>
+          <w:tcPr>
+            <w:tcW w:w="3427" w:type="dxa"/>
+            <w:hideMark/>
+          </w:tcPr>
+          <w:p>
+            <w:pPr>
+              <w:jc w:val="left"/>
+            </w:pPr>
+            <w:proofErr w:type="spellStart"/>
+            <w:r>
+              <w:t>Đặt</w:t>
+            </w:r>
+            <w:proofErr w:type="spellEnd"/>
+            <w:r>
+              <w:t xml:space="preserve"> </w:t>
+            </w:r>
+            <w:proofErr w:type="spellStart"/>
+            <w:r>
+              <w:t>mua</w:t>
+            </w:r>
+            <w:proofErr w:type="spellEnd"/>
+            <w:r>
+              <w:t xml:space="preserve"> </w:t>
+            </w:r>
+            <w:proofErr w:type="spellStart"/>
+            <w:r>
+              <w:t>hàng</w:t>
+            </w:r>
+            <w:proofErr w:type="spellEnd"/>
+          </w:p>
+        </w:tc>
+        <w:tc>
+          <w:tcPr>
+            <w:tcW w:w="5940" w:type="dxa"/>
+            <w:hideMark/>
+          </w:tcPr>
+          <w:p>
+            <w:pPr>
+              <w:jc w:val="left"/>
+            </w:pPr>
+            <w:proofErr w:type="spellStart"/>
+            <w:r>
+              <w:t>Khách</w:t>
+            </w:r>
+            <w:proofErr w:type="spellEnd"/>
+            <w:r>
+              <w:t xml:space="preserve"> </w:t>
+            </w:r>
+            <w:proofErr w:type="spellStart"/>
+            <w:r>
+              <w:t>hàng</w:t>
+            </w:r>
+            <w:proofErr w:type="spellEnd"/>
+          </w:p>
+        </w:tc>
+      </w:tr>
+      <w:tr>
+        <w:tc>
+          <w:tcPr>
+            <w:tcW w:w="0" w:type="auto"/>
+            <w:hideMark/>
+          </w:tcPr>
+          <w:p>
+            <w:pPr>
+              <w:jc w:val="left"/>
+            </w:pPr>
+            <w:r>
+              <w:t>11</w:t>
+            </w:r>
+          </w:p>
+        </w:tc>
+        <w:tc>
+          <w:tcPr>
+            <w:tcW w:w="3427" w:type="dxa"/>
+            <w:hideMark/>
+          </w:tcPr>
+          <w:p>
+            <w:pPr>
+              <w:jc w:val="left"/>
+            </w:pPr>
+            <w:proofErr w:type="spellStart"/>
+            <w:r>
+              <w:t>Gửi</w:t>
+            </w:r>
+            <w:proofErr w:type="spellEnd"/>
+            <w:r>
+              <w:t xml:space="preserve"> email </w:t>
+            </w:r>
+            <w:proofErr w:type="spellStart"/>
+            <w:r>
+              <w:t>xác</w:t>
+            </w:r>
+            <w:proofErr w:type="spellEnd"/>
+            <w:r>
+              <w:t xml:space="preserve"> </w:t>
+            </w:r>
+            <w:proofErr w:type="spellStart"/>
+            <w:r>
+              <w:t>nhận</w:t>
+            </w:r>
+            <w:proofErr w:type="spellEnd"/>
+            <w:r>
+              <w:t xml:space="preserve"> </w:t>
+            </w:r>
+            <w:proofErr w:type="spellStart"/>
+            <w:r>
+              <w:t>đơn</w:t>
+            </w:r>
+            <w:proofErr w:type="spellEnd"/>
+            <w:r>
+              <w:t xml:space="preserve"> </w:t>
+            </w:r>
+            <w:proofErr w:type="spellStart"/>
+            <w:r>
+              <w:t>hàng</w:t>
+            </w:r>
+            <w:proofErr w:type="spellEnd"/>
+          </w:p>
+        </w:tc>
+        <w:tc>
+          <w:tcPr>
+            <w:tcW w:w="5940" w:type="dxa"/>
+            <w:hideMark/>
+          </w:tcPr>
+          <w:p>
+            <w:pPr>
+              <w:jc w:val="left"/>
+            </w:pPr>
+            <w:proofErr w:type="spellStart"/>
+            <w:r>
+              <w:t>Khách</w:t>
+            </w:r>
+            <w:proofErr w:type="spellEnd"/>
+            <w:r>
+              <w:t xml:space="preserve"> </w:t>
+            </w:r>
+            <w:proofErr w:type="spellStart"/>
+            <w:r>
+              <w:t>hàng</w:t>
+            </w:r>
+            <w:proofErr w:type="spellEnd"/>
+            <w:r>
+              <w:t xml:space="preserve">, </w:t>
+            </w:r>
+            <w:proofErr w:type="spellStart"/>
+            <w:r>
+              <w:t>Hệ</w:t>
+            </w:r>
+            <w:proofErr w:type="spellEnd"/>
+            <w:r>
+              <w:t xml:space="preserve"> </w:t>
+            </w:r>
+            <w:proofErr w:type="spellStart"/>
+            <w:r>
+              <w:t>thống</w:t>
+            </w:r>
+            <w:proofErr w:type="spellEnd"/>
+            <w:r>
+              <w:t xml:space="preserve"> email</w:t>
+            </w:r>
+          </w:p>
+        </w:tc>
+      </w:tr>
+      <w:tr>
+        <w:tc>
+          <w:tcPr>
+            <w:tcW w:w="0" w:type="auto"/>
+            <w:hideMark/>
+          </w:tcPr>
+          <w:p>
+            <w:pPr>
+              <w:jc w:val="left"/>
+            </w:pPr>
+            <w:r>
+              <w:t>12</w:t>
+            </w:r>
+          </w:p>
+        </w:tc>
+        <w:tc>
+          <w:tcPr>
+            <w:tcW w:w="3427" w:type="dxa"/>
+            <w:hideMark/>
+          </w:tcPr>
+          <w:p>
+            <w:pPr>
+              <w:jc w:val="left"/>
+            </w:pPr>
+            <w:proofErr w:type="spellStart"/>
+            <w:r>
+              <w:t>Xác</w:t>
+            </w:r>
+            <w:proofErr w:type="spellEnd"/>
+            <w:r>
+              <w:t xml:space="preserve"> </w:t>
+            </w:r>
+            <w:proofErr w:type="spellStart"/>
+            <w:r>
+              <w:t>thực</w:t>
+            </w:r>
+            <w:proofErr w:type="spellEnd"/>
+            <w:r>
+              <w:t xml:space="preserve"> </w:t>
+            </w:r>
+            <w:proofErr w:type="spellStart"/>
+            <w:r>
+              <w:t>khách</w:t>
+            </w:r>
+            <w:proofErr w:type="spellEnd"/>
+            <w:r>
+              <w:t xml:space="preserve"> </w:t>
+            </w:r>
+            <w:proofErr w:type="spellStart"/>
+            <w:r>
+              <w:t>hàng</w:t>
+            </w:r>
+            <w:proofErr w:type="spellEnd"/>
+          </w:p>
+        </w:tc>
+        <w:tc>
+          <w:tcPr>
+            <w:tcW w:w="5940" w:type="dxa"/>
+            <w:hideMark/>
+          </w:tcPr>
+          <w:p>
+            <w:pPr>
+              <w:jc w:val="left"/>
+              <w:rPr>
+                <w:lang w:val="vi-VN"/>
+              </w:rPr>
+            </w:pPr>
+            <w:proofErr w:type="spellStart"/>
+            <w:r>
+              <w:t>Hệ</w:t>
+            </w:r>
+            <w:proofErr w:type="spellEnd"/>
+            <w:r>
+              <w:t xml:space="preserve"> </w:t>
+            </w:r>
+            <w:proofErr w:type="spellStart"/>
+            <w:r>
+              <w:t>thống</w:t>
+            </w:r>
+            <w:proofErr w:type="spellEnd"/>
+            <w:r>
+              <w:t xml:space="preserve"> </w:t>
+            </w:r>
+            <w:proofErr w:type="spellStart"/>
+            <w:r>
+              <w:t>dịch</w:t>
+            </w:r>
+            <w:proofErr w:type="spellEnd"/>
+            <w:r>
+              <w:t xml:space="preserve"> </w:t>
+            </w:r>
+            <w:proofErr w:type="spellStart"/>
+            <w:r>
+              <w:t>vụ</w:t>
+            </w:r>
+            <w:proofErr w:type="spellEnd"/>
+            <w:r>
+              <w:t xml:space="preserve"> </w:t>
+            </w:r>
+            <w:proofErr w:type="spellStart"/>
+            <w:r>
+              <w:t>thanh</w:t>
+            </w:r>
+            <w:proofErr w:type="spellEnd"/>
+            <w:r>
+              <w:t xml:space="preserve"> </w:t>
+            </w:r>
+            <w:proofErr w:type="spellStart"/>
+            <w:r>
+              <w:t>toán</w:t>
+            </w:r>
+            <w:proofErr w:type="spellEnd"/>
+            <w:r>
+              <w:t xml:space="preserve"> </w:t>
+            </w:r>
+            <w:proofErr w:type="spellStart"/>
+            <w:r>
+              <w:t>trực</w:t>
+            </w:r>
+            <w:proofErr w:type="spellEnd"/>
+            <w:r>
+              <w:t xml:space="preserve"> </w:t>
+            </w:r>
+            <w:proofErr w:type="spellStart"/>
+            <w:r>
+              <w:t>tuyến</w:t>
+            </w:r>
+            <w:proofErr w:type="spellEnd"/>
+            <w:r>
+              <w:rPr>
+                <w:lang w:val="vi-VN"/>
+              </w:rPr>
+              <w:t xml:space="preserve">, </w:t>
+            </w:r>
+            <w:proofErr w:type="spellStart"/>
+            <w:r>
+              <w:t>Khách</w:t>
+            </w:r>
+            <w:proofErr w:type="spellEnd"/>
+            <w:r>
+              <w:t xml:space="preserve"> </w:t>
+            </w:r>
+            <w:proofErr w:type="spellStart"/>
+            <w:r>
+              <w:t>hàng</w:t>
+            </w:r>
+            <w:proofErr w:type="spellEnd"/>
+          </w:p>
+        </w:tc>
+      </w:tr>
+      <w:tr>
+        <w:tc>
+          <w:tcPr>
+            <w:tcW w:w="0" w:type="auto"/>
+            <w:hideMark/>
+          </w:tcPr>
+          <w:p>
+            <w:pPr>
+              <w:jc w:val="left"/>
+            </w:pPr>
+            <w:r>
+              <w:t>13</w:t>
+            </w:r>
+          </w:p>
+        </w:tc>
+        <w:tc>
+          <w:tcPr>
+            <w:tcW w:w="3427" w:type="dxa"/>
+            <w:hideMark/>
+          </w:tcPr>
+          <w:p>
+            <w:pPr>
+              <w:jc w:val="left"/>
+            </w:pPr>
+            <w:proofErr w:type="spellStart"/>
+            <w:r>
+              <w:t>Lấy</w:t>
+            </w:r>
+            <w:proofErr w:type="spellEnd"/>
+            <w:r>
+              <w:t xml:space="preserve"> </w:t>
+            </w:r>
+            <w:proofErr w:type="spellStart"/>
+            <w:r>
+              <w:t>thông</w:t>
+            </w:r>
+            <w:proofErr w:type="spellEnd"/>
+            <w:r>
+              <w:t xml:space="preserve"> tin </w:t>
+            </w:r>
+            <w:proofErr w:type="spellStart"/>
+            <w:r>
+              <w:t>sản</w:t>
+            </w:r>
+            <w:proofErr w:type="spellEnd"/>
+            <w:r>
+              <w:t xml:space="preserve"> </w:t>
+            </w:r>
+            <w:proofErr w:type="spellStart"/>
+            <w:r>
+              <w:t>phẩm</w:t>
+            </w:r>
+            <w:proofErr w:type="spellEnd"/>
+          </w:p>
+        </w:tc>
+        <w:tc>
+          <w:tcPr>
+            <w:tcW w:w="5940" w:type="dxa"/>
+            <w:hideMark/>
+          </w:tcPr>
+          <w:p>
+            <w:pPr>
+              <w:jc w:val="left"/>
+            </w:pPr>
+            <w:proofErr w:type="spellStart"/>
+            <w:r>
+              <w:t>Hệ</w:t>
+            </w:r>
+            <w:proofErr w:type="spellEnd"/>
+            <w:r>
+              <w:t xml:space="preserve"> </w:t>
+            </w:r>
+            <w:proofErr w:type="spellStart"/>
+            <w:r>
+              <w:t>thống</w:t>
+            </w:r>
+            <w:proofErr w:type="spellEnd"/>
+            <w:r>
+              <w:t xml:space="preserve"> </w:t>
+            </w:r>
+            <w:proofErr w:type="spellStart"/>
+            <w:r>
+              <w:t>quản</w:t>
+            </w:r>
+            <w:proofErr w:type="spellEnd"/>
+            <w:r>
+              <w:t xml:space="preserve"> </w:t>
+            </w:r>
+            <w:proofErr w:type="spellStart"/>
+            <w:r>
+              <w:t>lý</w:t>
+            </w:r>
+            <w:proofErr w:type="spellEnd"/>
+            <w:r>
+              <w:t xml:space="preserve"> </w:t>
+            </w:r>
+            <w:proofErr w:type="spellStart"/>
+            <w:r>
+              <w:t>sản</w:t>
+            </w:r>
+            <w:proofErr w:type="spellEnd"/>
+            <w:r>
+              <w:t xml:space="preserve"> </w:t>
+            </w:r>
+            <w:proofErr w:type="spellStart"/>
+            <w:r>
+              <w:t>phẩm</w:t>
+            </w:r>
+            <w:proofErr w:type="spellEnd"/>
+          </w:p>
+        </w:tc>
+      </w:tr>
+      <w:tr>
+        <w:tc>
+          <w:tcPr>
+            <w:tcW w:w="0" w:type="auto"/>
+            <w:hideMark/>
+          </w:tcPr>
+          <w:p>
+            <w:pPr>
+              <w:jc w:val="left"/>
+            </w:pPr>
+            <w:r>
+              <w:t>14</w:t>
+            </w:r>
+          </w:p>
+        </w:tc>
+        <w:tc>
+          <w:tcPr>
+            <w:tcW w:w="3427" w:type="dxa"/>
+            <w:hideMark/>
+          </w:tcPr>
+          <w:p>
+            <w:pPr>
+              <w:jc w:val="left"/>
+            </w:pPr>
+            <w:proofErr w:type="spellStart"/>
+            <w:r>
+              <w:t>Chọn</w:t>
+            </w:r>
+            <w:proofErr w:type="spellEnd"/>
+            <w:r>
+              <w:t xml:space="preserve"> </w:t>
+            </w:r>
+            <w:proofErr w:type="spellStart"/>
+            <w:r>
+              <w:t>loại</w:t>
+            </w:r>
+            <w:proofErr w:type="spellEnd"/>
+            <w:r>
+              <w:t xml:space="preserve"> </w:t>
+            </w:r>
+            <w:proofErr w:type="spellStart"/>
+            <w:r>
+              <w:t>giao</w:t>
+            </w:r>
+            <w:proofErr w:type="spellEnd"/>
+            <w:r>
+              <w:t xml:space="preserve"> </w:t>
+            </w:r>
+            <w:proofErr w:type="spellStart"/>
+            <w:r>
+              <w:t>hàng</w:t>
+            </w:r>
+            <w:proofErr w:type="spellEnd"/>
+          </w:p>
+        </w:tc>
+        <w:tc>
+          <w:tcPr>
+            <w:tcW w:w="5940" w:type="dxa"/>
+            <w:hideMark/>
+          </w:tcPr>
+          <w:p>
+            <w:pPr>
+              <w:jc w:val="left"/>
+            </w:pPr>
+            <w:proofErr w:type="spellStart"/>
+            <w:r>
+              <w:t>Khách</w:t>
+            </w:r>
+            <w:proofErr w:type="spellEnd"/>
+            <w:r>
+              <w:t xml:space="preserve"> </w:t>
+            </w:r>
+            <w:proofErr w:type="spellStart"/>
+            <w:r>
+              <w:t>hàng</w:t>
+            </w:r>
+            <w:proofErr w:type="spellEnd"/>
+          </w:p>
+        </w:tc>
+      </w:tr>
+      <w:tr>
+        <w:tc>
+          <w:tcPr>
+            <w:tcW w:w="0" w:type="auto"/>
+            <w:hideMark/>
+          </w:tcPr>
+          <w:p>
+            <w:pPr>
+              <w:jc w:val="left"/>
+            </w:pPr>
+            <w:r>
+              <w:t>15</w:t>
+            </w:r>
+          </w:p>
+        </w:tc>
+        <w:tc>
+          <w:tcPr>
+            <w:tcW w:w="3427" w:type="dxa"/>
+            <w:hideMark/>
+          </w:tcPr>
+          <w:p>
+            <w:pPr>
+              <w:jc w:val="left"/>
+            </w:pPr>
+            <w:proofErr w:type="spellStart"/>
+            <w:r>
+              <w:t>Xác</w:t>
+            </w:r>
+            <w:proofErr w:type="spellEnd"/>
+            <w:r>
+              <w:t xml:space="preserve"> </w:t>
+            </w:r>
+            <w:proofErr w:type="spellStart"/>
+            <w:r>
+              <w:t>thực</w:t>
+            </w:r>
+            <w:proofErr w:type="spellEnd"/>
+            <w:r>
+              <w:t xml:space="preserve"> </w:t>
+            </w:r>
+            <w:proofErr w:type="spellStart"/>
+            <w:r>
+              <w:t>thanh</w:t>
+            </w:r>
+            <w:proofErr w:type="spellEnd"/>
+            <w:r>
+              <w:t xml:space="preserve"> </w:t>
+            </w:r>
+            <w:proofErr w:type="spellStart"/>
+            <w:r>
+              <w:t>toán</w:t>
+            </w:r>
+            <w:proofErr w:type="spellEnd"/>
+          </w:p>
+        </w:tc>
+        <w:tc>
+          <w:tcPr>
+            <w:tcW w:w="5940" w:type="dxa"/>
+            <w:hideMark/>
+          </w:tcPr>
+          <w:p>
+            <w:pPr>
+              <w:jc w:val="left"/>
+            </w:pPr>
+            <w:proofErr w:type="spellStart"/>
+            <w:r>
+              <w:t>Hệ</w:t>
+            </w:r>
+            <w:proofErr w:type="spellEnd"/>
+            <w:r>
+              <w:t xml:space="preserve"> </w:t>
+            </w:r>
+            <w:proofErr w:type="spellStart"/>
+            <w:r>
+              <w:t>thống</w:t>
+            </w:r>
+            <w:proofErr w:type="spellEnd"/>
+            <w:r>
+              <w:t xml:space="preserve"> </w:t>
+            </w:r>
+            <w:proofErr w:type="spellStart"/>
+            <w:r>
+              <w:t>dịch</w:t>
+            </w:r>
+            <w:proofErr w:type="spellEnd"/>
+            <w:r>
+              <w:t xml:space="preserve"> </w:t>
+            </w:r>
+            <w:proofErr w:type="spellStart"/>
+            <w:r>
+              <w:t>vụ</w:t>
+            </w:r>
+            <w:proofErr w:type="spellEnd"/>
+            <w:r>
+              <w:t xml:space="preserve"> </w:t>
+            </w:r>
+            <w:proofErr w:type="spellStart"/>
+            <w:r>
+              <w:t>thanh</w:t>
+            </w:r>
+            <w:proofErr w:type="spellEnd"/>
+            <w:r>
+              <w:t xml:space="preserve"> </w:t>
+            </w:r>
+            <w:proofErr w:type="spellStart"/>
+            <w:r>
+              <w:t>toán</w:t>
+            </w:r>
+            <w:proofErr w:type="spellEnd"/>
+            <w:r>
+              <w:t xml:space="preserve"> </w:t>
+            </w:r>
+            <w:proofErr w:type="spellStart"/>
+            <w:r>
+              <w:t>trực</w:t>
+            </w:r>
+            <w:proofErr w:type="spellEnd"/>
+            <w:r>
+              <w:t xml:space="preserve"> </w:t>
+            </w:r>
+            <w:proofErr w:type="spellStart"/>
+            <w:r>
+              <w:t>tuyến</w:t>
+            </w:r>
+            <w:proofErr w:type="spellEnd"/>
+          </w:p>
+        </w:tc>
+      </w:tr>
+      <w:tr>
+        <w:tc>
+          <w:tcPr>
+            <w:tcW w:w="0" w:type="auto"/>
+            <w:hideMark/>
+          </w:tcPr>
+          <w:p>
+            <w:pPr>
+              <w:jc w:val="left"/>
+            </w:pPr>
+            <w:r>
+              <w:t>16</w:t>
+            </w:r>
+          </w:p>
+        </w:tc>
+        <w:tc>
+          <w:tcPr>
+            <w:tcW w:w="3427" w:type="dxa"/>
+            <w:hideMark/>
+          </w:tcPr>
+          <w:p>
+            <w:pPr>
+              <w:jc w:val="left"/>
+            </w:pPr>
+            <w:proofErr w:type="spellStart"/>
+            <w:r>
+              <w:t>Tính</w:t>
+            </w:r>
+            <w:proofErr w:type="spellEnd"/>
+            <w:r>
+              <w:t xml:space="preserve"> </w:t>
+            </w:r>
+            <w:proofErr w:type="spellStart"/>
+            <w:r>
+              <w:t>phí</w:t>
+            </w:r>
+            <w:proofErr w:type="spellEnd"/>
+            <w:r>
+              <w:t xml:space="preserve"> </w:t>
+            </w:r>
+            <w:proofErr w:type="spellStart"/>
+            <w:r>
+              <w:t>giao</w:t>
+            </w:r>
+            <w:proofErr w:type="spellEnd"/>
+            <w:r>
+              <w:t xml:space="preserve"> </w:t>
+            </w:r>
+            <w:proofErr w:type="spellStart"/>
+            <w:r>
+              <w:t>hàng</w:t>
+            </w:r>
+            <w:proofErr w:type="spellEnd"/>
+          </w:p>
+        </w:tc>
+        <w:tc>
+          <w:tcPr>
+            <w:tcW w:w="5940" w:type="dxa"/>
+            <w:hideMark/>
+          </w:tcPr>
+          <w:p>
+            <w:pPr>
+              <w:jc w:val="left"/>
+            </w:pPr>
+            <w:proofErr w:type="spellStart"/>
+            <w:r>
+              <w:t>Không</w:t>
+            </w:r>
+            <w:proofErr w:type="spellEnd"/>
+            <w:r>
+              <w:t xml:space="preserve"> </w:t>
+            </w:r>
+            <w:proofErr w:type="spellStart"/>
+            <w:r>
+              <w:t>có</w:t>
+            </w:r>
+            <w:proofErr w:type="spellEnd"/>
+          </w:p>
+        </w:tc>
+      </w:tr>
+      <w:tr>
+        <w:tc>
+          <w:tcPr>
+            <w:tcW w:w="0" w:type="auto"/>
+            <w:hideMark/>
+          </w:tcPr>
+          <w:p>
+            <w:pPr>
+              <w:jc w:val="left"/>
+            </w:pPr>
+            <w:r>
+              <w:t>17</w:t>
+            </w:r>
+          </w:p>
+        </w:tc>
+        <w:tc>
+          <w:tcPr>
+            <w:tcW w:w="3427" w:type="dxa"/>
+            <w:hideMark/>
+          </w:tcPr>
+          <w:p>
+            <w:pPr>
+              <w:jc w:val="left"/>
+            </w:pPr>
+            <w:r>
+              <w:t xml:space="preserve">Nhập </w:t>
+            </w:r>
+            <w:proofErr w:type="spellStart"/>
+            <w:r>
+              <w:t>thông</w:t>
+            </w:r>
+            <w:proofErr w:type="spellEnd"/>
+            <w:r>
+              <w:t xml:space="preserve"> tin </w:t>
+            </w:r>
+            <w:proofErr w:type="spellStart"/>
+            <w:r>
+              <w:t>người</w:t>
+            </w:r>
+            <w:proofErr w:type="spellEnd"/>
+            <w:r>
+              <w:t xml:space="preserve"> </w:t>
+            </w:r>
+            <w:proofErr w:type="spellStart"/>
+            <w:r>
+              <w:t>nhận</w:t>
+            </w:r>
+            <w:proofErr w:type="spellEnd"/>
+          </w:p>
+        </w:tc>
+        <w:tc>
+          <w:tcPr>
+            <w:tcW w:w="5940" w:type="dxa"/>
+            <w:hideMark/>
+          </w:tcPr>
+          <w:p>
+            <w:pPr>
+              <w:jc w:val="left"/>
+            </w:pPr>
+            <w:proofErr w:type="spellStart"/>
+            <w:r>
+              <w:t>Khách</w:t>
+            </w:r>
+            <w:proofErr w:type="spellEnd"/>
+            <w:r>
+              <w:t xml:space="preserve"> </w:t>
+            </w:r>
+            <w:proofErr w:type="spellStart"/>
+            <w:r>
+              <w:t>hàng</w:t>
+            </w:r>
+            <w:proofErr w:type="spellEnd"/>
+          </w:p>
+        </w:tc>
+      </w:tr>
+      <w:tr>
+        <w:tc>
+          <w:tcPr>
+            <w:tcW w:w="0" w:type="auto"/>
+            <w:hideMark/>
+          </w:tcPr>
+          <w:p>
+            <w:pPr>
+              <w:jc w:val="left"/>
+            </w:pPr>
+            <w:r>
+              <w:t>18</w:t>
+            </w:r>
+          </w:p>
+        </w:tc>
+        <w:tc>
+          <w:tcPr>
+            <w:tcW w:w="3427" w:type="dxa"/>
+            <w:hideMark/>
+          </w:tcPr>
+          <w:p>
+            <w:pPr>
+              <w:jc w:val="left"/>
+            </w:pPr>
+            <w:r>
+              <w:t xml:space="preserve">Nhập </w:t>
+            </w:r>
+            <w:proofErr w:type="spellStart"/>
+            <w:r>
+              <w:t>thông</w:t>
+            </w:r>
+            <w:proofErr w:type="spellEnd"/>
+            <w:r>
+              <w:t xml:space="preserve"> tin </w:t>
+            </w:r>
+            <w:proofErr w:type="spellStart"/>
+            <w:r>
+              <w:t>thanh</w:t>
+            </w:r>
+            <w:proofErr w:type="spellEnd"/>
+            <w:r>
+              <w:t xml:space="preserve"> </w:t>
+            </w:r>
+            <w:proofErr w:type="spellStart"/>
+            <w:r>
+              <w:t>toán</w:t>
+            </w:r>
+            <w:proofErr w:type="spellEnd"/>
+          </w:p>
+        </w:tc>
+        <w:tc>
+          <w:tcPr>
+            <w:tcW w:w="5940" w:type="dxa"/>
+            <w:hideMark/>
+          </w:tcPr>
+          <w:p>
+            <w:pPr>
+              <w:jc w:val="left"/>
+            </w:pPr>
+            <w:proofErr w:type="spellStart"/>
+            <w:r>
+              <w:t>Khách</w:t>
+            </w:r>
+            <w:proofErr w:type="spellEnd"/>
+            <w:r>
+              <w:t xml:space="preserve"> </w:t>
+            </w:r>
+            <w:proofErr w:type="spellStart"/>
+            <w:r>
+              <w:t>hàng</w:t>
+            </w:r>
+            <w:proofErr w:type="spellEnd"/>
+          </w:p>
+        </w:tc>
+      </w:tr>
+      <w:tr>
+        <w:tc>
+          <w:tcPr>
+            <w:tcW w:w="0" w:type="auto"/>
+            <w:hideMark/>
+          </w:tcPr>
+          <w:p>
+            <w:pPr>
+              <w:jc w:val="left"/>
+            </w:pPr>
+            <w:r>
+              <w:t>19</w:t>
+            </w:r>
+          </w:p>
+        </w:tc>
+        <w:tc>
+          <w:tcPr>
+            <w:tcW w:w="3427" w:type="dxa"/>
+            <w:hideMark/>
+          </w:tcPr>
+          <w:p>
+            <w:pPr>
+              <w:jc w:val="left"/>
+            </w:pPr>
+            <w:proofErr w:type="spellStart"/>
+            <w:r>
+              <w:t>Ghi</w:t>
+            </w:r>
+            <w:proofErr w:type="spellEnd"/>
+            <w:r>
+              <w:t xml:space="preserve"> </w:t>
+            </w:r>
+            <w:proofErr w:type="spellStart"/>
+            <w:r>
+              <w:t>nhận</w:t>
+            </w:r>
+            <w:proofErr w:type="spellEnd"/>
+            <w:r>
+              <w:t xml:space="preserve"> </w:t>
+            </w:r>
+            <w:proofErr w:type="spellStart"/>
+            <w:r>
+              <w:t>đơn</w:t>
+            </w:r>
+            <w:proofErr w:type="spellEnd"/>
+            <w:r>
+              <w:t xml:space="preserve"> </w:t>
+            </w:r>
+            <w:proofErr w:type="spellStart"/>
+            <w:r>
+              <w:t>hàng</w:t>
+            </w:r>
+            <w:proofErr w:type="spellEnd"/>
+          </w:p>
+        </w:tc>
+        <w:tc>
+          <w:tcPr>
+            <w:tcW w:w="5940" w:type="dxa"/>
+            <w:hideMark/>
+          </w:tcPr>
+          <w:p>
+            <w:pPr>
+              <w:jc w:val="left"/>
+            </w:pPr>
+            <w:proofErr w:type="spellStart"/>
+            <w:r>
+              <w:t>Không</w:t>
+            </w:r>
+            <w:proofErr w:type="spellEnd"/>
+            <w:r>
+              <w:t xml:space="preserve"> </w:t>
+            </w:r>
+            <w:proofErr w:type="spellStart"/>
+            <w:r>
+              <w:t>có</w:t>
+            </w:r>
+            <w:proofErr w:type="spellEnd"/>
+          </w:p>
+        </w:tc>
+      </w:tr>
+    </w:tbl>
+    <w:p>
+      <w:pPr>
+        <w:rPr>
+          <w:lang w:val="vi-VN"/>
+        </w:rPr>
+      </w:pPr>
+    </w:p>
+    <w:p>
+      <w:pPr>
+        <w:spacing w:before="0" w:after="160" w:line="278" w:lineRule="auto"/>
+        <w:jc w:val="left"/>
+        <w:rPr>
+          <w:lang w:val="vi-VN"/>
+        </w:rPr>
+      </w:pPr>
+      <w:r>
+        <w:rPr>
+          <w:lang w:val="vi-VN"/>
+        </w:rPr>
+        <w:br w:type="page"/>
+      </w:r>
+    </w:p>
+    <w:p>
+      <w:pPr>
+        <w:pStyle w:val="Heading3"/>
+        <w:rPr>
+          <w:lang w:val="vi-VN"/>
+        </w:rPr>
+      </w:pPr>
+      <w:r>
+        <w:rPr>
+          <w:lang w:val="vi-VN"/>
+        </w:rPr>
         <w:lastRenderedPageBreak/>
+        <w:t xml:space="preserve">Đặc tả </w:t>
+      </w:r>
+      <w:proofErr w:type="spellStart"/>
+      <w:r>
+        <w:rPr>
+          <w:lang w:val="vi-VN"/>
+        </w:rPr>
+        <w:t>use</w:t>
+      </w:r>
+      <w:proofErr w:type="spellEnd"/>
+      <w:r>
+        <w:rPr>
+          <w:lang w:val="vi-VN"/>
+        </w:rPr>
+        <w:t xml:space="preserve"> </w:t>
+      </w:r>
+      <w:proofErr w:type="spellStart"/>
+      <w:r>
+        <w:rPr>
+          <w:lang w:val="vi-VN"/>
+        </w:rPr>
+        <w:t>case</w:t>
+      </w:r>
+      <w:proofErr w:type="spellEnd"/>
+      <w:r>
+        <w:rPr>
+          <w:lang w:val="vi-VN"/>
+        </w:rPr>
+        <w:t>:</w:t>
+      </w:r>
+    </w:p>
+    <w:p>
+      <w:pPr>
+        <w:rPr>
+          <w:b/>
+          <w:bCs/>
+        </w:rPr>
+      </w:pPr>
+      <w:r>
+        <w:rPr>
+          <w:b/>
+          <w:bCs/>
+        </w:rPr>
+        <w:t xml:space="preserve">UC01 - </w:t>
+      </w:r>
+      <w:proofErr w:type="spellStart"/>
+      <w:r>
+        <w:rPr>
+          <w:b/>
+          <w:bCs/>
+        </w:rPr>
+        <w:t>Đăng</w:t>
+      </w:r>
+      <w:proofErr w:type="spellEnd"/>
+      <w:r>
+        <w:rPr>
+          <w:b/>
+          <w:bCs/>
+        </w:rPr>
+        <w:t xml:space="preserve"> </w:t>
+      </w:r>
+      <w:proofErr w:type="spellStart"/>
+      <w:r>
+        <w:rPr>
+          <w:b/>
+          <w:bCs/>
+        </w:rPr>
+        <w:t>ký</w:t>
+      </w:r>
+      <w:proofErr w:type="spellEnd"/>
+      <w:r>
+        <w:rPr>
+          <w:b/>
+          <w:bCs/>
+        </w:rPr>
+        <w:t xml:space="preserve"> </w:t>
+      </w:r>
+      <w:proofErr w:type="spellStart"/>
+      <w:r>
+        <w:rPr>
+          <w:b/>
+          <w:bCs/>
+        </w:rPr>
+        <w:t>tài</w:t>
+      </w:r>
+      <w:proofErr w:type="spellEnd"/>
+      <w:r>
+        <w:rPr>
+          <w:b/>
+          <w:bCs/>
+        </w:rPr>
+        <w:t xml:space="preserve"> </w:t>
+      </w:r>
+      <w:proofErr w:type="spellStart"/>
+      <w:r>
+        <w:rPr>
+          <w:b/>
+          <w:bCs/>
+        </w:rPr>
+        <w:t>khoản</w:t>
+      </w:r>
+      <w:proofErr w:type="spellEnd"/>
+    </w:p>
+    <w:tbl>
+      <w:tblPr>
+        <w:tblStyle w:val="TableGrid"/>
+        <w:tblW w:w="0" w:type="auto"/>
+        <w:tblLook w:val="04A0" w:firstRow="1" w:lastRow="0" w:firstColumn="1" w:lastColumn="0" w:noHBand="0" w:noVBand="1"/>
+      </w:tblPr>
+      <w:tblGrid>
+        <w:gridCol w:w="1815"/>
+        <w:gridCol w:w="7535"/>
+      </w:tblGrid>
+      <w:tr>
+        <w:tc>
+          <w:tcPr>
+            <w:tcW w:w="0" w:type="auto"/>
+            <w:hideMark/>
+          </w:tcPr>
+          <w:p>
+            <w:pPr>
+              <w:rPr>
+                <w:b/>
+                <w:bCs/>
+              </w:rPr>
+            </w:pPr>
+            <w:proofErr w:type="spellStart"/>
+            <w:r>
+              <w:rPr>
+                <w:b/>
+                <w:bCs/>
+              </w:rPr>
+              <w:t>Mục</w:t>
+            </w:r>
+            <w:proofErr w:type="spellEnd"/>
+          </w:p>
+        </w:tc>
+        <w:tc>
+          <w:tcPr>
+            <w:tcW w:w="0" w:type="auto"/>
+            <w:hideMark/>
+          </w:tcPr>
+          <w:p>
+            <w:pPr>
+              <w:rPr>
+                <w:b/>
+                <w:bCs/>
+              </w:rPr>
+            </w:pPr>
+            <w:proofErr w:type="spellStart"/>
+            <w:r>
+              <w:rPr>
+                <w:b/>
+                <w:bCs/>
+              </w:rPr>
+              <w:t>Nội</w:t>
+            </w:r>
+            <w:proofErr w:type="spellEnd"/>
+            <w:r>
+              <w:rPr>
+                <w:b/>
+                <w:bCs/>
+              </w:rPr>
+              <w:t xml:space="preserve"> dung</w:t>
+            </w:r>
+          </w:p>
+        </w:tc>
+      </w:tr>
+      <w:tr>
+        <w:tc>
+          <w:tcPr>
+            <w:tcW w:w="0" w:type="auto"/>
+            <w:hideMark/>
+          </w:tcPr>
+          <w:p>
+            <w:proofErr w:type="spellStart"/>
+            <w:r>
+              <w:rPr>
+                <w:b/>
+                <w:bCs/>
+              </w:rPr>
+              <w:t>Mã</w:t>
+            </w:r>
+            <w:proofErr w:type="spellEnd"/>
+            <w:r>
+              <w:rPr>
+                <w:b/>
+                <w:bCs/>
+              </w:rPr>
+              <w:t xml:space="preserve"> Use Case</w:t>
+            </w:r>
+          </w:p>
+        </w:tc>
+        <w:tc>
+          <w:tcPr>
+            <w:tcW w:w="0" w:type="auto"/>
+            <w:hideMark/>
+          </w:tcPr>
+          <w:p>
+            <w:r>
+              <w:t>UC01</w:t>
+            </w:r>
+          </w:p>
+        </w:tc>
+      </w:tr>
+      <w:tr>
+        <w:tc>
+          <w:tcPr>
+            <w:tcW w:w="0" w:type="auto"/>
+            <w:hideMark/>
+          </w:tcPr>
+          <w:p>
+            <w:proofErr w:type="spellStart"/>
+            <w:r>
+              <w:rPr>
+                <w:b/>
+                <w:bCs/>
+              </w:rPr>
+              <w:t>Tên</w:t>
+            </w:r>
+            <w:proofErr w:type="spellEnd"/>
+            <w:r>
+              <w:rPr>
+                <w:b/>
+                <w:bCs/>
+              </w:rPr>
+              <w:t xml:space="preserve"> Use Case</w:t>
+            </w:r>
+          </w:p>
+        </w:tc>
+        <w:tc>
+          <w:tcPr>
+            <w:tcW w:w="0" w:type="auto"/>
+            <w:hideMark/>
+          </w:tcPr>
+          <w:p>
+            <w:proofErr w:type="spellStart"/>
+            <w:r>
+              <w:t>Đăng</w:t>
+            </w:r>
+            <w:proofErr w:type="spellEnd"/>
+            <w:r>
+              <w:t xml:space="preserve"> </w:t>
+            </w:r>
+            <w:proofErr w:type="spellStart"/>
+            <w:r>
+              <w:t>ký</w:t>
+            </w:r>
+            <w:proofErr w:type="spellEnd"/>
+            <w:r>
+              <w:t xml:space="preserve"> </w:t>
+            </w:r>
+            <w:proofErr w:type="spellStart"/>
+            <w:r>
+              <w:t>tài</w:t>
+            </w:r>
+            <w:proofErr w:type="spellEnd"/>
+            <w:r>
+              <w:t xml:space="preserve"> </w:t>
+            </w:r>
+            <w:proofErr w:type="spellStart"/>
+            <w:r>
+              <w:t>khoản</w:t>
+            </w:r>
+            <w:proofErr w:type="spellEnd"/>
+          </w:p>
+        </w:tc>
+      </w:tr>
+      <w:tr>
+        <w:tc>
+          <w:tcPr>
+            <w:tcW w:w="0" w:type="auto"/>
+            <w:hideMark/>
+          </w:tcPr>
+          <w:p>
+            <w:proofErr w:type="spellStart"/>
+            <w:r>
+              <w:rPr>
+                <w:b/>
+                <w:bCs/>
+              </w:rPr>
+              <w:t>Tác</w:t>
+            </w:r>
+            <w:proofErr w:type="spellEnd"/>
+            <w:r>
+              <w:rPr>
+                <w:b/>
+                <w:bCs/>
+              </w:rPr>
+              <w:t xml:space="preserve"> </w:t>
+            </w:r>
+            <w:proofErr w:type="spellStart"/>
+            <w:r>
+              <w:rPr>
+                <w:b/>
+                <w:bCs/>
+              </w:rPr>
+              <w:t>nhân</w:t>
+            </w:r>
+            <w:proofErr w:type="spellEnd"/>
+          </w:p>
+        </w:tc>
+        <w:tc>
+          <w:tcPr>
+            <w:tcW w:w="0" w:type="auto"/>
+            <w:hideMark/>
+          </w:tcPr>
+          <w:p>
+            <w:proofErr w:type="spellStart"/>
+            <w:r>
+              <w:t>Khách</w:t>
+            </w:r>
+            <w:proofErr w:type="spellEnd"/>
+            <w:r>
+              <w:t xml:space="preserve"> </w:t>
+            </w:r>
+            <w:proofErr w:type="spellStart"/>
+            <w:r>
+              <w:t>hàng</w:t>
+            </w:r>
+            <w:proofErr w:type="spellEnd"/>
+            <w:r>
+              <w:t xml:space="preserve"> (</w:t>
+            </w:r>
+            <w:proofErr w:type="spellStart"/>
+            <w:r>
+              <w:t>chưa</w:t>
+            </w:r>
+            <w:proofErr w:type="spellEnd"/>
+            <w:r>
+              <w:t xml:space="preserve"> </w:t>
+            </w:r>
+            <w:proofErr w:type="spellStart"/>
+            <w:r>
+              <w:t>có</w:t>
+            </w:r>
+            <w:proofErr w:type="spellEnd"/>
+            <w:r>
+              <w:t xml:space="preserve"> </w:t>
+            </w:r>
+            <w:proofErr w:type="spellStart"/>
+            <w:r>
+              <w:t>tài</w:t>
+            </w:r>
+            <w:proofErr w:type="spellEnd"/>
+            <w:r>
+              <w:t xml:space="preserve"> </w:t>
+            </w:r>
+            <w:proofErr w:type="spellStart"/>
+            <w:r>
+              <w:t>khoản</w:t>
+            </w:r>
+            <w:proofErr w:type="spellEnd"/>
+            <w:r>
+              <w:t>)</w:t>
+            </w:r>
+          </w:p>
+        </w:tc>
+      </w:tr>
+      <w:tr>
+        <w:tc>
+          <w:tcPr>
+            <w:tcW w:w="0" w:type="auto"/>
+            <w:hideMark/>
+          </w:tcPr>
+          <w:p>
+            <w:proofErr w:type="spellStart"/>
+            <w:r>
+              <w:rPr>
+                <w:b/>
+                <w:bCs/>
+              </w:rPr>
+              <w:t>Mô</w:t>
+            </w:r>
+            <w:proofErr w:type="spellEnd"/>
+            <w:r>
+              <w:rPr>
+                <w:b/>
+                <w:bCs/>
+              </w:rPr>
+              <w:t xml:space="preserve"> </w:t>
+            </w:r>
+            <w:proofErr w:type="spellStart"/>
+            <w:r>
+              <w:rPr>
+                <w:b/>
+                <w:bCs/>
+              </w:rPr>
+              <w:t>tả</w:t>
+            </w:r>
+            <w:proofErr w:type="spellEnd"/>
+            <w:r>
+              <w:rPr>
+                <w:b/>
+                <w:bCs/>
+              </w:rPr>
+              <w:t xml:space="preserve"> </w:t>
+            </w:r>
+            <w:proofErr w:type="spellStart"/>
+            <w:r>
+              <w:rPr>
+                <w:b/>
+                <w:bCs/>
+              </w:rPr>
+              <w:t>ngắn</w:t>
+            </w:r>
+            <w:proofErr w:type="spellEnd"/>
+          </w:p>
+        </w:tc>
+        <w:tc>
+          <w:tcPr>
+            <w:tcW w:w="0" w:type="auto"/>
+            <w:hideMark/>
+          </w:tcPr>
+          <w:p>
+            <w:proofErr w:type="spellStart"/>
+            <w:r>
+              <w:t>Tạo</w:t>
+            </w:r>
+            <w:proofErr w:type="spellEnd"/>
+            <w:r>
+              <w:t xml:space="preserve"> </w:t>
+            </w:r>
+            <w:proofErr w:type="spellStart"/>
+            <w:r>
+              <w:t>tài</w:t>
+            </w:r>
+            <w:proofErr w:type="spellEnd"/>
+            <w:r>
+              <w:t xml:space="preserve"> </w:t>
+            </w:r>
+            <w:proofErr w:type="spellStart"/>
+            <w:r>
+              <w:t>khoản</w:t>
+            </w:r>
+            <w:proofErr w:type="spellEnd"/>
+            <w:r>
+              <w:t xml:space="preserve"> </w:t>
+            </w:r>
+            <w:proofErr w:type="spellStart"/>
+            <w:r>
+              <w:t>khách</w:t>
+            </w:r>
+            <w:proofErr w:type="spellEnd"/>
+            <w:r>
+              <w:t xml:space="preserve"> </w:t>
+            </w:r>
+            <w:proofErr w:type="spellStart"/>
+            <w:r>
+              <w:t>hàng</w:t>
+            </w:r>
+            <w:proofErr w:type="spellEnd"/>
+            <w:r>
+              <w:t xml:space="preserve"> </w:t>
+            </w:r>
+            <w:proofErr w:type="spellStart"/>
+            <w:r>
+              <w:t>mới</w:t>
+            </w:r>
+            <w:proofErr w:type="spellEnd"/>
+            <w:r>
+              <w:t xml:space="preserve"> </w:t>
+            </w:r>
+            <w:proofErr w:type="spellStart"/>
+            <w:r>
+              <w:t>trên</w:t>
+            </w:r>
+            <w:proofErr w:type="spellEnd"/>
+            <w:r>
+              <w:t xml:space="preserve"> </w:t>
+            </w:r>
+            <w:proofErr w:type="spellStart"/>
+            <w:r>
+              <w:t>hệ</w:t>
+            </w:r>
+            <w:proofErr w:type="spellEnd"/>
+            <w:r>
+              <w:t xml:space="preserve"> </w:t>
+            </w:r>
+            <w:proofErr w:type="spellStart"/>
+            <w:r>
+              <w:t>thống</w:t>
+            </w:r>
+            <w:proofErr w:type="spellEnd"/>
+            <w:r>
+              <w:t xml:space="preserve"> e-SHOPPING.</w:t>
+            </w:r>
+          </w:p>
+        </w:tc>
+      </w:tr>
+      <w:tr>
+        <w:tc>
+          <w:tcPr>
+            <w:tcW w:w="0" w:type="auto"/>
+            <w:hideMark/>
+          </w:tcPr>
+          <w:p>
+            <w:r>
+              <w:rPr>
+                <w:b/>
+                <w:bCs/>
+              </w:rPr>
+              <w:t xml:space="preserve">Quan </w:t>
+            </w:r>
+            <w:proofErr w:type="spellStart"/>
+            <w:r>
+              <w:rPr>
+                <w:b/>
+                <w:bCs/>
+              </w:rPr>
+              <w:t>hệ</w:t>
+            </w:r>
+            <w:proofErr w:type="spellEnd"/>
+          </w:p>
+        </w:tc>
+        <w:tc>
+          <w:tcPr>
+            <w:tcW w:w="0" w:type="auto"/>
+            <w:hideMark/>
+          </w:tcPr>
+          <w:p>
+            <w:r>
+              <w:t xml:space="preserve">«include» </w:t>
+            </w:r>
+            <w:proofErr w:type="spellStart"/>
+            <w:r>
+              <w:t>Xác</w:t>
+            </w:r>
+            <w:proofErr w:type="spellEnd"/>
+            <w:r>
+              <w:t xml:space="preserve"> </w:t>
+            </w:r>
+            <w:proofErr w:type="spellStart"/>
+            <w:r>
+              <w:t>thực</w:t>
+            </w:r>
+            <w:proofErr w:type="spellEnd"/>
+            <w:r>
+              <w:t xml:space="preserve"> </w:t>
+            </w:r>
+            <w:proofErr w:type="spellStart"/>
+            <w:r>
+              <w:t>khách</w:t>
+            </w:r>
+            <w:proofErr w:type="spellEnd"/>
+            <w:r>
+              <w:t xml:space="preserve"> </w:t>
+            </w:r>
+            <w:proofErr w:type="spellStart"/>
+            <w:r>
+              <w:t>hàng</w:t>
+            </w:r>
+            <w:proofErr w:type="spellEnd"/>
+          </w:p>
+        </w:tc>
+      </w:tr>
+      <w:tr>
+        <w:tc>
+          <w:tcPr>
+            <w:tcW w:w="0" w:type="auto"/>
+            <w:hideMark/>
+          </w:tcPr>
+          <w:p>
+            <w:proofErr w:type="spellStart"/>
+            <w:r>
+              <w:rPr>
+                <w:b/>
+                <w:bCs/>
+              </w:rPr>
+              <w:t>Điều</w:t>
+            </w:r>
+            <w:proofErr w:type="spellEnd"/>
+            <w:r>
+              <w:rPr>
+                <w:b/>
+                <w:bCs/>
+              </w:rPr>
+              <w:t xml:space="preserve"> </w:t>
+            </w:r>
+            <w:proofErr w:type="spellStart"/>
+            <w:r>
+              <w:rPr>
+                <w:b/>
+                <w:bCs/>
+              </w:rPr>
+              <w:t>kiện</w:t>
+            </w:r>
+            <w:proofErr w:type="spellEnd"/>
+            <w:r>
+              <w:rPr>
+                <w:b/>
+                <w:bCs/>
+              </w:rPr>
+              <w:t xml:space="preserve"> </w:t>
+            </w:r>
+            <w:proofErr w:type="spellStart"/>
+            <w:r>
+              <w:rPr>
+                <w:b/>
+                <w:bCs/>
+              </w:rPr>
+              <w:t>tiên</w:t>
+            </w:r>
+            <w:proofErr w:type="spellEnd"/>
+            <w:r>
+              <w:rPr>
+                <w:b/>
+                <w:bCs/>
+              </w:rPr>
+              <w:t xml:space="preserve"> </w:t>
+            </w:r>
+            <w:proofErr w:type="spellStart"/>
+            <w:r>
+              <w:rPr>
+                <w:b/>
+                <w:bCs/>
+              </w:rPr>
+              <w:t>quyết</w:t>
+            </w:r>
+            <w:proofErr w:type="spellEnd"/>
+          </w:p>
+        </w:tc>
+        <w:tc>
+          <w:tcPr>
+            <w:tcW w:w="0" w:type="auto"/>
+            <w:hideMark/>
+          </w:tcPr>
+          <w:p>
+            <w:proofErr w:type="spellStart"/>
+            <w:r>
+              <w:t>Người</w:t>
+            </w:r>
+            <w:proofErr w:type="spellEnd"/>
+            <w:r>
+              <w:t xml:space="preserve"> </w:t>
+            </w:r>
+            <w:proofErr w:type="spellStart"/>
+            <w:r>
+              <w:t>dùng</w:t>
+            </w:r>
+            <w:proofErr w:type="spellEnd"/>
+            <w:r>
+              <w:t xml:space="preserve"> </w:t>
+            </w:r>
+            <w:proofErr w:type="spellStart"/>
+            <w:r>
+              <w:t>chọn</w:t>
+            </w:r>
+            <w:proofErr w:type="spellEnd"/>
+            <w:r>
+              <w:t xml:space="preserve"> </w:t>
+            </w:r>
+            <w:proofErr w:type="spellStart"/>
+            <w:r>
+              <w:t>chức</w:t>
+            </w:r>
+            <w:proofErr w:type="spellEnd"/>
+            <w:r>
+              <w:t xml:space="preserve"> </w:t>
+            </w:r>
+            <w:proofErr w:type="spellStart"/>
+            <w:r>
+              <w:t>năng</w:t>
+            </w:r>
+            <w:proofErr w:type="spellEnd"/>
+            <w:r>
+              <w:t xml:space="preserve"> </w:t>
+            </w:r>
+            <w:proofErr w:type="spellStart"/>
+            <w:r>
+              <w:t>Đăng</w:t>
+            </w:r>
+            <w:proofErr w:type="spellEnd"/>
+            <w:r>
+              <w:t xml:space="preserve"> </w:t>
+            </w:r>
+            <w:proofErr w:type="spellStart"/>
+            <w:r>
+              <w:t>ký</w:t>
+            </w:r>
+            <w:proofErr w:type="spellEnd"/>
+            <w:r>
+              <w:t>.</w:t>
+            </w:r>
+          </w:p>
+        </w:tc>
+      </w:tr>
+      <w:tr>
+        <w:tc>
+          <w:tcPr>
+            <w:tcW w:w="0" w:type="auto"/>
+            <w:hideMark/>
+          </w:tcPr>
+          <w:p>
+            <w:proofErr w:type="spellStart"/>
+            <w:r>
+              <w:rPr>
+                <w:b/>
+                <w:bCs/>
+              </w:rPr>
+              <w:t>Điều</w:t>
+            </w:r>
+            <w:proofErr w:type="spellEnd"/>
+            <w:r>
+              <w:rPr>
+                <w:b/>
+                <w:bCs/>
+              </w:rPr>
+              <w:t xml:space="preserve"> </w:t>
+            </w:r>
+            <w:proofErr w:type="spellStart"/>
+            <w:r>
+              <w:rPr>
+                <w:b/>
+                <w:bCs/>
+              </w:rPr>
+              <w:t>kiện</w:t>
+            </w:r>
+            <w:proofErr w:type="spellEnd"/>
+            <w:r>
+              <w:rPr>
+                <w:b/>
+                <w:bCs/>
+              </w:rPr>
+              <w:t xml:space="preserve"> </w:t>
+            </w:r>
+            <w:proofErr w:type="spellStart"/>
+            <w:r>
+              <w:rPr>
+                <w:b/>
+                <w:bCs/>
+              </w:rPr>
+              <w:t>sau</w:t>
+            </w:r>
+            <w:proofErr w:type="spellEnd"/>
+          </w:p>
+        </w:tc>
+        <w:tc>
+          <w:tcPr>
+            <w:tcW w:w="0" w:type="auto"/>
+            <w:hideMark/>
+          </w:tcPr>
+          <w:p>
+            <w:r>
+              <w:t xml:space="preserve">Thông tin </w:t>
+            </w:r>
+            <w:proofErr w:type="spellStart"/>
+            <w:r>
+              <w:t>khách</w:t>
+            </w:r>
+            <w:proofErr w:type="spellEnd"/>
+            <w:r>
+              <w:t xml:space="preserve"> </w:t>
+            </w:r>
+            <w:proofErr w:type="spellStart"/>
+            <w:r>
+              <w:t>hàng</w:t>
+            </w:r>
+            <w:proofErr w:type="spellEnd"/>
+            <w:r>
+              <w:t xml:space="preserve"> </w:t>
+            </w:r>
+            <w:proofErr w:type="spellStart"/>
+            <w:r>
+              <w:t>mới</w:t>
+            </w:r>
+            <w:proofErr w:type="spellEnd"/>
+            <w:r>
+              <w:t xml:space="preserve"> </w:t>
+            </w:r>
+            <w:proofErr w:type="spellStart"/>
+            <w:r>
+              <w:t>được</w:t>
+            </w:r>
+            <w:proofErr w:type="spellEnd"/>
+            <w:r>
+              <w:t xml:space="preserve"> </w:t>
+            </w:r>
+            <w:proofErr w:type="spellStart"/>
+            <w:r>
+              <w:t>lưu</w:t>
+            </w:r>
+            <w:proofErr w:type="spellEnd"/>
+            <w:r>
+              <w:t xml:space="preserve"> </w:t>
+            </w:r>
+            <w:proofErr w:type="spellStart"/>
+            <w:r>
+              <w:t>vào</w:t>
+            </w:r>
+            <w:proofErr w:type="spellEnd"/>
+            <w:r>
+              <w:t xml:space="preserve"> CSDL.</w:t>
+            </w:r>
+          </w:p>
+        </w:tc>
+      </w:tr>
+      <w:tr>
+        <w:tc>
+          <w:tcPr>
+            <w:tcW w:w="0" w:type="auto"/>
+            <w:hideMark/>
+          </w:tcPr>
+          <w:p>
+            <w:proofErr w:type="spellStart"/>
+            <w:r>
+              <w:rPr>
+                <w:b/>
+                <w:bCs/>
+              </w:rPr>
+              <w:t>Luồng</w:t>
+            </w:r>
+            <w:proofErr w:type="spellEnd"/>
+            <w:r>
+              <w:rPr>
+                <w:b/>
+                <w:bCs/>
+              </w:rPr>
+              <w:t xml:space="preserve"> </w:t>
+            </w:r>
+            <w:proofErr w:type="spellStart"/>
+            <w:r>
+              <w:rPr>
+                <w:b/>
+                <w:bCs/>
+              </w:rPr>
+              <w:t>chính</w:t>
+            </w:r>
+            <w:proofErr w:type="spellEnd"/>
+          </w:p>
+        </w:tc>
+        <w:tc>
+          <w:tcPr>
+            <w:tcW w:w="0" w:type="auto"/>
+            <w:hideMark/>
+          </w:tcPr>
+          <w:p>
+            <w:pPr>
+              <w:jc w:val="left"/>
+            </w:pPr>
+            <w:r>
+              <w:t xml:space="preserve">1. </w:t>
+            </w:r>
+            <w:proofErr w:type="spellStart"/>
+            <w:r>
+              <w:t>Người</w:t>
+            </w:r>
+            <w:proofErr w:type="spellEnd"/>
+            <w:r>
+              <w:t xml:space="preserve"> </w:t>
+            </w:r>
+            <w:proofErr w:type="spellStart"/>
+            <w:r>
+              <w:t>dùng</w:t>
+            </w:r>
+            <w:proofErr w:type="spellEnd"/>
+            <w:r>
+              <w:t xml:space="preserve"> </w:t>
+            </w:r>
+            <w:proofErr w:type="spellStart"/>
+            <w:r>
+              <w:t>nhấn</w:t>
+            </w:r>
+            <w:proofErr w:type="spellEnd"/>
+            <w:r>
+              <w:t xml:space="preserve"> "</w:t>
+            </w:r>
+            <w:proofErr w:type="spellStart"/>
+            <w:r>
+              <w:t>Đăng</w:t>
+            </w:r>
+            <w:proofErr w:type="spellEnd"/>
+            <w:r>
+              <w:t xml:space="preserve"> </w:t>
+            </w:r>
+            <w:proofErr w:type="spellStart"/>
+            <w:r>
+              <w:t>ký</w:t>
+            </w:r>
+            <w:proofErr w:type="spellEnd"/>
+            <w:r>
+              <w:t>".</w:t>
+            </w:r>
+            <w:r>
+              <w:br/>
+              <w:t xml:space="preserve">2. </w:t>
+            </w:r>
+            <w:proofErr w:type="spellStart"/>
+            <w:r>
+              <w:t>Hệ</w:t>
+            </w:r>
+            <w:proofErr w:type="spellEnd"/>
+            <w:r>
+              <w:t xml:space="preserve"> </w:t>
+            </w:r>
+            <w:proofErr w:type="spellStart"/>
+            <w:r>
+              <w:t>thống</w:t>
+            </w:r>
+            <w:proofErr w:type="spellEnd"/>
+            <w:r>
+              <w:t xml:space="preserve"> </w:t>
+            </w:r>
+            <w:proofErr w:type="spellStart"/>
+            <w:r>
+              <w:t>hiển</w:t>
+            </w:r>
+            <w:proofErr w:type="spellEnd"/>
+            <w:r>
+              <w:t xml:space="preserve"> </w:t>
+            </w:r>
+            <w:proofErr w:type="spellStart"/>
+            <w:r>
+              <w:t>thị</w:t>
+            </w:r>
+            <w:proofErr w:type="spellEnd"/>
+            <w:r>
+              <w:t xml:space="preserve"> </w:t>
+            </w:r>
+            <w:proofErr w:type="spellStart"/>
+            <w:r>
+              <w:t>biểu</w:t>
+            </w:r>
+            <w:proofErr w:type="spellEnd"/>
+            <w:r>
+              <w:t xml:space="preserve"> </w:t>
+            </w:r>
+            <w:proofErr w:type="spellStart"/>
+            <w:r>
+              <w:t>mẫu</w:t>
+            </w:r>
+            <w:proofErr w:type="spellEnd"/>
+            <w:r>
+              <w:t xml:space="preserve"> </w:t>
+            </w:r>
+            <w:proofErr w:type="spellStart"/>
+            <w:r>
+              <w:t>đăng</w:t>
+            </w:r>
+            <w:proofErr w:type="spellEnd"/>
+            <w:r>
+              <w:t xml:space="preserve"> </w:t>
+            </w:r>
+            <w:proofErr w:type="spellStart"/>
+            <w:r>
+              <w:t>ký</w:t>
+            </w:r>
+            <w:proofErr w:type="spellEnd"/>
+            <w:r>
+              <w:t>.</w:t>
+            </w:r>
+            <w:r>
+              <w:br/>
+              <w:t xml:space="preserve">3. </w:t>
+            </w:r>
+            <w:proofErr w:type="spellStart"/>
+            <w:r>
+              <w:t>Người</w:t>
+            </w:r>
+            <w:proofErr w:type="spellEnd"/>
+            <w:r>
+              <w:t xml:space="preserve"> </w:t>
+            </w:r>
+            <w:proofErr w:type="spellStart"/>
+            <w:r>
+              <w:t>dùng</w:t>
+            </w:r>
+            <w:proofErr w:type="spellEnd"/>
+            <w:r>
+              <w:t xml:space="preserve"> </w:t>
+            </w:r>
+            <w:proofErr w:type="spellStart"/>
+            <w:r>
+              <w:t>nhập</w:t>
+            </w:r>
+            <w:proofErr w:type="spellEnd"/>
+            <w:r>
+              <w:t xml:space="preserve">: </w:t>
+            </w:r>
+            <w:proofErr w:type="spellStart"/>
+            <w:r>
+              <w:t>họ</w:t>
+            </w:r>
+            <w:proofErr w:type="spellEnd"/>
+            <w:r>
+              <w:t xml:space="preserve"> </w:t>
+            </w:r>
+            <w:proofErr w:type="spellStart"/>
+            <w:r>
+              <w:t>tên</w:t>
+            </w:r>
+            <w:proofErr w:type="spellEnd"/>
+            <w:r>
+              <w:t xml:space="preserve">, </w:t>
+            </w:r>
+            <w:proofErr w:type="spellStart"/>
+            <w:r>
+              <w:t>ngày</w:t>
+            </w:r>
+            <w:proofErr w:type="spellEnd"/>
+            <w:r>
+              <w:t xml:space="preserve"> </w:t>
+            </w:r>
+            <w:proofErr w:type="spellStart"/>
+            <w:r>
+              <w:t>sinh</w:t>
+            </w:r>
+            <w:proofErr w:type="spellEnd"/>
+            <w:r>
+              <w:t xml:space="preserve">, CMND/Passport, </w:t>
+            </w:r>
+            <w:proofErr w:type="spellStart"/>
+            <w:r>
+              <w:t>địa</w:t>
+            </w:r>
+            <w:proofErr w:type="spellEnd"/>
+            <w:r>
+              <w:t xml:space="preserve"> </w:t>
+            </w:r>
+            <w:proofErr w:type="spellStart"/>
+            <w:r>
+              <w:t>chỉ</w:t>
+            </w:r>
+            <w:proofErr w:type="spellEnd"/>
+            <w:r>
+              <w:t xml:space="preserve">, </w:t>
+            </w:r>
+            <w:proofErr w:type="spellStart"/>
+            <w:r>
+              <w:t>điện</w:t>
+            </w:r>
+            <w:proofErr w:type="spellEnd"/>
+            <w:r>
+              <w:t xml:space="preserve"> </w:t>
+            </w:r>
+            <w:proofErr w:type="spellStart"/>
+            <w:r>
+              <w:t>thoại</w:t>
+            </w:r>
+            <w:proofErr w:type="spellEnd"/>
+            <w:r>
+              <w:t xml:space="preserve">, </w:t>
+            </w:r>
+            <w:proofErr w:type="spellStart"/>
+            <w:r>
+              <w:t>tên</w:t>
+            </w:r>
+            <w:proofErr w:type="spellEnd"/>
+            <w:r>
+              <w:t xml:space="preserve"> </w:t>
+            </w:r>
+            <w:proofErr w:type="spellStart"/>
+            <w:r>
+              <w:t>đăng</w:t>
+            </w:r>
+            <w:proofErr w:type="spellEnd"/>
+            <w:r>
+              <w:t xml:space="preserve"> </w:t>
+            </w:r>
+            <w:proofErr w:type="spellStart"/>
+            <w:r>
+              <w:t>nhập</w:t>
+            </w:r>
+            <w:proofErr w:type="spellEnd"/>
+            <w:r>
+              <w:t xml:space="preserve">, </w:t>
+            </w:r>
+            <w:proofErr w:type="spellStart"/>
+            <w:r>
+              <w:t>mật</w:t>
+            </w:r>
+            <w:proofErr w:type="spellEnd"/>
+            <w:r>
+              <w:t xml:space="preserve"> </w:t>
+            </w:r>
+            <w:proofErr w:type="spellStart"/>
+            <w:r>
+              <w:t>khẩu</w:t>
+            </w:r>
+            <w:proofErr w:type="spellEnd"/>
+            <w:r>
+              <w:t>, email.</w:t>
+            </w:r>
+            <w:r>
+              <w:br/>
+              <w:t xml:space="preserve">4. </w:t>
+            </w:r>
+            <w:proofErr w:type="spellStart"/>
+            <w:r>
+              <w:t>Người</w:t>
+            </w:r>
+            <w:proofErr w:type="spellEnd"/>
+            <w:r>
+              <w:t xml:space="preserve"> </w:t>
+            </w:r>
+            <w:proofErr w:type="spellStart"/>
+            <w:r>
+              <w:t>dùng</w:t>
+            </w:r>
+            <w:proofErr w:type="spellEnd"/>
+            <w:r>
+              <w:t xml:space="preserve"> </w:t>
+            </w:r>
+            <w:proofErr w:type="spellStart"/>
+            <w:r>
+              <w:t>nhấn</w:t>
+            </w:r>
+            <w:proofErr w:type="spellEnd"/>
+            <w:r>
+              <w:t xml:space="preserve"> "</w:t>
+            </w:r>
+            <w:proofErr w:type="spellStart"/>
+            <w:r>
+              <w:t>Xác</w:t>
+            </w:r>
+            <w:proofErr w:type="spellEnd"/>
+            <w:r>
+              <w:t xml:space="preserve"> </w:t>
+            </w:r>
+            <w:proofErr w:type="spellStart"/>
+            <w:r>
+              <w:t>nhận</w:t>
+            </w:r>
+            <w:proofErr w:type="spellEnd"/>
+            <w:r>
+              <w:t xml:space="preserve"> </w:t>
+            </w:r>
+            <w:proofErr w:type="spellStart"/>
+            <w:r>
+              <w:t>đăng</w:t>
+            </w:r>
+            <w:proofErr w:type="spellEnd"/>
+            <w:r>
+              <w:t xml:space="preserve"> </w:t>
+            </w:r>
+            <w:proofErr w:type="spellStart"/>
+            <w:r>
+              <w:t>ký</w:t>
+            </w:r>
+            <w:proofErr w:type="spellEnd"/>
+            <w:r>
+              <w:t>".</w:t>
+            </w:r>
+            <w:r>
+              <w:br/>
+              <w:t xml:space="preserve">5. </w:t>
+            </w:r>
+            <w:proofErr w:type="spellStart"/>
+            <w:r>
+              <w:t>Hệ</w:t>
+            </w:r>
+            <w:proofErr w:type="spellEnd"/>
+            <w:r>
+              <w:t xml:space="preserve"> </w:t>
+            </w:r>
+            <w:proofErr w:type="spellStart"/>
+            <w:r>
+              <w:t>thống</w:t>
+            </w:r>
+            <w:proofErr w:type="spellEnd"/>
+            <w:r>
+              <w:t xml:space="preserve"> </w:t>
+            </w:r>
+            <w:proofErr w:type="spellStart"/>
+            <w:r>
+              <w:t>thực</w:t>
+            </w:r>
+            <w:proofErr w:type="spellEnd"/>
+            <w:r>
+              <w:t xml:space="preserve"> </w:t>
+            </w:r>
+            <w:proofErr w:type="spellStart"/>
+            <w:r>
+              <w:t>hiện</w:t>
+            </w:r>
+            <w:proofErr w:type="spellEnd"/>
+            <w:r>
+              <w:t xml:space="preserve"> </w:t>
+            </w:r>
+            <w:proofErr w:type="spellStart"/>
+            <w:r>
+              <w:t>Xác</w:t>
+            </w:r>
+            <w:proofErr w:type="spellEnd"/>
+            <w:r>
+              <w:t xml:space="preserve"> </w:t>
+            </w:r>
+            <w:proofErr w:type="spellStart"/>
+            <w:r>
+              <w:t>thực</w:t>
+            </w:r>
+            <w:proofErr w:type="spellEnd"/>
+            <w:r>
+              <w:t xml:space="preserve"> </w:t>
+            </w:r>
+            <w:proofErr w:type="spellStart"/>
+            <w:r>
+              <w:t>khách</w:t>
+            </w:r>
+            <w:proofErr w:type="spellEnd"/>
+            <w:r>
+              <w:t xml:space="preserve"> </w:t>
+            </w:r>
+            <w:proofErr w:type="spellStart"/>
+            <w:r>
+              <w:t>hàng</w:t>
+            </w:r>
+            <w:proofErr w:type="spellEnd"/>
+            <w:r>
+              <w:t xml:space="preserve"> (</w:t>
+            </w:r>
+            <w:proofErr w:type="spellStart"/>
+            <w:r>
+              <w:t>kiểm</w:t>
+            </w:r>
+            <w:proofErr w:type="spellEnd"/>
+            <w:r>
+              <w:t xml:space="preserve"> </w:t>
+            </w:r>
+            <w:proofErr w:type="spellStart"/>
+            <w:r>
+              <w:t>tra</w:t>
+            </w:r>
+            <w:proofErr w:type="spellEnd"/>
+            <w:r>
+              <w:t xml:space="preserve"> </w:t>
+            </w:r>
+            <w:proofErr w:type="spellStart"/>
+            <w:r>
+              <w:t>dữ</w:t>
+            </w:r>
+            <w:proofErr w:type="spellEnd"/>
+            <w:r>
+              <w:t xml:space="preserve"> </w:t>
+            </w:r>
+            <w:proofErr w:type="spellStart"/>
+            <w:r>
+              <w:t>liệu</w:t>
+            </w:r>
+            <w:proofErr w:type="spellEnd"/>
+            <w:r>
+              <w:t xml:space="preserve"> </w:t>
+            </w:r>
+            <w:proofErr w:type="spellStart"/>
+            <w:r>
+              <w:t>hợp</w:t>
+            </w:r>
+            <w:proofErr w:type="spellEnd"/>
+            <w:r>
+              <w:t xml:space="preserve"> </w:t>
+            </w:r>
+            <w:proofErr w:type="spellStart"/>
+            <w:r>
+              <w:t>lệ</w:t>
+            </w:r>
+            <w:proofErr w:type="spellEnd"/>
+            <w:r>
+              <w:t xml:space="preserve">, </w:t>
+            </w:r>
+            <w:proofErr w:type="spellStart"/>
+            <w:r>
+              <w:t>không</w:t>
+            </w:r>
+            <w:proofErr w:type="spellEnd"/>
+            <w:r>
+              <w:t xml:space="preserve"> </w:t>
+            </w:r>
+            <w:proofErr w:type="spellStart"/>
+            <w:r>
+              <w:t>trùng</w:t>
+            </w:r>
+            <w:proofErr w:type="spellEnd"/>
+            <w:r>
+              <w:t>).</w:t>
+            </w:r>
+            <w:r>
+              <w:br/>
+              <w:t xml:space="preserve">6. </w:t>
+            </w:r>
+            <w:proofErr w:type="spellStart"/>
+            <w:r>
+              <w:t>Hệ</w:t>
+            </w:r>
+            <w:proofErr w:type="spellEnd"/>
+            <w:r>
+              <w:t xml:space="preserve"> </w:t>
+            </w:r>
+            <w:proofErr w:type="spellStart"/>
+            <w:r>
+              <w:t>thống</w:t>
+            </w:r>
+            <w:proofErr w:type="spellEnd"/>
+            <w:r>
+              <w:t xml:space="preserve"> </w:t>
+            </w:r>
+            <w:proofErr w:type="spellStart"/>
+            <w:r>
+              <w:t>lưu</w:t>
+            </w:r>
+            <w:proofErr w:type="spellEnd"/>
+            <w:r>
+              <w:t xml:space="preserve"> </w:t>
+            </w:r>
+            <w:proofErr w:type="spellStart"/>
+            <w:r>
+              <w:t>thông</w:t>
+            </w:r>
+            <w:proofErr w:type="spellEnd"/>
+            <w:r>
+              <w:t xml:space="preserve"> tin </w:t>
+            </w:r>
+            <w:proofErr w:type="spellStart"/>
+            <w:r>
+              <w:t>vào</w:t>
+            </w:r>
+            <w:proofErr w:type="spellEnd"/>
+            <w:r>
+              <w:t xml:space="preserve"> CSDL.</w:t>
+            </w:r>
+            <w:r>
+              <w:br/>
+              <w:t xml:space="preserve">7. </w:t>
+            </w:r>
+            <w:proofErr w:type="spellStart"/>
+            <w:r>
+              <w:t>Hệ</w:t>
+            </w:r>
+            <w:proofErr w:type="spellEnd"/>
+            <w:r>
+              <w:t xml:space="preserve"> </w:t>
+            </w:r>
+            <w:proofErr w:type="spellStart"/>
+            <w:r>
+              <w:t>thống</w:t>
+            </w:r>
+            <w:proofErr w:type="spellEnd"/>
+            <w:r>
+              <w:t xml:space="preserve"> </w:t>
+            </w:r>
+            <w:proofErr w:type="spellStart"/>
+            <w:r>
+              <w:t>báo</w:t>
+            </w:r>
+            <w:proofErr w:type="spellEnd"/>
+            <w:r>
+              <w:t xml:space="preserve"> "</w:t>
+            </w:r>
+            <w:proofErr w:type="spellStart"/>
+            <w:r>
+              <w:t>Đăng</w:t>
+            </w:r>
+            <w:proofErr w:type="spellEnd"/>
+            <w:r>
+              <w:t xml:space="preserve"> </w:t>
+            </w:r>
+            <w:proofErr w:type="spellStart"/>
+            <w:r>
+              <w:t>ký</w:t>
+            </w:r>
+            <w:proofErr w:type="spellEnd"/>
+            <w:r>
+              <w:t xml:space="preserve"> </w:t>
+            </w:r>
+            <w:proofErr w:type="spellStart"/>
+            <w:r>
+              <w:t>thành</w:t>
+            </w:r>
+            <w:proofErr w:type="spellEnd"/>
+            <w:r>
+              <w:t xml:space="preserve"> </w:t>
+            </w:r>
+            <w:proofErr w:type="spellStart"/>
+            <w:r>
+              <w:t>công</w:t>
+            </w:r>
+            <w:proofErr w:type="spellEnd"/>
+            <w:r>
+              <w:t>".</w:t>
+            </w:r>
+          </w:p>
+        </w:tc>
+      </w:tr>
+      <w:tr>
+        <w:tc>
+          <w:tcPr>
+            <w:tcW w:w="0" w:type="auto"/>
+            <w:hideMark/>
+          </w:tcPr>
+          <w:p>
+            <w:proofErr w:type="spellStart"/>
+            <w:r>
+              <w:rPr>
+                <w:b/>
+                <w:bCs/>
+              </w:rPr>
+              <w:t>Luồng</w:t>
+            </w:r>
+            <w:proofErr w:type="spellEnd"/>
+            <w:r>
+              <w:rPr>
+                <w:b/>
+                <w:bCs/>
+              </w:rPr>
+              <w:t xml:space="preserve"> </w:t>
+            </w:r>
+            <w:proofErr w:type="spellStart"/>
+            <w:r>
+              <w:rPr>
+                <w:b/>
+                <w:bCs/>
+              </w:rPr>
+              <w:t>ngoại</w:t>
+            </w:r>
+            <w:proofErr w:type="spellEnd"/>
+            <w:r>
+              <w:rPr>
+                <w:b/>
+                <w:bCs/>
+              </w:rPr>
+              <w:t xml:space="preserve"> </w:t>
+            </w:r>
+            <w:proofErr w:type="spellStart"/>
+            <w:r>
+              <w:rPr>
+                <w:b/>
+                <w:bCs/>
+              </w:rPr>
+              <w:t>lệ</w:t>
+            </w:r>
+            <w:proofErr w:type="spellEnd"/>
+          </w:p>
+        </w:tc>
+        <w:tc>
+          <w:tcPr>
+            <w:tcW w:w="0" w:type="auto"/>
+            <w:hideMark/>
+          </w:tcPr>
+          <w:p>
+            <w:r>
+              <w:t xml:space="preserve">5a. </w:t>
+            </w:r>
+            <w:proofErr w:type="spellStart"/>
+            <w:r>
+              <w:t>Thiếu</w:t>
+            </w:r>
+            <w:proofErr w:type="spellEnd"/>
+            <w:r>
+              <w:t xml:space="preserve"> </w:t>
+            </w:r>
+            <w:proofErr w:type="spellStart"/>
+            <w:r>
+              <w:t>thông</w:t>
+            </w:r>
+            <w:proofErr w:type="spellEnd"/>
+            <w:r>
+              <w:t xml:space="preserve"> tin </w:t>
+            </w:r>
+            <w:proofErr w:type="spellStart"/>
+            <w:r>
+              <w:t>bắt</w:t>
+            </w:r>
+            <w:proofErr w:type="spellEnd"/>
+            <w:r>
+              <w:t xml:space="preserve"> </w:t>
+            </w:r>
+            <w:proofErr w:type="spellStart"/>
+            <w:r>
+              <w:t>buộc</w:t>
+            </w:r>
+            <w:proofErr w:type="spellEnd"/>
+            <w:r>
+              <w:t xml:space="preserve">: </w:t>
+            </w:r>
+            <w:proofErr w:type="spellStart"/>
+            <w:r>
+              <w:t>yêu</w:t>
+            </w:r>
+            <w:proofErr w:type="spellEnd"/>
+            <w:r>
+              <w:t xml:space="preserve"> </w:t>
+            </w:r>
+            <w:proofErr w:type="spellStart"/>
+            <w:r>
+              <w:t>cầu</w:t>
+            </w:r>
+            <w:proofErr w:type="spellEnd"/>
+            <w:r>
+              <w:t xml:space="preserve"> </w:t>
+            </w:r>
+            <w:proofErr w:type="spellStart"/>
+            <w:r>
+              <w:t>điền</w:t>
+            </w:r>
+            <w:proofErr w:type="spellEnd"/>
+            <w:r>
+              <w:t xml:space="preserve"> </w:t>
+            </w:r>
+            <w:proofErr w:type="spellStart"/>
+            <w:r>
+              <w:t>đủ</w:t>
+            </w:r>
+            <w:proofErr w:type="spellEnd"/>
+            <w:r>
+              <w:t xml:space="preserve">, quay </w:t>
+            </w:r>
+            <w:proofErr w:type="spellStart"/>
+            <w:r>
+              <w:t>lại</w:t>
+            </w:r>
+            <w:proofErr w:type="spellEnd"/>
+            <w:r>
+              <w:t xml:space="preserve"> </w:t>
+            </w:r>
+            <w:proofErr w:type="spellStart"/>
+            <w:r>
+              <w:t>bước</w:t>
+            </w:r>
+            <w:proofErr w:type="spellEnd"/>
+            <w:r>
+              <w:t xml:space="preserve"> 3.</w:t>
+            </w:r>
+            <w:r>
+              <w:br/>
+              <w:t xml:space="preserve">5b. </w:t>
+            </w:r>
+            <w:proofErr w:type="spellStart"/>
+            <w:r>
+              <w:t>Tên</w:t>
+            </w:r>
+            <w:proofErr w:type="spellEnd"/>
+            <w:r>
+              <w:t xml:space="preserve"> </w:t>
+            </w:r>
+            <w:proofErr w:type="spellStart"/>
+            <w:r>
+              <w:t>đăng</w:t>
+            </w:r>
+            <w:proofErr w:type="spellEnd"/>
+            <w:r>
+              <w:t xml:space="preserve"> </w:t>
+            </w:r>
+            <w:proofErr w:type="spellStart"/>
+            <w:r>
+              <w:t>nhập</w:t>
+            </w:r>
+            <w:proofErr w:type="spellEnd"/>
+            <w:r>
+              <w:t xml:space="preserve"> </w:t>
+            </w:r>
+            <w:proofErr w:type="spellStart"/>
+            <w:r>
+              <w:t>hoặc</w:t>
+            </w:r>
+            <w:proofErr w:type="spellEnd"/>
+            <w:r>
+              <w:t xml:space="preserve"> email </w:t>
+            </w:r>
+            <w:proofErr w:type="spellStart"/>
+            <w:r>
+              <w:t>đã</w:t>
+            </w:r>
+            <w:proofErr w:type="spellEnd"/>
+            <w:r>
+              <w:t xml:space="preserve"> </w:t>
+            </w:r>
+            <w:proofErr w:type="spellStart"/>
+            <w:r>
+              <w:t>tồn</w:t>
+            </w:r>
+            <w:proofErr w:type="spellEnd"/>
+            <w:r>
+              <w:t xml:space="preserve"> </w:t>
+            </w:r>
+            <w:proofErr w:type="spellStart"/>
+            <w:r>
+              <w:t>tại</w:t>
+            </w:r>
+            <w:proofErr w:type="spellEnd"/>
+            <w:r>
+              <w:t xml:space="preserve">: </w:t>
+            </w:r>
+            <w:proofErr w:type="spellStart"/>
+            <w:r>
+              <w:t>báo</w:t>
+            </w:r>
+            <w:proofErr w:type="spellEnd"/>
+            <w:r>
+              <w:t xml:space="preserve"> </w:t>
+            </w:r>
+            <w:proofErr w:type="spellStart"/>
+            <w:r>
+              <w:t>lỗi</w:t>
+            </w:r>
+            <w:proofErr w:type="spellEnd"/>
+            <w:r>
+              <w:t xml:space="preserve">, </w:t>
+            </w:r>
+            <w:proofErr w:type="spellStart"/>
+            <w:r>
+              <w:t>yêu</w:t>
+            </w:r>
+            <w:proofErr w:type="spellEnd"/>
+            <w:r>
+              <w:t xml:space="preserve"> </w:t>
+            </w:r>
+            <w:proofErr w:type="spellStart"/>
+            <w:r>
+              <w:t>cầu</w:t>
+            </w:r>
+            <w:proofErr w:type="spellEnd"/>
+            <w:r>
+              <w:t xml:space="preserve"> </w:t>
+            </w:r>
+            <w:proofErr w:type="spellStart"/>
+            <w:r>
+              <w:t>nhập</w:t>
+            </w:r>
+            <w:proofErr w:type="spellEnd"/>
+            <w:r>
+              <w:t xml:space="preserve"> </w:t>
+            </w:r>
+            <w:proofErr w:type="spellStart"/>
+            <w:r>
+              <w:t>lại</w:t>
+            </w:r>
+            <w:proofErr w:type="spellEnd"/>
+            <w:r>
+              <w:t>.</w:t>
+            </w:r>
+          </w:p>
+        </w:tc>
+      </w:tr>
+    </w:tbl>
+    <w:p>
+      <w:pPr>
+        <w:rPr>
+          <w:b/>
+          <w:bCs/>
+          <w:lang w:val="vi-VN"/>
+        </w:rPr>
+      </w:pPr>
+    </w:p>
+    <w:p>
+      <w:pPr>
+        <w:rPr>
+          <w:b/>
+          <w:bCs/>
+          <w:lang w:val="vi-VN"/>
+        </w:rPr>
+      </w:pPr>
+    </w:p>
+    <w:p>
+      <w:pPr>
+        <w:rPr>
+          <w:b/>
+          <w:bCs/>
+          <w:lang w:val="vi-VN"/>
+        </w:rPr>
+      </w:pPr>
+    </w:p>
+    <w:p>
+      <w:pPr>
+        <w:rPr>
+          <w:b/>
+          <w:bCs/>
+        </w:rPr>
+      </w:pPr>
+      <w:r>
+        <w:rPr>
+          <w:b/>
+          <w:bCs/>
+        </w:rPr>
+        <w:lastRenderedPageBreak/>
+        <w:t xml:space="preserve">UC10 - </w:t>
+      </w:r>
+      <w:proofErr w:type="spellStart"/>
+      <w:r>
+        <w:rPr>
+          <w:b/>
+          <w:bCs/>
+        </w:rPr>
+        <w:t>Đặt</w:t>
+      </w:r>
+      <w:proofErr w:type="spellEnd"/>
+      <w:r>
+        <w:rPr>
+          <w:b/>
+          <w:bCs/>
+        </w:rPr>
+        <w:t xml:space="preserve"> </w:t>
+      </w:r>
+      <w:proofErr w:type="spellStart"/>
+      <w:r>
+        <w:rPr>
+          <w:b/>
+          <w:bCs/>
+        </w:rPr>
+        <w:t>mua</w:t>
+      </w:r>
+      <w:proofErr w:type="spellEnd"/>
+      <w:r>
+        <w:rPr>
+          <w:b/>
+          <w:bCs/>
+        </w:rPr>
+        <w:t xml:space="preserve"> </w:t>
+      </w:r>
+      <w:proofErr w:type="spellStart"/>
+      <w:r>
+        <w:rPr>
+          <w:b/>
+          <w:bCs/>
+        </w:rPr>
+        <w:t>hàng</w:t>
+      </w:r>
+      <w:proofErr w:type="spellEnd"/>
+    </w:p>
+    <w:tbl>
+      <w:tblPr>
+        <w:tblStyle w:val="TableGrid"/>
+        <w:tblW w:w="0" w:type="auto"/>
+        <w:tblLook w:val="04A0" w:firstRow="1" w:lastRow="0" w:firstColumn="1" w:lastColumn="0" w:noHBand="0" w:noVBand="1"/>
+      </w:tblPr>
+      <w:tblGrid>
+        <w:gridCol w:w="1513"/>
+        <w:gridCol w:w="7837"/>
+      </w:tblGrid>
+      <w:tr>
+        <w:tc>
+          <w:tcPr>
+            <w:tcW w:w="0" w:type="auto"/>
+            <w:hideMark/>
+          </w:tcPr>
+          <w:p>
+            <w:pPr>
+              <w:jc w:val="left"/>
+              <w:rPr>
+                <w:b/>
+                <w:bCs/>
+              </w:rPr>
+            </w:pPr>
+            <w:proofErr w:type="spellStart"/>
+            <w:r>
+              <w:rPr>
+                <w:b/>
+                <w:bCs/>
+              </w:rPr>
+              <w:t>Mục</w:t>
+            </w:r>
+            <w:proofErr w:type="spellEnd"/>
+          </w:p>
+        </w:tc>
+        <w:tc>
+          <w:tcPr>
+            <w:tcW w:w="0" w:type="auto"/>
+            <w:hideMark/>
+          </w:tcPr>
+          <w:p>
+            <w:pPr>
+              <w:jc w:val="left"/>
+              <w:rPr>
+                <w:b/>
+                <w:bCs/>
+              </w:rPr>
+            </w:pPr>
+            <w:proofErr w:type="spellStart"/>
+            <w:r>
+              <w:rPr>
+                <w:b/>
+                <w:bCs/>
+              </w:rPr>
+              <w:t>Nội</w:t>
+            </w:r>
+            <w:proofErr w:type="spellEnd"/>
+            <w:r>
+              <w:rPr>
+                <w:b/>
+                <w:bCs/>
+              </w:rPr>
+              <w:t xml:space="preserve"> dung</w:t>
+            </w:r>
+          </w:p>
+        </w:tc>
+      </w:tr>
+      <w:tr>
+        <w:tc>
+          <w:tcPr>
+            <w:tcW w:w="0" w:type="auto"/>
+            <w:hideMark/>
+          </w:tcPr>
+          <w:p>
+            <w:pPr>
+              <w:jc w:val="left"/>
+            </w:pPr>
+            <w:proofErr w:type="spellStart"/>
+            <w:r>
+              <w:rPr>
+                <w:b/>
+                <w:bCs/>
+              </w:rPr>
+              <w:t>Mã</w:t>
+            </w:r>
+            <w:proofErr w:type="spellEnd"/>
+            <w:r>
+              <w:rPr>
+                <w:b/>
+                <w:bCs/>
+              </w:rPr>
+              <w:t xml:space="preserve"> Use Case</w:t>
+            </w:r>
+          </w:p>
+        </w:tc>
+        <w:tc>
+          <w:tcPr>
+            <w:tcW w:w="0" w:type="auto"/>
+            <w:hideMark/>
+          </w:tcPr>
+          <w:p>
+            <w:pPr>
+              <w:jc w:val="left"/>
+            </w:pPr>
+            <w:r>
+              <w:t>UC10</w:t>
+            </w:r>
+          </w:p>
+        </w:tc>
+      </w:tr>
+      <w:tr>
+        <w:tc>
+          <w:tcPr>
+            <w:tcW w:w="0" w:type="auto"/>
+            <w:hideMark/>
+          </w:tcPr>
+          <w:p>
+            <w:pPr>
+              <w:jc w:val="left"/>
+            </w:pPr>
+            <w:proofErr w:type="spellStart"/>
+            <w:r>
+              <w:rPr>
+                <w:b/>
+                <w:bCs/>
+              </w:rPr>
+              <w:t>Tên</w:t>
+            </w:r>
+            <w:proofErr w:type="spellEnd"/>
+            <w:r>
+              <w:rPr>
+                <w:b/>
+                <w:bCs/>
+              </w:rPr>
+              <w:t xml:space="preserve"> Use Case</w:t>
+            </w:r>
+          </w:p>
+        </w:tc>
+        <w:tc>
+          <w:tcPr>
+            <w:tcW w:w="0" w:type="auto"/>
+            <w:hideMark/>
+          </w:tcPr>
+          <w:p>
+            <w:pPr>
+              <w:jc w:val="left"/>
+            </w:pPr>
+            <w:proofErr w:type="spellStart"/>
+            <w:r>
+              <w:t>Đặt</w:t>
+            </w:r>
+            <w:proofErr w:type="spellEnd"/>
+            <w:r>
+              <w:t xml:space="preserve"> </w:t>
+            </w:r>
+            <w:proofErr w:type="spellStart"/>
+            <w:r>
+              <w:t>mua</w:t>
+            </w:r>
+            <w:proofErr w:type="spellEnd"/>
+            <w:r>
+              <w:t xml:space="preserve"> </w:t>
+            </w:r>
+            <w:proofErr w:type="spellStart"/>
+            <w:r>
+              <w:t>hàng</w:t>
+            </w:r>
+            <w:proofErr w:type="spellEnd"/>
+          </w:p>
+        </w:tc>
+      </w:tr>
+      <w:tr>
+        <w:tc>
+          <w:tcPr>
+            <w:tcW w:w="0" w:type="auto"/>
+            <w:hideMark/>
+          </w:tcPr>
+          <w:p>
+            <w:pPr>
+              <w:jc w:val="left"/>
+            </w:pPr>
+            <w:proofErr w:type="spellStart"/>
+            <w:r>
+              <w:rPr>
+                <w:b/>
+                <w:bCs/>
+              </w:rPr>
+              <w:t>Tác</w:t>
+            </w:r>
+            <w:proofErr w:type="spellEnd"/>
+            <w:r>
+              <w:rPr>
+                <w:b/>
+                <w:bCs/>
+              </w:rPr>
+              <w:t xml:space="preserve"> </w:t>
+            </w:r>
+            <w:proofErr w:type="spellStart"/>
+            <w:r>
+              <w:rPr>
+                <w:b/>
+                <w:bCs/>
+              </w:rPr>
+              <w:t>nhân</w:t>
+            </w:r>
+            <w:proofErr w:type="spellEnd"/>
+          </w:p>
+        </w:tc>
+        <w:tc>
+          <w:tcPr>
+            <w:tcW w:w="0" w:type="auto"/>
+            <w:hideMark/>
+          </w:tcPr>
+          <w:p>
+            <w:pPr>
+              <w:jc w:val="left"/>
+            </w:pPr>
+            <w:proofErr w:type="spellStart"/>
+            <w:r>
+              <w:t>Chính</w:t>
+            </w:r>
+            <w:proofErr w:type="spellEnd"/>
+            <w:r>
+              <w:t xml:space="preserve">: </w:t>
+            </w:r>
+            <w:proofErr w:type="spellStart"/>
+            <w:r>
+              <w:t>Khách</w:t>
+            </w:r>
+            <w:proofErr w:type="spellEnd"/>
+            <w:r>
+              <w:t xml:space="preserve"> </w:t>
+            </w:r>
+            <w:proofErr w:type="spellStart"/>
+            <w:r>
+              <w:t>hàng</w:t>
+            </w:r>
+            <w:proofErr w:type="spellEnd"/>
+            <w:r>
+              <w:t xml:space="preserve">. </w:t>
+            </w:r>
+            <w:proofErr w:type="spellStart"/>
+            <w:r>
+              <w:t>Phụ</w:t>
+            </w:r>
+            <w:proofErr w:type="spellEnd"/>
+            <w:r>
+              <w:t xml:space="preserve">: </w:t>
+            </w:r>
+            <w:proofErr w:type="spellStart"/>
+            <w:r>
+              <w:t>Hệ</w:t>
+            </w:r>
+            <w:proofErr w:type="spellEnd"/>
+            <w:r>
+              <w:t xml:space="preserve"> </w:t>
+            </w:r>
+            <w:proofErr w:type="spellStart"/>
+            <w:r>
+              <w:t>thống</w:t>
+            </w:r>
+            <w:proofErr w:type="spellEnd"/>
+            <w:r>
+              <w:t xml:space="preserve"> </w:t>
+            </w:r>
+            <w:proofErr w:type="spellStart"/>
+            <w:r>
+              <w:t>dịch</w:t>
+            </w:r>
+            <w:proofErr w:type="spellEnd"/>
+            <w:r>
+              <w:t xml:space="preserve"> </w:t>
+            </w:r>
+            <w:proofErr w:type="spellStart"/>
+            <w:r>
+              <w:t>vụ</w:t>
+            </w:r>
+            <w:proofErr w:type="spellEnd"/>
+            <w:r>
+              <w:t xml:space="preserve"> </w:t>
+            </w:r>
+            <w:proofErr w:type="spellStart"/>
+            <w:r>
+              <w:t>thanh</w:t>
+            </w:r>
+            <w:proofErr w:type="spellEnd"/>
+            <w:r>
+              <w:t xml:space="preserve"> </w:t>
+            </w:r>
+            <w:proofErr w:type="spellStart"/>
+            <w:r>
+              <w:t>toán</w:t>
+            </w:r>
+            <w:proofErr w:type="spellEnd"/>
+            <w:r>
+              <w:t xml:space="preserve"> </w:t>
+            </w:r>
+            <w:proofErr w:type="spellStart"/>
+            <w:r>
+              <w:t>trực</w:t>
+            </w:r>
+            <w:proofErr w:type="spellEnd"/>
+            <w:r>
+              <w:t xml:space="preserve"> </w:t>
+            </w:r>
+            <w:proofErr w:type="spellStart"/>
+            <w:r>
+              <w:t>tuyến</w:t>
+            </w:r>
+            <w:proofErr w:type="spellEnd"/>
+            <w:r>
+              <w:t xml:space="preserve">, </w:t>
+            </w:r>
+            <w:proofErr w:type="spellStart"/>
+            <w:r>
+              <w:t>Hệ</w:t>
+            </w:r>
+            <w:proofErr w:type="spellEnd"/>
+            <w:r>
+              <w:t xml:space="preserve"> </w:t>
+            </w:r>
+            <w:proofErr w:type="spellStart"/>
+            <w:r>
+              <w:t>thống</w:t>
+            </w:r>
+            <w:proofErr w:type="spellEnd"/>
+            <w:r>
+              <w:t xml:space="preserve"> email.</w:t>
+            </w:r>
+          </w:p>
+        </w:tc>
+      </w:tr>
+      <w:tr>
+        <w:tc>
+          <w:tcPr>
+            <w:tcW w:w="0" w:type="auto"/>
+            <w:hideMark/>
+          </w:tcPr>
+          <w:p>
+            <w:pPr>
+              <w:jc w:val="left"/>
+            </w:pPr>
+            <w:proofErr w:type="spellStart"/>
+            <w:r>
+              <w:rPr>
+                <w:b/>
+                <w:bCs/>
+              </w:rPr>
+              <w:t>Mô</w:t>
+            </w:r>
+            <w:proofErr w:type="spellEnd"/>
+            <w:r>
+              <w:rPr>
+                <w:b/>
+                <w:bCs/>
+              </w:rPr>
+              <w:t xml:space="preserve"> </w:t>
+            </w:r>
+            <w:proofErr w:type="spellStart"/>
+            <w:r>
+              <w:rPr>
+                <w:b/>
+                <w:bCs/>
+              </w:rPr>
+              <w:t>tả</w:t>
+            </w:r>
+            <w:proofErr w:type="spellEnd"/>
+            <w:r>
+              <w:rPr>
+                <w:b/>
+                <w:bCs/>
+              </w:rPr>
+              <w:t xml:space="preserve"> </w:t>
+            </w:r>
+            <w:proofErr w:type="spellStart"/>
+            <w:r>
+              <w:rPr>
+                <w:b/>
+                <w:bCs/>
+              </w:rPr>
+              <w:t>ngắn</w:t>
+            </w:r>
+            <w:proofErr w:type="spellEnd"/>
+          </w:p>
+        </w:tc>
+        <w:tc>
+          <w:tcPr>
+            <w:tcW w:w="0" w:type="auto"/>
+            <w:hideMark/>
+          </w:tcPr>
+          <w:p>
+            <w:pPr>
+              <w:jc w:val="left"/>
+            </w:pPr>
+            <w:proofErr w:type="spellStart"/>
+            <w:r>
+              <w:t>Khách</w:t>
+            </w:r>
+            <w:proofErr w:type="spellEnd"/>
+            <w:r>
+              <w:t xml:space="preserve"> </w:t>
+            </w:r>
+            <w:proofErr w:type="spellStart"/>
+            <w:r>
+              <w:t>hàng</w:t>
+            </w:r>
+            <w:proofErr w:type="spellEnd"/>
+            <w:r>
+              <w:t xml:space="preserve"> </w:t>
+            </w:r>
+            <w:proofErr w:type="spellStart"/>
+            <w:r>
+              <w:t>đặt</w:t>
+            </w:r>
+            <w:proofErr w:type="spellEnd"/>
+            <w:r>
+              <w:t xml:space="preserve"> </w:t>
+            </w:r>
+            <w:proofErr w:type="spellStart"/>
+            <w:r>
+              <w:t>mua</w:t>
+            </w:r>
+            <w:proofErr w:type="spellEnd"/>
+            <w:r>
+              <w:t xml:space="preserve"> </w:t>
+            </w:r>
+            <w:proofErr w:type="spellStart"/>
+            <w:r>
+              <w:t>các</w:t>
+            </w:r>
+            <w:proofErr w:type="spellEnd"/>
+            <w:r>
+              <w:t xml:space="preserve"> </w:t>
+            </w:r>
+            <w:proofErr w:type="spellStart"/>
+            <w:r>
+              <w:t>sản</w:t>
+            </w:r>
+            <w:proofErr w:type="spellEnd"/>
+            <w:r>
+              <w:t xml:space="preserve"> </w:t>
+            </w:r>
+            <w:proofErr w:type="spellStart"/>
+            <w:r>
+              <w:t>phẩm</w:t>
+            </w:r>
+            <w:proofErr w:type="spellEnd"/>
+            <w:r>
+              <w:t xml:space="preserve"> </w:t>
+            </w:r>
+            <w:proofErr w:type="spellStart"/>
+            <w:r>
+              <w:t>trong</w:t>
+            </w:r>
+            <w:proofErr w:type="spellEnd"/>
+            <w:r>
+              <w:t xml:space="preserve"> </w:t>
+            </w:r>
+            <w:proofErr w:type="spellStart"/>
+            <w:r>
+              <w:t>giỏ</w:t>
+            </w:r>
+            <w:proofErr w:type="spellEnd"/>
+            <w:r>
+              <w:t xml:space="preserve"> </w:t>
+            </w:r>
+            <w:proofErr w:type="spellStart"/>
+            <w:r>
+              <w:t>hàng</w:t>
+            </w:r>
+            <w:proofErr w:type="spellEnd"/>
+            <w:r>
+              <w:t xml:space="preserve">, </w:t>
+            </w:r>
+            <w:proofErr w:type="spellStart"/>
+            <w:r>
+              <w:t>chọn</w:t>
+            </w:r>
+            <w:proofErr w:type="spellEnd"/>
+            <w:r>
+              <w:t xml:space="preserve"> </w:t>
+            </w:r>
+            <w:proofErr w:type="spellStart"/>
+            <w:r>
+              <w:t>giao</w:t>
+            </w:r>
+            <w:proofErr w:type="spellEnd"/>
+            <w:r>
+              <w:t xml:space="preserve"> </w:t>
+            </w:r>
+            <w:proofErr w:type="spellStart"/>
+            <w:r>
+              <w:t>hàng</w:t>
+            </w:r>
+            <w:proofErr w:type="spellEnd"/>
+            <w:r>
+              <w:t xml:space="preserve">, </w:t>
+            </w:r>
+            <w:proofErr w:type="spellStart"/>
+            <w:r>
+              <w:t>thanh</w:t>
+            </w:r>
+            <w:proofErr w:type="spellEnd"/>
+            <w:r>
+              <w:t xml:space="preserve"> </w:t>
+            </w:r>
+            <w:proofErr w:type="spellStart"/>
+            <w:r>
+              <w:t>toán</w:t>
+            </w:r>
+            <w:proofErr w:type="spellEnd"/>
+            <w:r>
+              <w:t xml:space="preserve"> </w:t>
+            </w:r>
+            <w:proofErr w:type="spellStart"/>
+            <w:r>
+              <w:t>thẻ</w:t>
+            </w:r>
+            <w:proofErr w:type="spellEnd"/>
+            <w:r>
+              <w:t xml:space="preserve"> </w:t>
+            </w:r>
+            <w:proofErr w:type="spellStart"/>
+            <w:r>
+              <w:t>tín</w:t>
+            </w:r>
+            <w:proofErr w:type="spellEnd"/>
+            <w:r>
+              <w:t xml:space="preserve"> </w:t>
+            </w:r>
+            <w:proofErr w:type="spellStart"/>
+            <w:r>
+              <w:t>dụng</w:t>
+            </w:r>
+            <w:proofErr w:type="spellEnd"/>
+            <w:r>
+              <w:t xml:space="preserve">; </w:t>
+            </w:r>
+            <w:proofErr w:type="spellStart"/>
+            <w:r>
+              <w:t>hệ</w:t>
+            </w:r>
+            <w:proofErr w:type="spellEnd"/>
+            <w:r>
+              <w:t xml:space="preserve"> </w:t>
+            </w:r>
+            <w:proofErr w:type="spellStart"/>
+            <w:r>
+              <w:t>thống</w:t>
+            </w:r>
+            <w:proofErr w:type="spellEnd"/>
+            <w:r>
+              <w:t xml:space="preserve"> </w:t>
+            </w:r>
+            <w:proofErr w:type="spellStart"/>
+            <w:r>
+              <w:t>ghi</w:t>
+            </w:r>
+            <w:proofErr w:type="spellEnd"/>
+            <w:r>
+              <w:t xml:space="preserve"> </w:t>
+            </w:r>
+            <w:proofErr w:type="spellStart"/>
+            <w:r>
+              <w:t>nhận</w:t>
+            </w:r>
+            <w:proofErr w:type="spellEnd"/>
+            <w:r>
+              <w:t xml:space="preserve"> </w:t>
+            </w:r>
+            <w:proofErr w:type="spellStart"/>
+            <w:r>
+              <w:t>đơn</w:t>
+            </w:r>
+            <w:proofErr w:type="spellEnd"/>
+            <w:r>
+              <w:t xml:space="preserve"> </w:t>
+            </w:r>
+            <w:proofErr w:type="spellStart"/>
+            <w:r>
+              <w:t>hàng</w:t>
+            </w:r>
+            <w:proofErr w:type="spellEnd"/>
+            <w:r>
+              <w:t>.</w:t>
+            </w:r>
+          </w:p>
+        </w:tc>
+      </w:tr>
+      <w:tr>
+        <w:tc>
+          <w:tcPr>
+            <w:tcW w:w="0" w:type="auto"/>
+            <w:hideMark/>
+          </w:tcPr>
+          <w:p>
+            <w:pPr>
+              <w:jc w:val="left"/>
+            </w:pPr>
+            <w:r>
+              <w:rPr>
+                <w:b/>
+                <w:bCs/>
+              </w:rPr>
+              <w:t xml:space="preserve">Quan </w:t>
+            </w:r>
+            <w:proofErr w:type="spellStart"/>
+            <w:r>
+              <w:rPr>
+                <w:b/>
+                <w:bCs/>
+              </w:rPr>
+              <w:t>hệ</w:t>
+            </w:r>
+            <w:proofErr w:type="spellEnd"/>
+          </w:p>
+        </w:tc>
+        <w:tc>
+          <w:tcPr>
+            <w:tcW w:w="0" w:type="auto"/>
+            <w:hideMark/>
+          </w:tcPr>
+          <w:p>
+            <w:pPr>
+              <w:jc w:val="left"/>
+            </w:pPr>
+            <w:r>
+              <w:t xml:space="preserve">«include»: </w:t>
+            </w:r>
+            <w:proofErr w:type="spellStart"/>
+            <w:r>
+              <w:t>Xác</w:t>
+            </w:r>
+            <w:proofErr w:type="spellEnd"/>
+            <w:r>
+              <w:t xml:space="preserve"> </w:t>
+            </w:r>
+            <w:proofErr w:type="spellStart"/>
+            <w:r>
+              <w:t>thực</w:t>
+            </w:r>
+            <w:proofErr w:type="spellEnd"/>
+            <w:r>
+              <w:t xml:space="preserve"> </w:t>
+            </w:r>
+            <w:proofErr w:type="spellStart"/>
+            <w:r>
+              <w:t>khách</w:t>
+            </w:r>
+            <w:proofErr w:type="spellEnd"/>
+            <w:r>
+              <w:t xml:space="preserve"> </w:t>
+            </w:r>
+            <w:proofErr w:type="spellStart"/>
+            <w:r>
+              <w:t>hàng</w:t>
+            </w:r>
+            <w:proofErr w:type="spellEnd"/>
+            <w:r>
+              <w:t xml:space="preserve">, </w:t>
+            </w:r>
+            <w:proofErr w:type="spellStart"/>
+            <w:r>
+              <w:t>Chọn</w:t>
+            </w:r>
+            <w:proofErr w:type="spellEnd"/>
+            <w:r>
+              <w:t xml:space="preserve"> </w:t>
+            </w:r>
+            <w:proofErr w:type="spellStart"/>
+            <w:r>
+              <w:t>loại</w:t>
+            </w:r>
+            <w:proofErr w:type="spellEnd"/>
+            <w:r>
+              <w:t xml:space="preserve"> </w:t>
+            </w:r>
+            <w:proofErr w:type="spellStart"/>
+            <w:r>
+              <w:t>giao</w:t>
+            </w:r>
+            <w:proofErr w:type="spellEnd"/>
+            <w:r>
+              <w:t xml:space="preserve"> </w:t>
+            </w:r>
+            <w:proofErr w:type="spellStart"/>
+            <w:r>
+              <w:t>hàng</w:t>
+            </w:r>
+            <w:proofErr w:type="spellEnd"/>
+            <w:r>
+              <w:t xml:space="preserve">, Nhập </w:t>
+            </w:r>
+            <w:proofErr w:type="spellStart"/>
+            <w:r>
+              <w:t>thông</w:t>
+            </w:r>
+            <w:proofErr w:type="spellEnd"/>
+            <w:r>
+              <w:t xml:space="preserve"> tin </w:t>
+            </w:r>
+            <w:proofErr w:type="spellStart"/>
+            <w:r>
+              <w:t>người</w:t>
+            </w:r>
+            <w:proofErr w:type="spellEnd"/>
+            <w:r>
+              <w:t xml:space="preserve"> </w:t>
+            </w:r>
+            <w:proofErr w:type="spellStart"/>
+            <w:r>
+              <w:t>nhận</w:t>
+            </w:r>
+            <w:proofErr w:type="spellEnd"/>
+            <w:r>
+              <w:t xml:space="preserve">, </w:t>
+            </w:r>
+            <w:proofErr w:type="spellStart"/>
+            <w:r>
+              <w:t>Tính</w:t>
+            </w:r>
+            <w:proofErr w:type="spellEnd"/>
+            <w:r>
+              <w:t xml:space="preserve"> </w:t>
+            </w:r>
+            <w:proofErr w:type="spellStart"/>
+            <w:r>
+              <w:t>phí</w:t>
+            </w:r>
+            <w:proofErr w:type="spellEnd"/>
+            <w:r>
+              <w:t xml:space="preserve"> </w:t>
+            </w:r>
+            <w:proofErr w:type="spellStart"/>
+            <w:r>
+              <w:t>giao</w:t>
+            </w:r>
+            <w:proofErr w:type="spellEnd"/>
+            <w:r>
+              <w:t xml:space="preserve"> </w:t>
+            </w:r>
+            <w:proofErr w:type="spellStart"/>
+            <w:r>
+              <w:t>hàng</w:t>
+            </w:r>
+            <w:proofErr w:type="spellEnd"/>
+            <w:r>
+              <w:t xml:space="preserve">, Nhập </w:t>
+            </w:r>
+            <w:proofErr w:type="spellStart"/>
+            <w:r>
+              <w:t>thông</w:t>
+            </w:r>
+            <w:proofErr w:type="spellEnd"/>
+            <w:r>
+              <w:t xml:space="preserve"> tin </w:t>
+            </w:r>
+            <w:proofErr w:type="spellStart"/>
+            <w:r>
+              <w:t>thanh</w:t>
+            </w:r>
+            <w:proofErr w:type="spellEnd"/>
+            <w:r>
+              <w:t xml:space="preserve"> </w:t>
+            </w:r>
+            <w:proofErr w:type="spellStart"/>
+            <w:r>
+              <w:t>toán</w:t>
+            </w:r>
+            <w:proofErr w:type="spellEnd"/>
+            <w:r>
+              <w:t xml:space="preserve">, </w:t>
+            </w:r>
+            <w:proofErr w:type="spellStart"/>
+            <w:r>
+              <w:t>Xác</w:t>
+            </w:r>
+            <w:proofErr w:type="spellEnd"/>
+            <w:r>
+              <w:t xml:space="preserve"> </w:t>
+            </w:r>
+            <w:proofErr w:type="spellStart"/>
+            <w:r>
+              <w:t>thực</w:t>
+            </w:r>
+            <w:proofErr w:type="spellEnd"/>
+            <w:r>
+              <w:t xml:space="preserve"> </w:t>
+            </w:r>
+            <w:proofErr w:type="spellStart"/>
+            <w:r>
+              <w:t>thanh</w:t>
+            </w:r>
+            <w:proofErr w:type="spellEnd"/>
+            <w:r>
+              <w:t xml:space="preserve"> </w:t>
+            </w:r>
+            <w:proofErr w:type="spellStart"/>
+            <w:r>
+              <w:t>toán</w:t>
+            </w:r>
+            <w:proofErr w:type="spellEnd"/>
+            <w:r>
+              <w:t xml:space="preserve">, </w:t>
+            </w:r>
+            <w:proofErr w:type="spellStart"/>
+            <w:r>
+              <w:t>Ghi</w:t>
+            </w:r>
+            <w:proofErr w:type="spellEnd"/>
+            <w:r>
+              <w:t xml:space="preserve"> </w:t>
+            </w:r>
+            <w:proofErr w:type="spellStart"/>
+            <w:r>
+              <w:t>nhận</w:t>
+            </w:r>
+            <w:proofErr w:type="spellEnd"/>
+            <w:r>
+              <w:t xml:space="preserve"> </w:t>
+            </w:r>
+            <w:proofErr w:type="spellStart"/>
+            <w:r>
+              <w:t>đơn</w:t>
+            </w:r>
+            <w:proofErr w:type="spellEnd"/>
+            <w:r>
+              <w:t xml:space="preserve"> </w:t>
+            </w:r>
+            <w:proofErr w:type="spellStart"/>
+            <w:r>
+              <w:t>hàng</w:t>
+            </w:r>
+            <w:proofErr w:type="spellEnd"/>
+            <w:r>
+              <w:t>.</w:t>
+            </w:r>
+            <w:r>
+              <w:br/>
+              <w:t xml:space="preserve">«extend» (qua </w:t>
+            </w:r>
+            <w:proofErr w:type="spellStart"/>
+            <w:r>
+              <w:t>Ghi</w:t>
+            </w:r>
+            <w:proofErr w:type="spellEnd"/>
+            <w:r>
+              <w:t xml:space="preserve"> </w:t>
+            </w:r>
+            <w:proofErr w:type="spellStart"/>
+            <w:r>
+              <w:t>nhận</w:t>
+            </w:r>
+            <w:proofErr w:type="spellEnd"/>
+            <w:r>
+              <w:t xml:space="preserve"> </w:t>
+            </w:r>
+            <w:proofErr w:type="spellStart"/>
+            <w:r>
+              <w:t>đơn</w:t>
+            </w:r>
+            <w:proofErr w:type="spellEnd"/>
+            <w:r>
+              <w:t xml:space="preserve"> </w:t>
+            </w:r>
+            <w:proofErr w:type="spellStart"/>
+            <w:r>
+              <w:t>hàng</w:t>
+            </w:r>
+            <w:proofErr w:type="spellEnd"/>
+            <w:r>
+              <w:t xml:space="preserve">): </w:t>
+            </w:r>
+            <w:proofErr w:type="spellStart"/>
+            <w:r>
+              <w:t>Gửi</w:t>
+            </w:r>
+            <w:proofErr w:type="spellEnd"/>
+            <w:r>
+              <w:t xml:space="preserve"> email </w:t>
+            </w:r>
+            <w:proofErr w:type="spellStart"/>
+            <w:r>
+              <w:t>xác</w:t>
+            </w:r>
+            <w:proofErr w:type="spellEnd"/>
+            <w:r>
+              <w:t xml:space="preserve"> </w:t>
+            </w:r>
+            <w:proofErr w:type="spellStart"/>
+            <w:r>
+              <w:t>nhận</w:t>
+            </w:r>
+            <w:proofErr w:type="spellEnd"/>
+            <w:r>
+              <w:t xml:space="preserve"> </w:t>
+            </w:r>
+            <w:proofErr w:type="spellStart"/>
+            <w:r>
+              <w:t>đơn</w:t>
+            </w:r>
+            <w:proofErr w:type="spellEnd"/>
+            <w:r>
+              <w:t xml:space="preserve"> </w:t>
+            </w:r>
+            <w:proofErr w:type="spellStart"/>
+            <w:r>
+              <w:t>hàng</w:t>
+            </w:r>
+            <w:proofErr w:type="spellEnd"/>
+            <w:r>
+              <w:t>.</w:t>
+            </w:r>
+          </w:p>
+        </w:tc>
+      </w:tr>
+      <w:tr>
+        <w:tc>
+          <w:tcPr>
+            <w:tcW w:w="0" w:type="auto"/>
+            <w:hideMark/>
+          </w:tcPr>
+          <w:p>
+            <w:pPr>
+              <w:jc w:val="left"/>
+            </w:pPr>
+            <w:proofErr w:type="spellStart"/>
+            <w:r>
+              <w:rPr>
+                <w:b/>
+                <w:bCs/>
+              </w:rPr>
+              <w:t>Điều</w:t>
+            </w:r>
+            <w:proofErr w:type="spellEnd"/>
+            <w:r>
+              <w:rPr>
+                <w:b/>
+                <w:bCs/>
+              </w:rPr>
+              <w:t xml:space="preserve"> </w:t>
+            </w:r>
+            <w:proofErr w:type="spellStart"/>
+            <w:r>
+              <w:rPr>
+                <w:b/>
+                <w:bCs/>
+              </w:rPr>
+              <w:t>kiện</w:t>
+            </w:r>
+            <w:proofErr w:type="spellEnd"/>
+            <w:r>
+              <w:rPr>
+                <w:b/>
+                <w:bCs/>
+              </w:rPr>
+              <w:t xml:space="preserve"> </w:t>
+            </w:r>
+            <w:proofErr w:type="spellStart"/>
+            <w:r>
+              <w:rPr>
+                <w:b/>
+                <w:bCs/>
+              </w:rPr>
+              <w:t>tiên</w:t>
+            </w:r>
+            <w:proofErr w:type="spellEnd"/>
+            <w:r>
+              <w:rPr>
+                <w:b/>
+                <w:bCs/>
+              </w:rPr>
+              <w:t xml:space="preserve"> </w:t>
+            </w:r>
+            <w:proofErr w:type="spellStart"/>
+            <w:r>
+              <w:rPr>
+                <w:b/>
+                <w:bCs/>
+              </w:rPr>
+              <w:t>quyết</w:t>
+            </w:r>
+            <w:proofErr w:type="spellEnd"/>
+          </w:p>
+        </w:tc>
+        <w:tc>
+          <w:tcPr>
+            <w:tcW w:w="0" w:type="auto"/>
+            <w:hideMark/>
+          </w:tcPr>
+          <w:p>
+            <w:pPr>
+              <w:jc w:val="left"/>
+            </w:pPr>
+            <w:proofErr w:type="spellStart"/>
+            <w:r>
+              <w:t>Giỏ</w:t>
+            </w:r>
+            <w:proofErr w:type="spellEnd"/>
+            <w:r>
+              <w:t xml:space="preserve"> </w:t>
+            </w:r>
+            <w:proofErr w:type="spellStart"/>
+            <w:r>
+              <w:t>hàng</w:t>
+            </w:r>
+            <w:proofErr w:type="spellEnd"/>
+            <w:r>
+              <w:t xml:space="preserve"> </w:t>
+            </w:r>
+            <w:proofErr w:type="spellStart"/>
+            <w:r>
+              <w:t>có</w:t>
+            </w:r>
+            <w:proofErr w:type="spellEnd"/>
+            <w:r>
+              <w:t xml:space="preserve"> </w:t>
+            </w:r>
+            <w:proofErr w:type="spellStart"/>
+            <w:r>
+              <w:t>ít</w:t>
+            </w:r>
+            <w:proofErr w:type="spellEnd"/>
+            <w:r>
+              <w:t xml:space="preserve"> </w:t>
+            </w:r>
+            <w:proofErr w:type="spellStart"/>
+            <w:r>
+              <w:t>nhất</w:t>
+            </w:r>
+            <w:proofErr w:type="spellEnd"/>
+            <w:r>
+              <w:t xml:space="preserve"> 1 </w:t>
+            </w:r>
+            <w:proofErr w:type="spellStart"/>
+            <w:r>
+              <w:t>sản</w:t>
+            </w:r>
+            <w:proofErr w:type="spellEnd"/>
+            <w:r>
+              <w:t xml:space="preserve"> </w:t>
+            </w:r>
+            <w:proofErr w:type="spellStart"/>
+            <w:r>
+              <w:t>phẩm</w:t>
+            </w:r>
+            <w:proofErr w:type="spellEnd"/>
+            <w:r>
+              <w:t>.</w:t>
+            </w:r>
+          </w:p>
+        </w:tc>
+      </w:tr>
+      <w:tr>
+        <w:tc>
+          <w:tcPr>
+            <w:tcW w:w="0" w:type="auto"/>
+            <w:hideMark/>
+          </w:tcPr>
+          <w:p>
+            <w:pPr>
+              <w:jc w:val="left"/>
+            </w:pPr>
+            <w:proofErr w:type="spellStart"/>
+            <w:r>
+              <w:rPr>
+                <w:b/>
+                <w:bCs/>
+              </w:rPr>
+              <w:t>Điều</w:t>
+            </w:r>
+            <w:proofErr w:type="spellEnd"/>
+            <w:r>
+              <w:rPr>
+                <w:b/>
+                <w:bCs/>
+              </w:rPr>
+              <w:t xml:space="preserve"> </w:t>
+            </w:r>
+            <w:proofErr w:type="spellStart"/>
+            <w:r>
+              <w:rPr>
+                <w:b/>
+                <w:bCs/>
+              </w:rPr>
+              <w:t>kiện</w:t>
+            </w:r>
+            <w:proofErr w:type="spellEnd"/>
+            <w:r>
+              <w:rPr>
+                <w:b/>
+                <w:bCs/>
+              </w:rPr>
+              <w:t xml:space="preserve"> </w:t>
+            </w:r>
+            <w:proofErr w:type="spellStart"/>
+            <w:r>
+              <w:rPr>
+                <w:b/>
+                <w:bCs/>
+              </w:rPr>
+              <w:t>sau</w:t>
+            </w:r>
+            <w:proofErr w:type="spellEnd"/>
+          </w:p>
+        </w:tc>
+        <w:tc>
+          <w:tcPr>
+            <w:tcW w:w="0" w:type="auto"/>
+            <w:hideMark/>
+          </w:tcPr>
+          <w:p>
+            <w:pPr>
+              <w:jc w:val="left"/>
+            </w:pPr>
+            <w:proofErr w:type="spellStart"/>
+            <w:r>
+              <w:t>Đơn</w:t>
+            </w:r>
+            <w:proofErr w:type="spellEnd"/>
+            <w:r>
+              <w:t xml:space="preserve"> </w:t>
+            </w:r>
+            <w:proofErr w:type="spellStart"/>
+            <w:r>
+              <w:t>hàng</w:t>
+            </w:r>
+            <w:proofErr w:type="spellEnd"/>
+            <w:r>
+              <w:t xml:space="preserve"> </w:t>
+            </w:r>
+            <w:proofErr w:type="spellStart"/>
+            <w:r>
+              <w:t>được</w:t>
+            </w:r>
+            <w:proofErr w:type="spellEnd"/>
+            <w:r>
+              <w:t xml:space="preserve"> </w:t>
+            </w:r>
+            <w:proofErr w:type="spellStart"/>
+            <w:r>
+              <w:t>ghi</w:t>
+            </w:r>
+            <w:proofErr w:type="spellEnd"/>
+            <w:r>
+              <w:t xml:space="preserve"> </w:t>
+            </w:r>
+            <w:proofErr w:type="spellStart"/>
+            <w:r>
+              <w:t>nhận</w:t>
+            </w:r>
+            <w:proofErr w:type="spellEnd"/>
+            <w:r>
+              <w:t xml:space="preserve"> </w:t>
+            </w:r>
+            <w:proofErr w:type="spellStart"/>
+            <w:r>
+              <w:t>vào</w:t>
+            </w:r>
+            <w:proofErr w:type="spellEnd"/>
+            <w:r>
+              <w:t xml:space="preserve"> CSDL; email </w:t>
+            </w:r>
+            <w:proofErr w:type="spellStart"/>
+            <w:r>
+              <w:t>xác</w:t>
+            </w:r>
+            <w:proofErr w:type="spellEnd"/>
+            <w:r>
+              <w:t xml:space="preserve"> </w:t>
+            </w:r>
+            <w:proofErr w:type="spellStart"/>
+            <w:r>
+              <w:t>nhận</w:t>
+            </w:r>
+            <w:proofErr w:type="spellEnd"/>
+            <w:r>
+              <w:t xml:space="preserve"> </w:t>
+            </w:r>
+            <w:proofErr w:type="spellStart"/>
+            <w:r>
+              <w:t>được</w:t>
+            </w:r>
+            <w:proofErr w:type="spellEnd"/>
+            <w:r>
+              <w:t xml:space="preserve"> </w:t>
+            </w:r>
+            <w:proofErr w:type="spellStart"/>
+            <w:r>
+              <w:t>gửi</w:t>
+            </w:r>
+            <w:proofErr w:type="spellEnd"/>
+            <w:r>
+              <w:t xml:space="preserve"> </w:t>
+            </w:r>
+            <w:proofErr w:type="spellStart"/>
+            <w:r>
+              <w:t>nếu</w:t>
+            </w:r>
+            <w:proofErr w:type="spellEnd"/>
+            <w:r>
+              <w:t xml:space="preserve"> </w:t>
+            </w:r>
+            <w:proofErr w:type="spellStart"/>
+            <w:r>
+              <w:t>khách</w:t>
+            </w:r>
+            <w:proofErr w:type="spellEnd"/>
+            <w:r>
+              <w:t xml:space="preserve"> </w:t>
+            </w:r>
+            <w:proofErr w:type="spellStart"/>
+            <w:r>
+              <w:t>có</w:t>
+            </w:r>
+            <w:proofErr w:type="spellEnd"/>
+            <w:r>
+              <w:t xml:space="preserve"> email.</w:t>
+            </w:r>
+          </w:p>
+        </w:tc>
+      </w:tr>
+      <w:tr>
+        <w:tc>
+          <w:tcPr>
+            <w:tcW w:w="0" w:type="auto"/>
+            <w:hideMark/>
+          </w:tcPr>
+          <w:p>
+            <w:pPr>
+              <w:jc w:val="left"/>
+            </w:pPr>
+            <w:proofErr w:type="spellStart"/>
+            <w:r>
+              <w:rPr>
+                <w:b/>
+                <w:bCs/>
+              </w:rPr>
+              <w:t>Luồng</w:t>
+            </w:r>
+            <w:proofErr w:type="spellEnd"/>
+            <w:r>
+              <w:rPr>
+                <w:b/>
+                <w:bCs/>
+              </w:rPr>
+              <w:t xml:space="preserve"> </w:t>
+            </w:r>
+            <w:proofErr w:type="spellStart"/>
+            <w:r>
+              <w:rPr>
+                <w:b/>
+                <w:bCs/>
+              </w:rPr>
+              <w:t>chính</w:t>
+            </w:r>
+            <w:proofErr w:type="spellEnd"/>
+          </w:p>
+        </w:tc>
+        <w:tc>
+          <w:tcPr>
+            <w:tcW w:w="0" w:type="auto"/>
+            <w:hideMark/>
+          </w:tcPr>
+          <w:p>
+            <w:pPr>
+              <w:jc w:val="left"/>
+            </w:pPr>
+            <w:r>
+              <w:t xml:space="preserve">1. </w:t>
+            </w:r>
+            <w:proofErr w:type="spellStart"/>
+            <w:r>
+              <w:t>Khách</w:t>
+            </w:r>
+            <w:proofErr w:type="spellEnd"/>
+            <w:r>
+              <w:t xml:space="preserve"> </w:t>
+            </w:r>
+            <w:proofErr w:type="spellStart"/>
+            <w:r>
+              <w:t>hàng</w:t>
+            </w:r>
+            <w:proofErr w:type="spellEnd"/>
+            <w:r>
+              <w:t xml:space="preserve"> </w:t>
+            </w:r>
+            <w:proofErr w:type="spellStart"/>
+            <w:r>
+              <w:t>nhấn</w:t>
+            </w:r>
+            <w:proofErr w:type="spellEnd"/>
+            <w:r>
+              <w:t xml:space="preserve"> "</w:t>
+            </w:r>
+            <w:proofErr w:type="spellStart"/>
+            <w:r>
+              <w:t>Tính</w:t>
+            </w:r>
+            <w:proofErr w:type="spellEnd"/>
+            <w:r>
+              <w:t xml:space="preserve"> </w:t>
+            </w:r>
+            <w:proofErr w:type="spellStart"/>
+            <w:r>
+              <w:t>tiền</w:t>
+            </w:r>
+            <w:proofErr w:type="spellEnd"/>
+            <w:r>
+              <w:t>".</w:t>
+            </w:r>
+            <w:r>
+              <w:br/>
+              <w:t xml:space="preserve">2. </w:t>
+            </w:r>
+            <w:proofErr w:type="spellStart"/>
+            <w:r>
+              <w:t>Xác</w:t>
+            </w:r>
+            <w:proofErr w:type="spellEnd"/>
+            <w:r>
+              <w:t xml:space="preserve"> </w:t>
+            </w:r>
+            <w:proofErr w:type="spellStart"/>
+            <w:r>
+              <w:t>thực</w:t>
+            </w:r>
+            <w:proofErr w:type="spellEnd"/>
+            <w:r>
+              <w:t xml:space="preserve"> </w:t>
+            </w:r>
+            <w:proofErr w:type="spellStart"/>
+            <w:r>
+              <w:t>khách</w:t>
+            </w:r>
+            <w:proofErr w:type="spellEnd"/>
+            <w:r>
+              <w:t xml:space="preserve"> </w:t>
+            </w:r>
+            <w:proofErr w:type="spellStart"/>
+            <w:r>
+              <w:t>hàng</w:t>
+            </w:r>
+            <w:proofErr w:type="spellEnd"/>
+            <w:r>
+              <w:t xml:space="preserve">: </w:t>
+            </w:r>
+            <w:proofErr w:type="spellStart"/>
+            <w:r>
+              <w:t>đăng</w:t>
+            </w:r>
+            <w:proofErr w:type="spellEnd"/>
+            <w:r>
+              <w:t xml:space="preserve"> </w:t>
+            </w:r>
+            <w:proofErr w:type="spellStart"/>
+            <w:r>
+              <w:t>nhập</w:t>
+            </w:r>
+            <w:proofErr w:type="spellEnd"/>
+            <w:r>
+              <w:t xml:space="preserve">, </w:t>
+            </w:r>
+            <w:proofErr w:type="spellStart"/>
+            <w:r>
+              <w:t>hoặc</w:t>
+            </w:r>
+            <w:proofErr w:type="spellEnd"/>
+            <w:r>
+              <w:t xml:space="preserve"> </w:t>
+            </w:r>
+            <w:proofErr w:type="spellStart"/>
+            <w:r>
+              <w:t>đăng</w:t>
+            </w:r>
+            <w:proofErr w:type="spellEnd"/>
+            <w:r>
+              <w:t xml:space="preserve"> </w:t>
+            </w:r>
+            <w:proofErr w:type="spellStart"/>
+            <w:r>
+              <w:t>ký</w:t>
+            </w:r>
+            <w:proofErr w:type="spellEnd"/>
+            <w:r>
+              <w:t xml:space="preserve"> (UC01) </w:t>
+            </w:r>
+            <w:proofErr w:type="spellStart"/>
+            <w:r>
+              <w:t>nếu</w:t>
+            </w:r>
+            <w:proofErr w:type="spellEnd"/>
+            <w:r>
+              <w:t xml:space="preserve"> </w:t>
+            </w:r>
+            <w:proofErr w:type="spellStart"/>
+            <w:r>
+              <w:t>chưa</w:t>
+            </w:r>
+            <w:proofErr w:type="spellEnd"/>
+            <w:r>
+              <w:t xml:space="preserve"> </w:t>
+            </w:r>
+            <w:proofErr w:type="spellStart"/>
+            <w:r>
+              <w:t>có</w:t>
+            </w:r>
+            <w:proofErr w:type="spellEnd"/>
+            <w:r>
+              <w:t xml:space="preserve"> </w:t>
+            </w:r>
+            <w:proofErr w:type="spellStart"/>
+            <w:r>
+              <w:t>tài</w:t>
+            </w:r>
+            <w:proofErr w:type="spellEnd"/>
+            <w:r>
+              <w:t xml:space="preserve"> </w:t>
+            </w:r>
+            <w:proofErr w:type="spellStart"/>
+            <w:r>
+              <w:t>khoản</w:t>
+            </w:r>
+            <w:proofErr w:type="spellEnd"/>
+            <w:r>
+              <w:t>.</w:t>
+            </w:r>
+            <w:r>
+              <w:br/>
+              <w:t xml:space="preserve">3. </w:t>
+            </w:r>
+            <w:proofErr w:type="spellStart"/>
+            <w:r>
+              <w:t>Khách</w:t>
+            </w:r>
+            <w:proofErr w:type="spellEnd"/>
+            <w:r>
+              <w:t xml:space="preserve"> </w:t>
+            </w:r>
+            <w:proofErr w:type="spellStart"/>
+            <w:r>
+              <w:t>hàng</w:t>
+            </w:r>
+            <w:proofErr w:type="spellEnd"/>
+            <w:r>
+              <w:t xml:space="preserve"> </w:t>
+            </w:r>
+            <w:proofErr w:type="spellStart"/>
+            <w:r>
+              <w:t>chọn</w:t>
+            </w:r>
+            <w:proofErr w:type="spellEnd"/>
+            <w:r>
+              <w:t xml:space="preserve"> </w:t>
+            </w:r>
+            <w:proofErr w:type="spellStart"/>
+            <w:r>
+              <w:t>loại</w:t>
+            </w:r>
+            <w:proofErr w:type="spellEnd"/>
+            <w:r>
+              <w:t xml:space="preserve"> </w:t>
+            </w:r>
+            <w:proofErr w:type="spellStart"/>
+            <w:r>
+              <w:t>giao</w:t>
+            </w:r>
+            <w:proofErr w:type="spellEnd"/>
+            <w:r>
+              <w:t xml:space="preserve"> </w:t>
+            </w:r>
+            <w:proofErr w:type="spellStart"/>
+            <w:r>
+              <w:t>hàng</w:t>
+            </w:r>
+            <w:proofErr w:type="spellEnd"/>
+            <w:r>
+              <w:t xml:space="preserve"> (</w:t>
+            </w:r>
+            <w:proofErr w:type="spellStart"/>
+            <w:r>
+              <w:t>thường</w:t>
+            </w:r>
+            <w:proofErr w:type="spellEnd"/>
+            <w:r>
+              <w:t xml:space="preserve">, </w:t>
+            </w:r>
+            <w:proofErr w:type="spellStart"/>
+            <w:r>
+              <w:t>nhanh</w:t>
+            </w:r>
+            <w:proofErr w:type="spellEnd"/>
+            <w:r>
+              <w:t xml:space="preserve">, </w:t>
+            </w:r>
+            <w:proofErr w:type="spellStart"/>
+            <w:r>
+              <w:t>nhanh</w:t>
+            </w:r>
+            <w:proofErr w:type="spellEnd"/>
+            <w:r>
+              <w:t xml:space="preserve"> </w:t>
+            </w:r>
+            <w:proofErr w:type="spellStart"/>
+            <w:r>
+              <w:t>trong</w:t>
+            </w:r>
+            <w:proofErr w:type="spellEnd"/>
+            <w:r>
+              <w:t xml:space="preserve"> </w:t>
+            </w:r>
+            <w:proofErr w:type="spellStart"/>
+            <w:r>
+              <w:t>ngày</w:t>
+            </w:r>
+            <w:proofErr w:type="spellEnd"/>
+            <w:r>
+              <w:t>).</w:t>
+            </w:r>
+            <w:r>
+              <w:br/>
+              <w:t xml:space="preserve">4. </w:t>
+            </w:r>
+            <w:proofErr w:type="spellStart"/>
+            <w:r>
+              <w:t>Khách</w:t>
+            </w:r>
+            <w:proofErr w:type="spellEnd"/>
+            <w:r>
+              <w:t xml:space="preserve"> </w:t>
+            </w:r>
+            <w:proofErr w:type="spellStart"/>
+            <w:r>
+              <w:t>hàng</w:t>
+            </w:r>
+            <w:proofErr w:type="spellEnd"/>
+            <w:r>
+              <w:t xml:space="preserve"> </w:t>
+            </w:r>
+            <w:proofErr w:type="spellStart"/>
+            <w:r>
+              <w:t>nhập</w:t>
+            </w:r>
+            <w:proofErr w:type="spellEnd"/>
+            <w:r>
+              <w:t xml:space="preserve"> </w:t>
+            </w:r>
+            <w:proofErr w:type="spellStart"/>
+            <w:r>
+              <w:t>thông</w:t>
+            </w:r>
+            <w:proofErr w:type="spellEnd"/>
+            <w:r>
+              <w:t xml:space="preserve"> tin </w:t>
+            </w:r>
+            <w:proofErr w:type="spellStart"/>
+            <w:r>
+              <w:t>người</w:t>
+            </w:r>
+            <w:proofErr w:type="spellEnd"/>
+            <w:r>
+              <w:t xml:space="preserve"> </w:t>
+            </w:r>
+            <w:proofErr w:type="spellStart"/>
+            <w:r>
+              <w:t>nhận</w:t>
+            </w:r>
+            <w:proofErr w:type="spellEnd"/>
+            <w:r>
+              <w:t xml:space="preserve"> (</w:t>
+            </w:r>
+            <w:proofErr w:type="spellStart"/>
+            <w:r>
+              <w:t>họ</w:t>
+            </w:r>
+            <w:proofErr w:type="spellEnd"/>
+            <w:r>
+              <w:t xml:space="preserve"> </w:t>
+            </w:r>
+            <w:proofErr w:type="spellStart"/>
+            <w:r>
+              <w:t>tên</w:t>
+            </w:r>
+            <w:proofErr w:type="spellEnd"/>
+            <w:r>
+              <w:t xml:space="preserve">, </w:t>
+            </w:r>
+            <w:proofErr w:type="spellStart"/>
+            <w:r>
+              <w:t>địa</w:t>
+            </w:r>
+            <w:proofErr w:type="spellEnd"/>
+            <w:r>
+              <w:t xml:space="preserve"> </w:t>
+            </w:r>
+            <w:proofErr w:type="spellStart"/>
+            <w:r>
+              <w:t>chỉ</w:t>
+            </w:r>
+            <w:proofErr w:type="spellEnd"/>
+            <w:r>
+              <w:t xml:space="preserve">, </w:t>
+            </w:r>
+            <w:proofErr w:type="spellStart"/>
+            <w:r>
+              <w:t>điện</w:t>
+            </w:r>
+            <w:proofErr w:type="spellEnd"/>
+            <w:r>
+              <w:t xml:space="preserve"> </w:t>
+            </w:r>
+            <w:proofErr w:type="spellStart"/>
+            <w:r>
+              <w:t>thoại</w:t>
+            </w:r>
+            <w:proofErr w:type="spellEnd"/>
+            <w:r>
+              <w:t>).</w:t>
+            </w:r>
+            <w:r>
+              <w:br/>
+              <w:t xml:space="preserve">5. </w:t>
+            </w:r>
+            <w:proofErr w:type="spellStart"/>
+            <w:r>
+              <w:t>Hệ</w:t>
+            </w:r>
+            <w:proofErr w:type="spellEnd"/>
+            <w:r>
+              <w:t xml:space="preserve"> </w:t>
+            </w:r>
+            <w:proofErr w:type="spellStart"/>
+            <w:r>
+              <w:t>thống</w:t>
+            </w:r>
+            <w:proofErr w:type="spellEnd"/>
+            <w:r>
+              <w:t xml:space="preserve"> </w:t>
+            </w:r>
+            <w:proofErr w:type="spellStart"/>
+            <w:r>
+              <w:t>tính</w:t>
+            </w:r>
+            <w:proofErr w:type="spellEnd"/>
+            <w:r>
+              <w:t xml:space="preserve"> </w:t>
+            </w:r>
+            <w:proofErr w:type="spellStart"/>
+            <w:r>
+              <w:t>phí</w:t>
+            </w:r>
+            <w:proofErr w:type="spellEnd"/>
+            <w:r>
+              <w:t xml:space="preserve"> </w:t>
+            </w:r>
+            <w:proofErr w:type="spellStart"/>
+            <w:r>
+              <w:t>giao</w:t>
+            </w:r>
+            <w:proofErr w:type="spellEnd"/>
+            <w:r>
+              <w:t xml:space="preserve"> </w:t>
+            </w:r>
+            <w:proofErr w:type="spellStart"/>
+            <w:r>
+              <w:t>hàng</w:t>
+            </w:r>
+            <w:proofErr w:type="spellEnd"/>
+            <w:r>
+              <w:t xml:space="preserve"> </w:t>
+            </w:r>
+            <w:proofErr w:type="spellStart"/>
+            <w:r>
+              <w:t>theo</w:t>
+            </w:r>
+            <w:proofErr w:type="spellEnd"/>
+            <w:r>
+              <w:t xml:space="preserve"> </w:t>
+            </w:r>
+            <w:proofErr w:type="spellStart"/>
+            <w:r>
+              <w:t>khu</w:t>
+            </w:r>
+            <w:proofErr w:type="spellEnd"/>
+            <w:r>
+              <w:t xml:space="preserve"> </w:t>
+            </w:r>
+            <w:proofErr w:type="spellStart"/>
+            <w:r>
+              <w:t>vực</w:t>
+            </w:r>
+            <w:proofErr w:type="spellEnd"/>
+            <w:r>
+              <w:t xml:space="preserve"> </w:t>
+            </w:r>
+            <w:proofErr w:type="spellStart"/>
+            <w:r>
+              <w:t>và</w:t>
+            </w:r>
+            <w:proofErr w:type="spellEnd"/>
+            <w:r>
+              <w:t xml:space="preserve"> </w:t>
+            </w:r>
+            <w:proofErr w:type="spellStart"/>
+            <w:r>
+              <w:t>loại</w:t>
+            </w:r>
+            <w:proofErr w:type="spellEnd"/>
+            <w:r>
+              <w:t xml:space="preserve"> </w:t>
+            </w:r>
+            <w:proofErr w:type="spellStart"/>
+            <w:r>
+              <w:t>giao</w:t>
+            </w:r>
+            <w:proofErr w:type="spellEnd"/>
+            <w:r>
+              <w:t xml:space="preserve"> </w:t>
+            </w:r>
+            <w:proofErr w:type="spellStart"/>
+            <w:r>
+              <w:t>hàng</w:t>
+            </w:r>
+            <w:proofErr w:type="spellEnd"/>
+            <w:r>
+              <w:t xml:space="preserve"> (</w:t>
+            </w:r>
+            <w:proofErr w:type="spellStart"/>
+            <w:r>
+              <w:t>miễn</w:t>
+            </w:r>
+            <w:proofErr w:type="spellEnd"/>
+            <w:r>
+              <w:t xml:space="preserve"> </w:t>
+            </w:r>
+            <w:proofErr w:type="spellStart"/>
+            <w:r>
+              <w:t>phí</w:t>
+            </w:r>
+            <w:proofErr w:type="spellEnd"/>
+            <w:r>
+              <w:t xml:space="preserve"> </w:t>
+            </w:r>
+            <w:proofErr w:type="spellStart"/>
+            <w:r>
+              <w:t>nhanh</w:t>
+            </w:r>
+            <w:proofErr w:type="spellEnd"/>
+            <w:r>
+              <w:t xml:space="preserve"> </w:t>
+            </w:r>
+            <w:proofErr w:type="spellStart"/>
+            <w:r>
+              <w:t>từ</w:t>
+            </w:r>
+            <w:proofErr w:type="spellEnd"/>
+            <w:r>
+              <w:t xml:space="preserve"> 1.000.000đ, </w:t>
+            </w:r>
+            <w:proofErr w:type="spellStart"/>
+            <w:r>
+              <w:t>nhanh</w:t>
+            </w:r>
+            <w:proofErr w:type="spellEnd"/>
+            <w:r>
+              <w:t xml:space="preserve"> </w:t>
+            </w:r>
+            <w:proofErr w:type="spellStart"/>
+            <w:r>
+              <w:t>trong</w:t>
+            </w:r>
+            <w:proofErr w:type="spellEnd"/>
+            <w:r>
+              <w:t xml:space="preserve"> </w:t>
+            </w:r>
+            <w:proofErr w:type="spellStart"/>
+            <w:r>
+              <w:t>ngày</w:t>
+            </w:r>
+            <w:proofErr w:type="spellEnd"/>
+            <w:r>
+              <w:t xml:space="preserve"> </w:t>
+            </w:r>
+            <w:proofErr w:type="spellStart"/>
+            <w:r>
+              <w:t>từ</w:t>
+            </w:r>
+            <w:proofErr w:type="spellEnd"/>
+            <w:r>
+              <w:t xml:space="preserve"> 5.000.000đ).</w:t>
+            </w:r>
+            <w:r>
+              <w:br/>
+              <w:t xml:space="preserve">6. </w:t>
+            </w:r>
+            <w:proofErr w:type="spellStart"/>
+            <w:r>
+              <w:t>Khách</w:t>
+            </w:r>
+            <w:proofErr w:type="spellEnd"/>
+            <w:r>
+              <w:t xml:space="preserve"> </w:t>
+            </w:r>
+            <w:proofErr w:type="spellStart"/>
+            <w:r>
+              <w:t>hàng</w:t>
+            </w:r>
+            <w:proofErr w:type="spellEnd"/>
+            <w:r>
+              <w:t xml:space="preserve"> </w:t>
+            </w:r>
+            <w:proofErr w:type="spellStart"/>
+            <w:r>
+              <w:t>nhập</w:t>
+            </w:r>
+            <w:proofErr w:type="spellEnd"/>
+            <w:r>
+              <w:t xml:space="preserve"> </w:t>
+            </w:r>
+            <w:proofErr w:type="spellStart"/>
+            <w:r>
+              <w:t>thông</w:t>
+            </w:r>
+            <w:proofErr w:type="spellEnd"/>
+            <w:r>
+              <w:t xml:space="preserve"> tin </w:t>
+            </w:r>
+            <w:proofErr w:type="spellStart"/>
+            <w:r>
+              <w:t>thanh</w:t>
+            </w:r>
+            <w:proofErr w:type="spellEnd"/>
+            <w:r>
+              <w:t xml:space="preserve"> </w:t>
+            </w:r>
+            <w:proofErr w:type="spellStart"/>
+            <w:r>
+              <w:t>toán</w:t>
+            </w:r>
+            <w:proofErr w:type="spellEnd"/>
+            <w:r>
+              <w:t xml:space="preserve"> (</w:t>
+            </w:r>
+            <w:proofErr w:type="spellStart"/>
+            <w:r>
+              <w:t>loại</w:t>
+            </w:r>
+            <w:proofErr w:type="spellEnd"/>
+            <w:r>
+              <w:t xml:space="preserve"> </w:t>
+            </w:r>
+            <w:proofErr w:type="spellStart"/>
+            <w:r>
+              <w:t>thẻ</w:t>
+            </w:r>
+            <w:proofErr w:type="spellEnd"/>
+            <w:r>
+              <w:t xml:space="preserve">, </w:t>
+            </w:r>
+            <w:proofErr w:type="spellStart"/>
+            <w:r>
+              <w:t>số</w:t>
+            </w:r>
+            <w:proofErr w:type="spellEnd"/>
+            <w:r>
+              <w:t xml:space="preserve"> </w:t>
+            </w:r>
+            <w:proofErr w:type="spellStart"/>
+            <w:r>
+              <w:t>thẻ</w:t>
+            </w:r>
+            <w:proofErr w:type="spellEnd"/>
+            <w:r>
+              <w:t xml:space="preserve">, </w:t>
+            </w:r>
+            <w:proofErr w:type="spellStart"/>
+            <w:r>
+              <w:t>ngày</w:t>
+            </w:r>
+            <w:proofErr w:type="spellEnd"/>
+            <w:r>
+              <w:t xml:space="preserve"> </w:t>
+            </w:r>
+            <w:proofErr w:type="spellStart"/>
+            <w:r>
+              <w:t>hết</w:t>
+            </w:r>
+            <w:proofErr w:type="spellEnd"/>
+            <w:r>
+              <w:t xml:space="preserve"> </w:t>
+            </w:r>
+            <w:proofErr w:type="spellStart"/>
+            <w:r>
+              <w:t>hạn</w:t>
+            </w:r>
+            <w:proofErr w:type="spellEnd"/>
+            <w:r>
+              <w:t xml:space="preserve">, </w:t>
+            </w:r>
+            <w:proofErr w:type="spellStart"/>
+            <w:r>
+              <w:t>tên</w:t>
+            </w:r>
+            <w:proofErr w:type="spellEnd"/>
+            <w:r>
+              <w:t xml:space="preserve"> </w:t>
+            </w:r>
+            <w:proofErr w:type="spellStart"/>
+            <w:r>
+              <w:t>chủ</w:t>
+            </w:r>
+            <w:proofErr w:type="spellEnd"/>
+            <w:r>
+              <w:t xml:space="preserve"> </w:t>
+            </w:r>
+            <w:proofErr w:type="spellStart"/>
+            <w:r>
+              <w:t>thẻ</w:t>
+            </w:r>
+            <w:proofErr w:type="spellEnd"/>
+            <w:r>
+              <w:t>, CSV).</w:t>
+            </w:r>
+            <w:r>
+              <w:br/>
+            </w:r>
+            <w:r>
+              <w:lastRenderedPageBreak/>
+              <w:t xml:space="preserve">7. </w:t>
+            </w:r>
+            <w:proofErr w:type="spellStart"/>
+            <w:r>
+              <w:t>Hệ</w:t>
+            </w:r>
+            <w:proofErr w:type="spellEnd"/>
+            <w:r>
+              <w:t xml:space="preserve"> </w:t>
+            </w:r>
+            <w:proofErr w:type="spellStart"/>
+            <w:r>
+              <w:t>thống</w:t>
+            </w:r>
+            <w:proofErr w:type="spellEnd"/>
+            <w:r>
+              <w:t xml:space="preserve"> </w:t>
+            </w:r>
+            <w:proofErr w:type="spellStart"/>
+            <w:r>
+              <w:t>xác</w:t>
+            </w:r>
+            <w:proofErr w:type="spellEnd"/>
+            <w:r>
+              <w:t xml:space="preserve"> </w:t>
+            </w:r>
+            <w:proofErr w:type="spellStart"/>
+            <w:r>
+              <w:t>thực</w:t>
+            </w:r>
+            <w:proofErr w:type="spellEnd"/>
+            <w:r>
+              <w:t xml:space="preserve"> </w:t>
+            </w:r>
+            <w:proofErr w:type="spellStart"/>
+            <w:r>
+              <w:t>thanh</w:t>
+            </w:r>
+            <w:proofErr w:type="spellEnd"/>
+            <w:r>
+              <w:t xml:space="preserve"> </w:t>
+            </w:r>
+            <w:proofErr w:type="spellStart"/>
+            <w:r>
+              <w:t>toán</w:t>
+            </w:r>
+            <w:proofErr w:type="spellEnd"/>
+            <w:r>
+              <w:t xml:space="preserve"> qua </w:t>
+            </w:r>
+            <w:proofErr w:type="spellStart"/>
+            <w:r>
+              <w:t>Hệ</w:t>
+            </w:r>
+            <w:proofErr w:type="spellEnd"/>
+            <w:r>
+              <w:t xml:space="preserve"> </w:t>
+            </w:r>
+            <w:proofErr w:type="spellStart"/>
+            <w:r>
+              <w:t>thống</w:t>
+            </w:r>
+            <w:proofErr w:type="spellEnd"/>
+            <w:r>
+              <w:t xml:space="preserve"> </w:t>
+            </w:r>
+            <w:proofErr w:type="spellStart"/>
+            <w:r>
+              <w:t>dịch</w:t>
+            </w:r>
+            <w:proofErr w:type="spellEnd"/>
+            <w:r>
+              <w:t xml:space="preserve"> </w:t>
+            </w:r>
+            <w:proofErr w:type="spellStart"/>
+            <w:r>
+              <w:t>vụ</w:t>
+            </w:r>
+            <w:proofErr w:type="spellEnd"/>
+            <w:r>
+              <w:t xml:space="preserve"> </w:t>
+            </w:r>
+            <w:proofErr w:type="spellStart"/>
+            <w:r>
+              <w:t>thanh</w:t>
+            </w:r>
+            <w:proofErr w:type="spellEnd"/>
+            <w:r>
+              <w:t xml:space="preserve"> </w:t>
+            </w:r>
+            <w:proofErr w:type="spellStart"/>
+            <w:r>
+              <w:t>toán</w:t>
+            </w:r>
+            <w:proofErr w:type="spellEnd"/>
+            <w:r>
+              <w:t xml:space="preserve"> </w:t>
+            </w:r>
+            <w:proofErr w:type="spellStart"/>
+            <w:r>
+              <w:t>trực</w:t>
+            </w:r>
+            <w:proofErr w:type="spellEnd"/>
+            <w:r>
+              <w:t xml:space="preserve"> </w:t>
+            </w:r>
+            <w:proofErr w:type="spellStart"/>
+            <w:r>
+              <w:t>tuyến</w:t>
+            </w:r>
+            <w:proofErr w:type="spellEnd"/>
+            <w:r>
+              <w:t>.</w:t>
+            </w:r>
+            <w:r>
+              <w:br/>
+              <w:t xml:space="preserve">8. </w:t>
+            </w:r>
+            <w:proofErr w:type="spellStart"/>
+            <w:r>
+              <w:t>Hệ</w:t>
+            </w:r>
+            <w:proofErr w:type="spellEnd"/>
+            <w:r>
+              <w:t xml:space="preserve"> </w:t>
+            </w:r>
+            <w:proofErr w:type="spellStart"/>
+            <w:r>
+              <w:t>thống</w:t>
+            </w:r>
+            <w:proofErr w:type="spellEnd"/>
+            <w:r>
+              <w:t xml:space="preserve"> </w:t>
+            </w:r>
+            <w:proofErr w:type="spellStart"/>
+            <w:r>
+              <w:t>ghi</w:t>
+            </w:r>
+            <w:proofErr w:type="spellEnd"/>
+            <w:r>
+              <w:t xml:space="preserve"> </w:t>
+            </w:r>
+            <w:proofErr w:type="spellStart"/>
+            <w:r>
+              <w:t>nhận</w:t>
+            </w:r>
+            <w:proofErr w:type="spellEnd"/>
+            <w:r>
+              <w:t xml:space="preserve"> </w:t>
+            </w:r>
+            <w:proofErr w:type="spellStart"/>
+            <w:r>
+              <w:t>đơn</w:t>
+            </w:r>
+            <w:proofErr w:type="spellEnd"/>
+            <w:r>
+              <w:t xml:space="preserve"> </w:t>
+            </w:r>
+            <w:proofErr w:type="spellStart"/>
+            <w:r>
+              <w:t>hàng</w:t>
+            </w:r>
+            <w:proofErr w:type="spellEnd"/>
+            <w:r>
+              <w:t xml:space="preserve"> </w:t>
+            </w:r>
+            <w:proofErr w:type="spellStart"/>
+            <w:r>
+              <w:t>và</w:t>
+            </w:r>
+            <w:proofErr w:type="spellEnd"/>
+            <w:r>
+              <w:t xml:space="preserve"> </w:t>
+            </w:r>
+            <w:proofErr w:type="spellStart"/>
+            <w:r>
+              <w:t>báo</w:t>
+            </w:r>
+            <w:proofErr w:type="spellEnd"/>
+            <w:r>
+              <w:t xml:space="preserve"> </w:t>
+            </w:r>
+            <w:proofErr w:type="spellStart"/>
+            <w:r>
+              <w:t>đặt</w:t>
+            </w:r>
+            <w:proofErr w:type="spellEnd"/>
+            <w:r>
+              <w:t xml:space="preserve"> </w:t>
+            </w:r>
+            <w:proofErr w:type="spellStart"/>
+            <w:r>
+              <w:t>hàng</w:t>
+            </w:r>
+            <w:proofErr w:type="spellEnd"/>
+            <w:r>
+              <w:t xml:space="preserve"> </w:t>
+            </w:r>
+            <w:proofErr w:type="spellStart"/>
+            <w:r>
+              <w:t>thành</w:t>
+            </w:r>
+            <w:proofErr w:type="spellEnd"/>
+            <w:r>
+              <w:t xml:space="preserve"> </w:t>
+            </w:r>
+            <w:proofErr w:type="spellStart"/>
+            <w:r>
+              <w:t>công</w:t>
+            </w:r>
+            <w:proofErr w:type="spellEnd"/>
+            <w:r>
+              <w:t>.</w:t>
+            </w:r>
+            <w:r>
+              <w:br/>
+              <w:t xml:space="preserve">9. </w:t>
+            </w:r>
+            <w:proofErr w:type="spellStart"/>
+            <w:r>
+              <w:t>Nếu</w:t>
+            </w:r>
+            <w:proofErr w:type="spellEnd"/>
+            <w:r>
+              <w:t xml:space="preserve"> </w:t>
+            </w:r>
+            <w:proofErr w:type="spellStart"/>
+            <w:r>
+              <w:t>khách</w:t>
+            </w:r>
+            <w:proofErr w:type="spellEnd"/>
+            <w:r>
+              <w:t xml:space="preserve"> </w:t>
+            </w:r>
+            <w:proofErr w:type="spellStart"/>
+            <w:r>
+              <w:t>có</w:t>
+            </w:r>
+            <w:proofErr w:type="spellEnd"/>
+            <w:r>
+              <w:t xml:space="preserve"> email, </w:t>
+            </w:r>
+            <w:proofErr w:type="spellStart"/>
+            <w:r>
+              <w:t>hệ</w:t>
+            </w:r>
+            <w:proofErr w:type="spellEnd"/>
+            <w:r>
+              <w:t xml:space="preserve"> </w:t>
+            </w:r>
+            <w:proofErr w:type="spellStart"/>
+            <w:r>
+              <w:t>thống</w:t>
+            </w:r>
+            <w:proofErr w:type="spellEnd"/>
+            <w:r>
+              <w:t xml:space="preserve"> </w:t>
+            </w:r>
+            <w:proofErr w:type="spellStart"/>
+            <w:r>
+              <w:t>gửi</w:t>
+            </w:r>
+            <w:proofErr w:type="spellEnd"/>
+            <w:r>
+              <w:t xml:space="preserve"> email </w:t>
+            </w:r>
+            <w:proofErr w:type="spellStart"/>
+            <w:r>
+              <w:t>xác</w:t>
+            </w:r>
+            <w:proofErr w:type="spellEnd"/>
+            <w:r>
+              <w:t xml:space="preserve"> </w:t>
+            </w:r>
+            <w:proofErr w:type="spellStart"/>
+            <w:r>
+              <w:t>nhận</w:t>
+            </w:r>
+            <w:proofErr w:type="spellEnd"/>
+            <w:r>
+              <w:t xml:space="preserve"> (</w:t>
+            </w:r>
+            <w:proofErr w:type="spellStart"/>
+            <w:r>
+              <w:t>không</w:t>
+            </w:r>
+            <w:proofErr w:type="spellEnd"/>
+            <w:r>
+              <w:t xml:space="preserve"> </w:t>
+            </w:r>
+            <w:proofErr w:type="spellStart"/>
+            <w:r>
+              <w:t>kèm</w:t>
+            </w:r>
+            <w:proofErr w:type="spellEnd"/>
+            <w:r>
+              <w:t xml:space="preserve"> </w:t>
+            </w:r>
+            <w:proofErr w:type="spellStart"/>
+            <w:r>
+              <w:t>thông</w:t>
+            </w:r>
+            <w:proofErr w:type="spellEnd"/>
+            <w:r>
+              <w:t xml:space="preserve"> tin </w:t>
+            </w:r>
+            <w:proofErr w:type="spellStart"/>
+            <w:r>
+              <w:t>thẻ</w:t>
+            </w:r>
+            <w:proofErr w:type="spellEnd"/>
+            <w:r>
+              <w:t>).</w:t>
+            </w:r>
+          </w:p>
+        </w:tc>
+      </w:tr>
+      <w:tr>
+        <w:tc>
+          <w:tcPr>
+            <w:tcW w:w="0" w:type="auto"/>
+            <w:hideMark/>
+          </w:tcPr>
+          <w:p>
+            <w:pPr>
+              <w:jc w:val="left"/>
+            </w:pPr>
+            <w:proofErr w:type="spellStart"/>
+            <w:r>
+              <w:rPr>
+                <w:b/>
+                <w:bCs/>
+              </w:rPr>
+              <w:lastRenderedPageBreak/>
+              <w:t>Luồng</w:t>
+            </w:r>
+            <w:proofErr w:type="spellEnd"/>
+            <w:r>
+              <w:rPr>
+                <w:b/>
+                <w:bCs/>
+              </w:rPr>
+              <w:t xml:space="preserve"> </w:t>
+            </w:r>
+            <w:proofErr w:type="spellStart"/>
+            <w:r>
+              <w:rPr>
+                <w:b/>
+                <w:bCs/>
+              </w:rPr>
+              <w:t>ngoại</w:t>
+            </w:r>
+            <w:proofErr w:type="spellEnd"/>
+            <w:r>
+              <w:rPr>
+                <w:b/>
+                <w:bCs/>
+              </w:rPr>
+              <w:t xml:space="preserve"> </w:t>
+            </w:r>
+            <w:proofErr w:type="spellStart"/>
+            <w:r>
+              <w:rPr>
+                <w:b/>
+                <w:bCs/>
+              </w:rPr>
+              <w:t>lệ</w:t>
+            </w:r>
+            <w:proofErr w:type="spellEnd"/>
+          </w:p>
+        </w:tc>
+        <w:tc>
+          <w:tcPr>
+            <w:tcW w:w="0" w:type="auto"/>
+            <w:hideMark/>
+          </w:tcPr>
+          <w:p>
+            <w:pPr>
+              <w:jc w:val="left"/>
+            </w:pPr>
+            <w:r>
+              <w:t xml:space="preserve">2a. </w:t>
+            </w:r>
+            <w:proofErr w:type="spellStart"/>
+            <w:r>
+              <w:t>Chưa</w:t>
+            </w:r>
+            <w:proofErr w:type="spellEnd"/>
+            <w:r>
+              <w:t xml:space="preserve"> </w:t>
+            </w:r>
+            <w:proofErr w:type="spellStart"/>
+            <w:r>
+              <w:t>có</w:t>
+            </w:r>
+            <w:proofErr w:type="spellEnd"/>
+            <w:r>
+              <w:t xml:space="preserve"> </w:t>
+            </w:r>
+            <w:proofErr w:type="spellStart"/>
+            <w:r>
+              <w:t>tài</w:t>
+            </w:r>
+            <w:proofErr w:type="spellEnd"/>
+            <w:r>
+              <w:t xml:space="preserve"> </w:t>
+            </w:r>
+            <w:proofErr w:type="spellStart"/>
+            <w:r>
+              <w:t>khoản</w:t>
+            </w:r>
+            <w:proofErr w:type="spellEnd"/>
+            <w:r>
+              <w:t xml:space="preserve">: </w:t>
+            </w:r>
+            <w:proofErr w:type="spellStart"/>
+            <w:r>
+              <w:t>chuyển</w:t>
+            </w:r>
+            <w:proofErr w:type="spellEnd"/>
+            <w:r>
+              <w:t xml:space="preserve"> sang UC01.</w:t>
+            </w:r>
+            <w:r>
+              <w:br/>
+              <w:t xml:space="preserve">4a. </w:t>
+            </w:r>
+            <w:proofErr w:type="spellStart"/>
+            <w:r>
+              <w:t>Thiếu</w:t>
+            </w:r>
+            <w:proofErr w:type="spellEnd"/>
+            <w:r>
+              <w:t xml:space="preserve"> </w:t>
+            </w:r>
+            <w:proofErr w:type="spellStart"/>
+            <w:r>
+              <w:t>thông</w:t>
+            </w:r>
+            <w:proofErr w:type="spellEnd"/>
+            <w:r>
+              <w:t xml:space="preserve"> tin </w:t>
+            </w:r>
+            <w:proofErr w:type="spellStart"/>
+            <w:r>
+              <w:t>người</w:t>
+            </w:r>
+            <w:proofErr w:type="spellEnd"/>
+            <w:r>
+              <w:t xml:space="preserve"> </w:t>
+            </w:r>
+            <w:proofErr w:type="spellStart"/>
+            <w:r>
+              <w:t>nhận</w:t>
+            </w:r>
+            <w:proofErr w:type="spellEnd"/>
+            <w:r>
+              <w:t xml:space="preserve">: </w:t>
+            </w:r>
+            <w:proofErr w:type="spellStart"/>
+            <w:r>
+              <w:t>yêu</w:t>
+            </w:r>
+            <w:proofErr w:type="spellEnd"/>
+            <w:r>
+              <w:t xml:space="preserve"> </w:t>
+            </w:r>
+            <w:proofErr w:type="spellStart"/>
+            <w:r>
+              <w:t>cầu</w:t>
+            </w:r>
+            <w:proofErr w:type="spellEnd"/>
+            <w:r>
+              <w:t xml:space="preserve"> </w:t>
+            </w:r>
+            <w:proofErr w:type="spellStart"/>
+            <w:r>
+              <w:t>bổ</w:t>
+            </w:r>
+            <w:proofErr w:type="spellEnd"/>
+            <w:r>
+              <w:t xml:space="preserve"> sung.</w:t>
+            </w:r>
+            <w:r>
+              <w:br/>
+              <w:t xml:space="preserve">6a. Thông tin </w:t>
+            </w:r>
+            <w:proofErr w:type="spellStart"/>
+            <w:r>
+              <w:t>thẻ</w:t>
+            </w:r>
+            <w:proofErr w:type="spellEnd"/>
+            <w:r>
+              <w:t xml:space="preserve"> </w:t>
+            </w:r>
+            <w:proofErr w:type="spellStart"/>
+            <w:r>
+              <w:t>sai</w:t>
+            </w:r>
+            <w:proofErr w:type="spellEnd"/>
+            <w:r>
+              <w:t xml:space="preserve"> </w:t>
+            </w:r>
+            <w:proofErr w:type="spellStart"/>
+            <w:r>
+              <w:t>định</w:t>
+            </w:r>
+            <w:proofErr w:type="spellEnd"/>
+            <w:r>
+              <w:t xml:space="preserve"> </w:t>
+            </w:r>
+            <w:proofErr w:type="spellStart"/>
+            <w:r>
+              <w:t>dạng</w:t>
+            </w:r>
+            <w:proofErr w:type="spellEnd"/>
+            <w:r>
+              <w:t xml:space="preserve">: </w:t>
+            </w:r>
+            <w:proofErr w:type="spellStart"/>
+            <w:r>
+              <w:t>yêu</w:t>
+            </w:r>
+            <w:proofErr w:type="spellEnd"/>
+            <w:r>
+              <w:t xml:space="preserve"> </w:t>
+            </w:r>
+            <w:proofErr w:type="spellStart"/>
+            <w:r>
+              <w:t>cầu</w:t>
+            </w:r>
+            <w:proofErr w:type="spellEnd"/>
+            <w:r>
+              <w:t xml:space="preserve"> </w:t>
+            </w:r>
+            <w:proofErr w:type="spellStart"/>
+            <w:r>
+              <w:t>nhập</w:t>
+            </w:r>
+            <w:proofErr w:type="spellEnd"/>
+            <w:r>
+              <w:t xml:space="preserve"> </w:t>
+            </w:r>
+            <w:proofErr w:type="spellStart"/>
+            <w:r>
+              <w:t>lại</w:t>
+            </w:r>
+            <w:proofErr w:type="spellEnd"/>
+            <w:r>
+              <w:t>.</w:t>
+            </w:r>
+            <w:r>
+              <w:br/>
+              <w:t xml:space="preserve">7a. </w:t>
+            </w:r>
+            <w:proofErr w:type="spellStart"/>
+            <w:r>
+              <w:t>Thẻ</w:t>
+            </w:r>
+            <w:proofErr w:type="spellEnd"/>
+            <w:r>
+              <w:t xml:space="preserve"> </w:t>
+            </w:r>
+            <w:proofErr w:type="spellStart"/>
+            <w:r>
+              <w:t>không</w:t>
+            </w:r>
+            <w:proofErr w:type="spellEnd"/>
+            <w:r>
+              <w:t xml:space="preserve"> </w:t>
+            </w:r>
+            <w:proofErr w:type="spellStart"/>
+            <w:r>
+              <w:t>hợp</w:t>
+            </w:r>
+            <w:proofErr w:type="spellEnd"/>
+            <w:r>
+              <w:t xml:space="preserve"> </w:t>
+            </w:r>
+            <w:proofErr w:type="spellStart"/>
+            <w:r>
+              <w:t>lệ</w:t>
+            </w:r>
+            <w:proofErr w:type="spellEnd"/>
+            <w:r>
+              <w:t xml:space="preserve"> </w:t>
+            </w:r>
+            <w:proofErr w:type="spellStart"/>
+            <w:r>
+              <w:t>hoặc</w:t>
+            </w:r>
+            <w:proofErr w:type="spellEnd"/>
+            <w:r>
+              <w:t xml:space="preserve"> </w:t>
+            </w:r>
+            <w:proofErr w:type="spellStart"/>
+            <w:r>
+              <w:t>không</w:t>
+            </w:r>
+            <w:proofErr w:type="spellEnd"/>
+            <w:r>
+              <w:t xml:space="preserve"> </w:t>
+            </w:r>
+            <w:proofErr w:type="spellStart"/>
+            <w:r>
+              <w:t>đủ</w:t>
+            </w:r>
+            <w:proofErr w:type="spellEnd"/>
+            <w:r>
+              <w:t xml:space="preserve"> </w:t>
+            </w:r>
+            <w:proofErr w:type="spellStart"/>
+            <w:r>
+              <w:t>khả</w:t>
+            </w:r>
+            <w:proofErr w:type="spellEnd"/>
+            <w:r>
+              <w:t xml:space="preserve"> </w:t>
+            </w:r>
+            <w:proofErr w:type="spellStart"/>
+            <w:r>
+              <w:t>năng</w:t>
+            </w:r>
+            <w:proofErr w:type="spellEnd"/>
+            <w:r>
+              <w:t xml:space="preserve"> </w:t>
+            </w:r>
+            <w:proofErr w:type="spellStart"/>
+            <w:r>
+              <w:t>thanh</w:t>
+            </w:r>
+            <w:proofErr w:type="spellEnd"/>
+            <w:r>
+              <w:t xml:space="preserve"> </w:t>
+            </w:r>
+            <w:proofErr w:type="spellStart"/>
+            <w:r>
+              <w:t>toán</w:t>
+            </w:r>
+            <w:proofErr w:type="spellEnd"/>
+            <w:r>
+              <w:t xml:space="preserve">: </w:t>
+            </w:r>
+            <w:proofErr w:type="spellStart"/>
+            <w:r>
+              <w:t>báo</w:t>
+            </w:r>
+            <w:proofErr w:type="spellEnd"/>
+            <w:r>
+              <w:t xml:space="preserve"> </w:t>
+            </w:r>
+            <w:proofErr w:type="spellStart"/>
+            <w:r>
+              <w:t>lỗi</w:t>
+            </w:r>
+            <w:proofErr w:type="spellEnd"/>
+            <w:r>
+              <w:t xml:space="preserve">, </w:t>
+            </w:r>
+            <w:proofErr w:type="spellStart"/>
+            <w:r>
+              <w:t>không</w:t>
+            </w:r>
+            <w:proofErr w:type="spellEnd"/>
+            <w:r>
+              <w:t xml:space="preserve"> </w:t>
+            </w:r>
+            <w:proofErr w:type="spellStart"/>
+            <w:r>
+              <w:t>ghi</w:t>
+            </w:r>
+            <w:proofErr w:type="spellEnd"/>
+            <w:r>
+              <w:t xml:space="preserve"> </w:t>
+            </w:r>
+            <w:proofErr w:type="spellStart"/>
+            <w:r>
+              <w:t>nhận</w:t>
+            </w:r>
+            <w:proofErr w:type="spellEnd"/>
+            <w:r>
+              <w:t xml:space="preserve"> </w:t>
+            </w:r>
+            <w:proofErr w:type="spellStart"/>
+            <w:r>
+              <w:t>đơn</w:t>
+            </w:r>
+            <w:proofErr w:type="spellEnd"/>
+            <w:r>
+              <w:t>.</w:t>
+            </w:r>
+            <w:r>
+              <w:br/>
+              <w:t xml:space="preserve">9a. </w:t>
+            </w:r>
+            <w:proofErr w:type="spellStart"/>
+            <w:r>
+              <w:t>Khách</w:t>
+            </w:r>
+            <w:proofErr w:type="spellEnd"/>
+            <w:r>
+              <w:t xml:space="preserve"> </w:t>
+            </w:r>
+            <w:proofErr w:type="spellStart"/>
+            <w:r>
+              <w:t>không</w:t>
+            </w:r>
+            <w:proofErr w:type="spellEnd"/>
+            <w:r>
+              <w:t xml:space="preserve"> </w:t>
+            </w:r>
+            <w:proofErr w:type="spellStart"/>
+            <w:r>
+              <w:t>có</w:t>
+            </w:r>
+            <w:proofErr w:type="spellEnd"/>
+            <w:r>
+              <w:t xml:space="preserve"> email: </w:t>
+            </w:r>
+            <w:proofErr w:type="spellStart"/>
+            <w:r>
+              <w:t>bỏ</w:t>
+            </w:r>
+            <w:proofErr w:type="spellEnd"/>
+            <w:r>
+              <w:t xml:space="preserve"> qua </w:t>
+            </w:r>
+            <w:proofErr w:type="spellStart"/>
+            <w:r>
+              <w:t>bước</w:t>
+            </w:r>
+            <w:proofErr w:type="spellEnd"/>
+            <w:r>
+              <w:t xml:space="preserve"> </w:t>
+            </w:r>
+            <w:proofErr w:type="spellStart"/>
+            <w:r>
+              <w:t>gửi</w:t>
+            </w:r>
+            <w:proofErr w:type="spellEnd"/>
+            <w:r>
+              <w:t xml:space="preserve"> email.</w:t>
+            </w:r>
+          </w:p>
+        </w:tc>
+      </w:tr>
+    </w:tbl>
+    <w:p>
+      <w:pPr>
+        <w:rPr>
+          <w:lang w:val="vi-VN"/>
+        </w:rPr>
+      </w:pPr>
+    </w:p>
+    <w:p>
+      <w:pPr>
+        <w:spacing w:before="0" w:after="160" w:line="278" w:lineRule="auto"/>
+        <w:jc w:val="left"/>
+        <w:rPr>
+          <w:lang w:val="vi-VN"/>
+        </w:rPr>
+      </w:pPr>
+      <w:r>
+        <w:rPr>
+          <w:lang w:val="vi-VN"/>
+        </w:rPr>
+        <w:br w:type="page"/>
+      </w:r>
+    </w:p>
+    <w:p>
+      <w:pPr>
+        <w:rPr>
+          <w:lang w:val="vi-VN"/>
+        </w:rPr>
+      </w:pPr>
+      <w:r>
+        <w:rPr>
+          <w:lang w:val="vi-VN"/>
+        </w:rPr>
+        <w:lastRenderedPageBreak/>
+        <w:t xml:space="preserve">Sơ đồ </w:t>
+      </w:r>
+      <w:proofErr w:type="spellStart"/>
+      <w:r>
+        <w:rPr>
+          <w:lang w:val="vi-VN"/>
+        </w:rPr>
+        <w:t>Use</w:t>
+      </w:r>
+      <w:proofErr w:type="spellEnd"/>
+      <w:r>
+        <w:rPr>
+          <w:lang w:val="vi-VN"/>
+        </w:rPr>
+        <w:t xml:space="preserve"> </w:t>
+      </w:r>
+      <w:proofErr w:type="spellStart"/>
+      <w:r>
+        <w:rPr>
+          <w:lang w:val="vi-VN"/>
+        </w:rPr>
+        <w:t>case</w:t>
+      </w:r>
+      <w:proofErr w:type="spellEnd"/>
+      <w:r>
+        <w:rPr>
+          <w:lang w:val="vi-VN"/>
+        </w:rPr>
+        <w:t xml:space="preserve"> tổng quát</w:t>
+      </w:r>
+    </w:p>
+    <w:p>
+      <w:r>
         <w:drawing>
-          <wp:inline distT="0" distB="0" distL="0" distR="0" wp14:anchorId="603F10CE" wp14:editId="7865C05E">
-            <wp:extent cx="6455008" cy="6411686"/>
+          <wp:inline distT="0" distB="0" distL="0" distR="0" wp14:anchorId="6261F20A" wp14:editId="083CF5EC">
+            <wp:extent cx="6356818" cy="6335486"/>
             <wp:effectExtent l="0" t="0" r="0" b="0"/>
-            <wp:docPr id="1622075086" name="Picture 6"/>
+            <wp:docPr id="40016560" name="Picture 12"/>
             <wp:cNvGraphicFramePr>
               <a:graphicFrameLocks xmlns:a="http://schemas.openxmlformats.org/drawingml/2006/main" noChangeAspect="1"/>
             </wp:cNvGraphicFramePr>
@@ -1871,7 +8247,7 @@
               <a:graphicData uri="http://schemas.openxmlformats.org/drawingml/2006/picture">
                 <pic:pic xmlns:pic="http://schemas.openxmlformats.org/drawingml/2006/picture">
                   <pic:nvPicPr>
-                    <pic:cNvPr id="0" name="Picture 41"/>
+                    <pic:cNvPr id="0" name="Picture 47"/>
                     <pic:cNvPicPr>
                       <a:picLocks noChangeAspect="1" noChangeArrowheads="1"/>
                     </pic:cNvPicPr>
@@ -1892,7 +8268,7 @@
                   <pic:spPr bwMode="auto">
                     <a:xfrm>
                       <a:off x="0" y="0"/>
-                      <a:ext cx="6464955" cy="6421567"/>
+                      <a:ext cx="6370246" cy="6348869"/>
                     </a:xfrm>
                     <a:prstGeom prst="rect">
                       <a:avLst/>
@@ -1922,20 +8298,6 @@
           <w:lang w:val="vi-VN"/>
         </w:rPr>
       </w:pPr>
-      <w:proofErr w:type="spellStart"/>
-      <w:r>
-        <w:rPr>
-          <w:lang w:val="vi-VN"/>
-        </w:rPr>
-        <w:t>Usecase</w:t>
-      </w:r>
-      <w:proofErr w:type="spellEnd"/>
-      <w:r>
-        <w:rPr>
-          <w:lang w:val="vi-VN"/>
-        </w:rPr>
-        <w:t xml:space="preserve"> Đặt hàng</w:t>
-      </w:r>
     </w:p>
     <w:p>
       <w:pPr>
@@ -1944,7 +8306,6 @@
         </w:rPr>
       </w:pPr>
     </w:p>
-    <w:p/>
     <w:p>
       <w:pPr>
         <w:rPr>
@@ -1959,12 +8320,52 @@
         </w:rPr>
       </w:pPr>
       <w:r>
+        <w:rPr>
+          <w:lang w:val="vi-VN"/>
+        </w:rPr>
         <w:lastRenderedPageBreak/>
+        <w:t xml:space="preserve">Sơ đồ </w:t>
+      </w:r>
+      <w:proofErr w:type="spellStart"/>
+      <w:r>
+        <w:rPr>
+          <w:lang w:val="vi-VN"/>
+        </w:rPr>
+        <w:t>Usecase</w:t>
+      </w:r>
+      <w:proofErr w:type="spellEnd"/>
+      <w:r>
+        <w:rPr>
+          <w:lang w:val="vi-VN"/>
+        </w:rPr>
+        <w:t xml:space="preserve"> Đặt</w:t>
+      </w:r>
+      <w:r>
+        <w:rPr>
+          <w:lang w:val="vi-VN"/>
+        </w:rPr>
+        <w:t xml:space="preserve"> mua</w:t>
+      </w:r>
+      <w:r>
+        <w:rPr>
+          <w:lang w:val="vi-VN"/>
+        </w:rPr>
+        <w:t xml:space="preserve"> hàng</w:t>
+      </w:r>
+      <w:r>
+        <w:rPr>
+          <w:lang w:val="vi-VN"/>
+        </w:rPr>
+        <w:t xml:space="preserve"> (UC10)</w:t>
+      </w:r>
+    </w:p>
+    <w:p>
+      <w:r>
         <w:drawing>
-          <wp:inline distT="0" distB="0" distL="0" distR="0" wp14:anchorId="272C6F0F" wp14:editId="57CE3932">
-            <wp:extent cx="6087057" cy="5693229"/>
+          <wp:inline distT="0" distB="0" distL="0" distR="0" wp14:anchorId="0D284807" wp14:editId="00037624">
+            <wp:extent cx="6532366" cy="4996543"/>
             <wp:effectExtent l="0" t="0" r="0" b="0"/>
-            <wp:docPr id="1432273778" name="Picture 10"/>
+            <wp:docPr id="318057126" name="Picture 14"/>
             <wp:cNvGraphicFramePr>
               <a:graphicFrameLocks xmlns:a="http://schemas.openxmlformats.org/drawingml/2006/main" noChangeAspect="1"/>
             </wp:cNvGraphicFramePr>
@@ -1972,7 +8373,7 @@
               <a:graphicData uri="http://schemas.openxmlformats.org/drawingml/2006/picture">
                 <pic:pic xmlns:pic="http://schemas.openxmlformats.org/drawingml/2006/picture">
                   <pic:nvPicPr>
-                    <pic:cNvPr id="0" name="Picture 55"/>
+                    <pic:cNvPr id="0" name="Picture 54"/>
                     <pic:cNvPicPr>
                       <a:picLocks noChangeAspect="1" noChangeArrowheads="1"/>
                     </pic:cNvPicPr>
@@ -1993,7 +8394,7 @@
                   <pic:spPr bwMode="auto">
                     <a:xfrm>
                       <a:off x="0" y="0"/>
-                      <a:ext cx="6097344" cy="5702850"/>
+                      <a:ext cx="6538451" cy="5001197"/>
                     </a:xfrm>
                     <a:prstGeom prst="rect">
                       <a:avLst/>
@@ -2019,16 +8420,309 @@
     </w:p>
     <w:p>
       <w:pPr>
-        <w:rPr>
-          <w:lang w:val="vi-VN"/>
-        </w:rPr>
-      </w:pPr>
-      <w:r>
-        <w:rPr>
-          <w:lang w:val="vi-VN"/>
-        </w:rPr>
-        <w:t>Sơ đồ Trạng thái</w:t>
-      </w:r>
+        <w:spacing w:before="0" w:after="160" w:line="278" w:lineRule="auto"/>
+        <w:jc w:val="left"/>
+        <w:rPr>
+          <w:lang w:val="vi-VN"/>
+        </w:rPr>
+      </w:pPr>
+      <w:r>
+        <w:rPr>
+          <w:lang w:val="vi-VN"/>
+        </w:rPr>
+        <w:br w:type="page"/>
+      </w:r>
+    </w:p>
+    <w:p>
+      <w:pPr>
+        <w:pStyle w:val="Heading2"/>
+        <w:rPr>
+          <w:lang w:val="vi-VN"/>
+        </w:rPr>
+      </w:pPr>
+      <w:r>
+        <w:rPr>
+          <w:lang w:val="vi-VN"/>
+        </w:rPr>
+        <w:lastRenderedPageBreak/>
+        <w:t xml:space="preserve">Sơ đồ Trạng </w:t>
+      </w:r>
+      <w:r>
+        <w:rPr>
+          <w:lang w:val="vi-VN"/>
+        </w:rPr>
+        <w:t>thái:</w:t>
+      </w:r>
+    </w:p>
+    <w:p>
+      <w:pPr>
+        <w:rPr>
+          <w:lang w:val="vi-VN"/>
+        </w:rPr>
+      </w:pPr>
+      <w:r>
+        <w:rPr>
+          <w:lang w:val="vi-VN"/>
+        </w:rPr>
+        <w:t>Giỏ hàng</w:t>
+      </w:r>
+    </w:p>
+    <w:p>
+      <w:pPr>
+        <w:rPr>
+          <w:lang w:val="vi-VN"/>
+        </w:rPr>
+      </w:pPr>
+      <w:r>
+        <w:drawing>
+          <wp:inline distT="0" distB="0" distL="0" distR="0" wp14:anchorId="6413BF38" wp14:editId="3E664092">
+            <wp:extent cx="6482080" cy="3914775"/>
+            <wp:effectExtent l="0" t="0" r="0" b="0"/>
+            <wp:docPr id="1082434204" name="Picture 20"/>
+            <wp:cNvGraphicFramePr>
+              <a:graphicFrameLocks xmlns:a="http://schemas.openxmlformats.org/drawingml/2006/main" noChangeAspect="1"/>
+            </wp:cNvGraphicFramePr>
+            <a:graphic xmlns:a="http://schemas.openxmlformats.org/drawingml/2006/main">
+              <a:graphicData uri="http://schemas.openxmlformats.org/drawingml/2006/picture">
+                <pic:pic xmlns:pic="http://schemas.openxmlformats.org/drawingml/2006/picture">
+                  <pic:nvPicPr>
+                    <pic:cNvPr id="0" name="Picture 75"/>
+                    <pic:cNvPicPr>
+                      <a:picLocks noChangeAspect="1" noChangeArrowheads="1"/>
+                    </pic:cNvPicPr>
+                  </pic:nvPicPr>
+                  <pic:blipFill>
+                    <a:blip r:embed="rId8" cstate="print">
+                      <a:extLst>
+                        <a:ext uri="{28A0092B-C50C-407E-A947-70E740481C1C}">
+                          <a14:useLocalDpi xmlns:a14="http://schemas.microsoft.com/office/drawing/2010/main" val="0"/>
+                        </a:ext>
+                      </a:extLst>
+                    </a:blip>
+                    <a:srcRect/>
+                    <a:stretch>
+                      <a:fillRect/>
+                    </a:stretch>
+                  </pic:blipFill>
+                  <pic:spPr bwMode="auto">
+                    <a:xfrm>
+                      <a:off x="0" y="0"/>
+                      <a:ext cx="6499104" cy="3925056"/>
+                    </a:xfrm>
+                    <a:prstGeom prst="rect">
+                      <a:avLst/>
+                    </a:prstGeom>
+                    <a:noFill/>
+                    <a:ln>
+                      <a:noFill/>
+                    </a:ln>
+                  </pic:spPr>
+                </pic:pic>
+              </a:graphicData>
+            </a:graphic>
+          </wp:inline>
+        </w:drawing>
+      </w:r>
+    </w:p>
+    <w:p>
+      <w:pPr>
+        <w:rPr>
+          <w:lang w:val="vi-VN"/>
+        </w:rPr>
+      </w:pPr>
+      <w:r>
+        <w:rPr>
+          <w:lang w:val="vi-VN"/>
+        </w:rPr>
+        <w:t xml:space="preserve">Đơn hàng </w:t>
+      </w:r>
+    </w:p>
+    <w:p>
+      <w:r>
+        <w:drawing>
+          <wp:inline distT="0" distB="0" distL="0" distR="0" wp14:anchorId="710C1B0B" wp14:editId="748F741C">
+            <wp:extent cx="6577965" cy="3076575"/>
+            <wp:effectExtent l="0" t="0" r="0" b="0"/>
+            <wp:docPr id="1370982891" name="Picture 22"/>
+            <wp:cNvGraphicFramePr>
+              <a:graphicFrameLocks xmlns:a="http://schemas.openxmlformats.org/drawingml/2006/main" noChangeAspect="1"/>
+            </wp:cNvGraphicFramePr>
+            <a:graphic xmlns:a="http://schemas.openxmlformats.org/drawingml/2006/main">
+              <a:graphicData uri="http://schemas.openxmlformats.org/drawingml/2006/picture">
+                <pic:pic xmlns:pic="http://schemas.openxmlformats.org/drawingml/2006/picture">
+                  <pic:nvPicPr>
+                    <pic:cNvPr id="0" name="Picture 82"/>
+                    <pic:cNvPicPr>
+                      <a:picLocks noChangeAspect="1" noChangeArrowheads="1"/>
+                    </pic:cNvPicPr>
+                  </pic:nvPicPr>
+                  <pic:blipFill>
+                    <a:blip r:embed="rId9" cstate="print">
+                      <a:extLst>
+                        <a:ext uri="{28A0092B-C50C-407E-A947-70E740481C1C}">
+                          <a14:useLocalDpi xmlns:a14="http://schemas.microsoft.com/office/drawing/2010/main" val="0"/>
+                        </a:ext>
+                      </a:extLst>
+                    </a:blip>
+                    <a:srcRect/>
+                    <a:stretch>
+                      <a:fillRect/>
+                    </a:stretch>
+                  </pic:blipFill>
+                  <pic:spPr bwMode="auto">
+                    <a:xfrm>
+                      <a:off x="0" y="0"/>
+                      <a:ext cx="6594576" cy="3084344"/>
+                    </a:xfrm>
+                    <a:prstGeom prst="rect">
+                      <a:avLst/>
+                    </a:prstGeom>
+                    <a:noFill/>
+                    <a:ln>
+                      <a:noFill/>
+                    </a:ln>
+                  </pic:spPr>
+                </pic:pic>
+              </a:graphicData>
+            </a:graphic>
+          </wp:inline>
+        </w:drawing>
+      </w:r>
+    </w:p>
+    <w:p>
+      <w:pPr>
+        <w:pStyle w:val="Heading2"/>
+        <w:rPr>
+          <w:lang w:val="vi-VN"/>
+        </w:rPr>
+      </w:pPr>
+      <w:proofErr w:type="spellStart"/>
+      <w:r>
+        <w:rPr>
+          <w:lang w:val="vi-VN"/>
+        </w:rPr>
+        <w:lastRenderedPageBreak/>
+        <w:t>Sequence</w:t>
+      </w:r>
+      <w:proofErr w:type="spellEnd"/>
+      <w:r>
+        <w:rPr>
+          <w:lang w:val="vi-VN"/>
+        </w:rPr>
+        <w:t>:</w:t>
+      </w:r>
+    </w:p>
+    <w:p>
+      <w:pPr>
+        <w:rPr>
+          <w:lang w:val="vi-VN"/>
+        </w:rPr>
+      </w:pPr>
+      <w:proofErr w:type="spellStart"/>
+      <w:r>
+        <w:rPr>
+          <w:lang w:val="vi-VN"/>
+        </w:rPr>
+        <w:t>Sequence</w:t>
+      </w:r>
+      <w:proofErr w:type="spellEnd"/>
+      <w:r>
+        <w:rPr>
+          <w:lang w:val="vi-VN"/>
+        </w:rPr>
+        <w:t xml:space="preserve"> đăng kí</w:t>
+      </w:r>
+    </w:p>
+    <w:p>
+      <w:r>
+        <w:drawing>
+          <wp:inline distT="0" distB="0" distL="0" distR="0" wp14:anchorId="1EAD4DA8" wp14:editId="6B549725">
+            <wp:extent cx="6319774" cy="6962775"/>
+            <wp:effectExtent l="0" t="0" r="0" b="0"/>
+            <wp:docPr id="351475891" name="Picture 26"/>
+            <wp:cNvGraphicFramePr>
+              <a:graphicFrameLocks xmlns:a="http://schemas.openxmlformats.org/drawingml/2006/main" noChangeAspect="1"/>
+            </wp:cNvGraphicFramePr>
+            <a:graphic xmlns:a="http://schemas.openxmlformats.org/drawingml/2006/main">
+              <a:graphicData uri="http://schemas.openxmlformats.org/drawingml/2006/picture">
+                <pic:pic xmlns:pic="http://schemas.openxmlformats.org/drawingml/2006/picture">
+                  <pic:nvPicPr>
+                    <pic:cNvPr id="0" name="Picture 96"/>
+                    <pic:cNvPicPr>
+                      <a:picLocks noChangeAspect="1" noChangeArrowheads="1"/>
+                    </pic:cNvPicPr>
+                  </pic:nvPicPr>
+                  <pic:blipFill>
+                    <a:blip r:embed="rId10" cstate="print">
+                      <a:extLst>
+                        <a:ext uri="{28A0092B-C50C-407E-A947-70E740481C1C}">
+                          <a14:useLocalDpi xmlns:a14="http://schemas.microsoft.com/office/drawing/2010/main" val="0"/>
+                        </a:ext>
+                      </a:extLst>
+                    </a:blip>
+                    <a:srcRect/>
+                    <a:stretch>
+                      <a:fillRect/>
+                    </a:stretch>
+                  </pic:blipFill>
+                  <pic:spPr bwMode="auto">
+                    <a:xfrm>
+                      <a:off x="0" y="0"/>
+                      <a:ext cx="6335799" cy="6980430"/>
+                    </a:xfrm>
+                    <a:prstGeom prst="rect">
+                      <a:avLst/>
+                    </a:prstGeom>
+                    <a:noFill/>
+                    <a:ln>
+                      <a:noFill/>
+                    </a:ln>
+                  </pic:spPr>
+                </pic:pic>
+              </a:graphicData>
+            </a:graphic>
+          </wp:inline>
+        </w:drawing>
+      </w:r>
+    </w:p>
+    <w:p/>
+    <w:p>
+      <w:pPr>
+        <w:rPr>
+          <w:lang w:val="vi-VN"/>
+        </w:rPr>
+      </w:pPr>
+    </w:p>
+    <w:p>
+      <w:pPr>
+        <w:rPr>
+          <w:lang w:val="vi-VN"/>
+        </w:rPr>
+      </w:pPr>
+      <w:r>
+        <w:rPr>
+          <w:lang w:val="vi-VN"/>
+        </w:rPr>
+        <w:lastRenderedPageBreak/>
+        <w:t xml:space="preserve">Thiết kế </w:t>
+      </w:r>
+      <w:proofErr w:type="spellStart"/>
+      <w:r>
+        <w:rPr>
+          <w:lang w:val="vi-VN"/>
+        </w:rPr>
+        <w:t>csdl</w:t>
+      </w:r>
+      <w:proofErr w:type="spellEnd"/>
+    </w:p>
+    <w:p/>
+    <w:p/>
+    <w:p>
+      <w:pPr>
+        <w:rPr>
+          <w:lang w:val="vi-VN"/>
+        </w:rPr>
+      </w:pPr>
     </w:p>
     <w:sectPr>
       <w:pgSz w:w="12240" w:h="15840"/>
@@ -2160,9 +8854,9 @@
     </w:lvl>
   </w:abstractNum>
   <w:abstractNum w:abstractNumId="1" w15:restartNumberingAfterBreak="0">
-    <w:nsid w:val="287A0F69"/>
+    <w:nsid w:val="13B54189"/>
     <w:multiLevelType w:val="hybridMultilevel"/>
-    <w:tmpl w:val="DB3AF1CC"/>
+    <w:tmpl w:val="DBE8F4F4"/>
     <w:lvl w:ilvl="0" w:tplc="04090001">
       <w:start w:val="1"/>
       <w:numFmt w:val="bullet"/>
@@ -2211,7 +8905,7 @@
         <w:rFonts w:ascii="Symbol" w:hAnsi="Symbol" w:hint="default"/>
       </w:rPr>
     </w:lvl>
-    <w:lvl w:ilvl="4" w:tplc="04090003" w:tentative="1">
+    <w:lvl w:ilvl="4" w:tplc="04090003">
       <w:start w:val="1"/>
       <w:numFmt w:val="bullet"/>
       <w:lvlText w:val="o"/>
@@ -2272,11 +8966,332 @@
       </w:rPr>
     </w:lvl>
   </w:abstractNum>
+  <w:abstractNum w:abstractNumId="2" w15:restartNumberingAfterBreak="0">
+    <w:nsid w:val="287A0F69"/>
+    <w:multiLevelType w:val="hybridMultilevel"/>
+    <w:tmpl w:val="DB3AF1CC"/>
+    <w:lvl w:ilvl="0" w:tplc="04090001">
+      <w:start w:val="1"/>
+      <w:numFmt w:val="bullet"/>
+      <w:lvlText w:val=""/>
+      <w:lvlJc w:val="left"/>
+      <w:pPr>
+        <w:ind w:left="720" w:hanging="360"/>
+      </w:pPr>
+      <w:rPr>
+        <w:rFonts w:ascii="Symbol" w:hAnsi="Symbol" w:hint="default"/>
+      </w:rPr>
+    </w:lvl>
+    <w:lvl w:ilvl="1" w:tplc="04090003" w:tentative="1">
+      <w:start w:val="1"/>
+      <w:numFmt w:val="bullet"/>
+      <w:lvlText w:val="o"/>
+      <w:lvlJc w:val="left"/>
+      <w:pPr>
+        <w:ind w:left="1440" w:hanging="360"/>
+      </w:pPr>
+      <w:rPr>
+        <w:rFonts w:ascii="Courier New" w:hAnsi="Courier New" w:cs="Courier New" w:hint="default"/>
+      </w:rPr>
+    </w:lvl>
+    <w:lvl w:ilvl="2" w:tplc="04090005" w:tentative="1">
+      <w:start w:val="1"/>
+      <w:numFmt w:val="bullet"/>
+      <w:lvlText w:val=""/>
+      <w:lvlJc w:val="left"/>
+      <w:pPr>
+        <w:ind w:left="2160" w:hanging="360"/>
+      </w:pPr>
+      <w:rPr>
+        <w:rFonts w:ascii="Wingdings" w:hAnsi="Wingdings" w:hint="default"/>
+      </w:rPr>
+    </w:lvl>
+    <w:lvl w:ilvl="3" w:tplc="04090001" w:tentative="1">
+      <w:start w:val="1"/>
+      <w:numFmt w:val="bullet"/>
+      <w:lvlText w:val=""/>
+      <w:lvlJc w:val="left"/>
+      <w:pPr>
+        <w:ind w:left="2880" w:hanging="360"/>
+      </w:pPr>
+      <w:rPr>
+        <w:rFonts w:ascii="Symbol" w:hAnsi="Symbol" w:hint="default"/>
+      </w:rPr>
+    </w:lvl>
+    <w:lvl w:ilvl="4" w:tplc="04090003" w:tentative="1">
+      <w:start w:val="1"/>
+      <w:numFmt w:val="bullet"/>
+      <w:lvlText w:val="o"/>
+      <w:lvlJc w:val="left"/>
+      <w:pPr>
+        <w:ind w:left="3600" w:hanging="360"/>
+      </w:pPr>
+      <w:rPr>
+        <w:rFonts w:ascii="Courier New" w:hAnsi="Courier New" w:cs="Courier New" w:hint="default"/>
+      </w:rPr>
+    </w:lvl>
+    <w:lvl w:ilvl="5" w:tplc="04090005" w:tentative="1">
+      <w:start w:val="1"/>
+      <w:numFmt w:val="bullet"/>
+      <w:lvlText w:val=""/>
+      <w:lvlJc w:val="left"/>
+      <w:pPr>
+        <w:ind w:left="4320" w:hanging="360"/>
+      </w:pPr>
+      <w:rPr>
+        <w:rFonts w:ascii="Wingdings" w:hAnsi="Wingdings" w:hint="default"/>
+      </w:rPr>
+    </w:lvl>
+    <w:lvl w:ilvl="6" w:tplc="04090001" w:tentative="1">
+      <w:start w:val="1"/>
+      <w:numFmt w:val="bullet"/>
+      <w:lvlText w:val=""/>
+      <w:lvlJc w:val="left"/>
+      <w:pPr>
+        <w:ind w:left="5040" w:hanging="360"/>
+      </w:pPr>
+      <w:rPr>
+        <w:rFonts w:ascii="Symbol" w:hAnsi="Symbol" w:hint="default"/>
+      </w:rPr>
+    </w:lvl>
+    <w:lvl w:ilvl="7" w:tplc="04090003" w:tentative="1">
+      <w:start w:val="1"/>
+      <w:numFmt w:val="bullet"/>
+      <w:lvlText w:val="o"/>
+      <w:lvlJc w:val="left"/>
+      <w:pPr>
+        <w:ind w:left="5760" w:hanging="360"/>
+      </w:pPr>
+      <w:rPr>
+        <w:rFonts w:ascii="Courier New" w:hAnsi="Courier New" w:cs="Courier New" w:hint="default"/>
+      </w:rPr>
+    </w:lvl>
+    <w:lvl w:ilvl="8" w:tplc="04090005" w:tentative="1">
+      <w:start w:val="1"/>
+      <w:numFmt w:val="bullet"/>
+      <w:lvlText w:val=""/>
+      <w:lvlJc w:val="left"/>
+      <w:pPr>
+        <w:ind w:left="6480" w:hanging="360"/>
+      </w:pPr>
+      <w:rPr>
+        <w:rFonts w:ascii="Wingdings" w:hAnsi="Wingdings" w:hint="default"/>
+      </w:rPr>
+    </w:lvl>
+  </w:abstractNum>
+  <w:abstractNum w:abstractNumId="3" w15:restartNumberingAfterBreak="0">
+    <w:nsid w:val="2A681E6E"/>
+    <w:multiLevelType w:val="hybridMultilevel"/>
+    <w:tmpl w:val="289EC056"/>
+    <w:lvl w:ilvl="0" w:tplc="0409000F">
+      <w:start w:val="1"/>
+      <w:numFmt w:val="decimal"/>
+      <w:lvlText w:val="%1."/>
+      <w:lvlJc w:val="left"/>
+      <w:pPr>
+        <w:ind w:left="720" w:hanging="360"/>
+      </w:pPr>
+    </w:lvl>
+    <w:lvl w:ilvl="1" w:tplc="04090019" w:tentative="1">
+      <w:start w:val="1"/>
+      <w:numFmt w:val="lowerLetter"/>
+      <w:lvlText w:val="%2."/>
+      <w:lvlJc w:val="left"/>
+      <w:pPr>
+        <w:ind w:left="1440" w:hanging="360"/>
+      </w:pPr>
+    </w:lvl>
+    <w:lvl w:ilvl="2" w:tplc="0409001B" w:tentative="1">
+      <w:start w:val="1"/>
+      <w:numFmt w:val="lowerRoman"/>
+      <w:lvlText w:val="%3."/>
+      <w:lvlJc w:val="right"/>
+      <w:pPr>
+        <w:ind w:left="2160" w:hanging="180"/>
+      </w:pPr>
+    </w:lvl>
+    <w:lvl w:ilvl="3" w:tplc="0409000F" w:tentative="1">
+      <w:start w:val="1"/>
+      <w:numFmt w:val="decimal"/>
+      <w:lvlText w:val="%4."/>
+      <w:lvlJc w:val="left"/>
+      <w:pPr>
+        <w:ind w:left="2880" w:hanging="360"/>
+      </w:pPr>
+    </w:lvl>
+    <w:lvl w:ilvl="4" w:tplc="04090019">
+      <w:start w:val="1"/>
+      <w:numFmt w:val="lowerLetter"/>
+      <w:lvlText w:val="%5."/>
+      <w:lvlJc w:val="left"/>
+      <w:pPr>
+        <w:ind w:left="3600" w:hanging="360"/>
+      </w:pPr>
+    </w:lvl>
+    <w:lvl w:ilvl="5" w:tplc="0409001B" w:tentative="1">
+      <w:start w:val="1"/>
+      <w:numFmt w:val="lowerRoman"/>
+      <w:lvlText w:val="%6."/>
+      <w:lvlJc w:val="right"/>
+      <w:pPr>
+        <w:ind w:left="4320" w:hanging="180"/>
+      </w:pPr>
+    </w:lvl>
+    <w:lvl w:ilvl="6" w:tplc="0409000F" w:tentative="1">
+      <w:start w:val="1"/>
+      <w:numFmt w:val="decimal"/>
+      <w:lvlText w:val="%7."/>
+      <w:lvlJc w:val="left"/>
+      <w:pPr>
+        <w:ind w:left="5040" w:hanging="360"/>
+      </w:pPr>
+    </w:lvl>
+    <w:lvl w:ilvl="7" w:tplc="04090019" w:tentative="1">
+      <w:start w:val="1"/>
+      <w:numFmt w:val="lowerLetter"/>
+      <w:lvlText w:val="%8."/>
+      <w:lvlJc w:val="left"/>
+      <w:pPr>
+        <w:ind w:left="5760" w:hanging="360"/>
+      </w:pPr>
+    </w:lvl>
+    <w:lvl w:ilvl="8" w:tplc="0409001B" w:tentative="1">
+      <w:start w:val="1"/>
+      <w:numFmt w:val="lowerRoman"/>
+      <w:lvlText w:val="%9."/>
+      <w:lvlJc w:val="right"/>
+      <w:pPr>
+        <w:ind w:left="6480" w:hanging="180"/>
+      </w:pPr>
+    </w:lvl>
+  </w:abstractNum>
+  <w:abstractNum w:abstractNumId="4" w15:restartNumberingAfterBreak="0">
+    <w:nsid w:val="2B755EB5"/>
+    <w:multiLevelType w:val="hybridMultilevel"/>
+    <w:tmpl w:val="451CBECE"/>
+    <w:lvl w:ilvl="0" w:tplc="04090001">
+      <w:start w:val="1"/>
+      <w:numFmt w:val="bullet"/>
+      <w:lvlText w:val=""/>
+      <w:lvlJc w:val="left"/>
+      <w:pPr>
+        <w:ind w:left="720" w:hanging="360"/>
+      </w:pPr>
+      <w:rPr>
+        <w:rFonts w:ascii="Symbol" w:hAnsi="Symbol" w:hint="default"/>
+      </w:rPr>
+    </w:lvl>
+    <w:lvl w:ilvl="1" w:tplc="04090003" w:tentative="1">
+      <w:start w:val="1"/>
+      <w:numFmt w:val="bullet"/>
+      <w:lvlText w:val="o"/>
+      <w:lvlJc w:val="left"/>
+      <w:pPr>
+        <w:ind w:left="1440" w:hanging="360"/>
+      </w:pPr>
+      <w:rPr>
+        <w:rFonts w:ascii="Courier New" w:hAnsi="Courier New" w:cs="Courier New" w:hint="default"/>
+      </w:rPr>
+    </w:lvl>
+    <w:lvl w:ilvl="2" w:tplc="04090005" w:tentative="1">
+      <w:start w:val="1"/>
+      <w:numFmt w:val="bullet"/>
+      <w:lvlText w:val=""/>
+      <w:lvlJc w:val="left"/>
+      <w:pPr>
+        <w:ind w:left="2160" w:hanging="360"/>
+      </w:pPr>
+      <w:rPr>
+        <w:rFonts w:ascii="Wingdings" w:hAnsi="Wingdings" w:hint="default"/>
+      </w:rPr>
+    </w:lvl>
+    <w:lvl w:ilvl="3" w:tplc="04090001" w:tentative="1">
+      <w:start w:val="1"/>
+      <w:numFmt w:val="bullet"/>
+      <w:lvlText w:val=""/>
+      <w:lvlJc w:val="left"/>
+      <w:pPr>
+        <w:ind w:left="2880" w:hanging="360"/>
+      </w:pPr>
+      <w:rPr>
+        <w:rFonts w:ascii="Symbol" w:hAnsi="Symbol" w:hint="default"/>
+      </w:rPr>
+    </w:lvl>
+    <w:lvl w:ilvl="4" w:tplc="04090003" w:tentative="1">
+      <w:start w:val="1"/>
+      <w:numFmt w:val="bullet"/>
+      <w:lvlText w:val="o"/>
+      <w:lvlJc w:val="left"/>
+      <w:pPr>
+        <w:ind w:left="3600" w:hanging="360"/>
+      </w:pPr>
+      <w:rPr>
+        <w:rFonts w:ascii="Courier New" w:hAnsi="Courier New" w:cs="Courier New" w:hint="default"/>
+      </w:rPr>
+    </w:lvl>
+    <w:lvl w:ilvl="5" w:tplc="04090005" w:tentative="1">
+      <w:start w:val="1"/>
+      <w:numFmt w:val="bullet"/>
+      <w:lvlText w:val=""/>
+      <w:lvlJc w:val="left"/>
+      <w:pPr>
+        <w:ind w:left="4320" w:hanging="360"/>
+      </w:pPr>
+      <w:rPr>
+        <w:rFonts w:ascii="Wingdings" w:hAnsi="Wingdings" w:hint="default"/>
+      </w:rPr>
+    </w:lvl>
+    <w:lvl w:ilvl="6" w:tplc="04090001" w:tentative="1">
+      <w:start w:val="1"/>
+      <w:numFmt w:val="bullet"/>
+      <w:lvlText w:val=""/>
+      <w:lvlJc w:val="left"/>
+      <w:pPr>
+        <w:ind w:left="5040" w:hanging="360"/>
+      </w:pPr>
+      <w:rPr>
+        <w:rFonts w:ascii="Symbol" w:hAnsi="Symbol" w:hint="default"/>
+      </w:rPr>
+    </w:lvl>
+    <w:lvl w:ilvl="7" w:tplc="04090003" w:tentative="1">
+      <w:start w:val="1"/>
+      <w:numFmt w:val="bullet"/>
+      <w:lvlText w:val="o"/>
+      <w:lvlJc w:val="left"/>
+      <w:pPr>
+        <w:ind w:left="5760" w:hanging="360"/>
+      </w:pPr>
+      <w:rPr>
+        <w:rFonts w:ascii="Courier New" w:hAnsi="Courier New" w:cs="Courier New" w:hint="default"/>
+      </w:rPr>
+    </w:lvl>
+    <w:lvl w:ilvl="8" w:tplc="04090005" w:tentative="1">
+      <w:start w:val="1"/>
+      <w:numFmt w:val="bullet"/>
+      <w:lvlText w:val=""/>
+      <w:lvlJc w:val="left"/>
+      <w:pPr>
+        <w:ind w:left="6480" w:hanging="360"/>
+      </w:pPr>
+      <w:rPr>
+        <w:rFonts w:ascii="Wingdings" w:hAnsi="Wingdings" w:hint="default"/>
+      </w:rPr>
+    </w:lvl>
+  </w:abstractNum>
   <w:num w:numId="1" w16cid:durableId="1891378432">
-    <w:abstractNumId w:val="1"/>
+    <w:abstractNumId w:val="2"/>
   </w:num>
   <w:num w:numId="2" w16cid:durableId="2131852025">
     <w:abstractNumId w:val="0"/>
+  </w:num>
+  <w:num w:numId="3" w16cid:durableId="1714118186">
+    <w:abstractNumId w:val="3"/>
+  </w:num>
+  <w:num w:numId="4" w16cid:durableId="1964312309">
+    <w:abstractNumId w:val="1"/>
+  </w:num>
+  <w:num w:numId="5" w16cid:durableId="1272400748">
+    <w:abstractNumId w:val="4"/>
   </w:num>
 </w:numbering>
 </file>
@@ -2721,7 +9736,6 @@
     <w:basedOn w:val="Normal"/>
     <w:next w:val="Normal"/>
     <w:link w:val="Heading2Char"/>
-    <w:semiHidden/>
     <w:unhideWhenUsed/>
     <w:qFormat/>
     <w:rsid w:val="00ED709F"/>
@@ -2745,7 +9759,7 @@
     <w:uiPriority w:val="9"/>
     <w:unhideWhenUsed/>
     <w:qFormat/>
-    <w:rsid w:val="00243A05"/>
+    <w:rsid w:val="00FE1DE5"/>
     <w:pPr>
       <w:keepNext/>
       <w:keepLines/>
@@ -2753,7 +9767,7 @@
       <w:outlineLvl w:val="2"/>
     </w:pPr>
     <w:rPr>
-      <w:rFonts w:eastAsiaTheme="majorEastAsia" w:cstheme="majorBidi"/>
+      <w:rFonts w:ascii="Times New Roman" w:eastAsiaTheme="majorEastAsia" w:hAnsi="Times New Roman" w:cstheme="majorBidi"/>
       <w:b/>
       <w:bCs/>
       <w:color w:val="000000" w:themeColor="text1"/>
@@ -2936,7 +9950,6 @@
     <w:name w:val="Heading 2 Char"/>
     <w:basedOn w:val="DefaultParagraphFont"/>
     <w:link w:val="Heading2"/>
-    <w:semiHidden/>
     <w:rsid w:val="00ED709F"/>
     <w:rPr>
       <w:rFonts w:ascii="Times New Roman" w:eastAsiaTheme="majorEastAsia" w:hAnsi="Times New Roman" w:cstheme="majorBidi"/>
@@ -2952,9 +9965,9 @@
     <w:link w:val="Heading3"/>
     <w:uiPriority w:val="9"/>
     <w:qFormat/>
-    <w:rsid w:val="00243A05"/>
+    <w:rsid w:val="00FE1DE5"/>
     <w:rPr>
-      <w:rFonts w:eastAsiaTheme="majorEastAsia" w:cstheme="majorBidi"/>
+      <w:rFonts w:ascii="Times New Roman" w:eastAsiaTheme="majorEastAsia" w:hAnsi="Times New Roman" w:cstheme="majorBidi"/>
       <w:b/>
       <w:bCs/>
       <w:color w:val="000000" w:themeColor="text1"/>
@@ -3282,6 +10295,25 @@
       <w:spacing w:val="5"/>
     </w:rPr>
   </w:style>
+  <w:style w:type="table" w:styleId="TableGrid">
+    <w:name w:val="Table Grid"/>
+    <w:basedOn w:val="TableNormal"/>
+    <w:uiPriority w:val="39"/>
+    <w:rsid w:val="00FE6C16"/>
+    <w:pPr>
+      <w:spacing w:after="0" w:line="240" w:lineRule="auto"/>
+    </w:pPr>
+    <w:tblPr>
+      <w:tblBorders>
+        <w:top w:val="single" w:sz="4" w:space="0" w:color="auto"/>
+        <w:left w:val="single" w:sz="4" w:space="0" w:color="auto"/>
+        <w:bottom w:val="single" w:sz="4" w:space="0" w:color="auto"/>
+        <w:right w:val="single" w:sz="4" w:space="0" w:color="auto"/>
+        <w:insideH w:val="single" w:sz="4" w:space="0" w:color="auto"/>
+        <w:insideV w:val="single" w:sz="4" w:space="0" w:color="auto"/>
+      </w:tblBorders>
+    </w:tblPr>
+  </w:style>
 </w:styles>
 </file>
 
